--- a/A5/AssignmentExperiment.docx
+++ b/A5/AssignmentExperiment.docx
@@ -113,53 +113,12 @@
           <w:color w:val="1B1C1D"/>
         </w:rPr>
       </w:pPr>
-      <w:proofErr w:type="spellStart"/>
-      <w:r>
-        <w:rPr>
-          <w:rFonts w:ascii="Times New Roman" w:eastAsia="Google Sans Text" w:hAnsi="Times New Roman" w:cs="Times New Roman"/>
-          <w:color w:val="1B1C1D"/>
-        </w:rPr>
-        <w:t>TDR_Score</w:t>
-      </w:r>
-      <w:proofErr w:type="spellEnd"/>
-      <w:r>
-        <w:rPr>
-          <w:rFonts w:ascii="Times New Roman" w:eastAsia="Google Sans Text" w:hAnsi="Times New Roman" w:cs="Times New Roman"/>
-          <w:color w:val="1B1C1D"/>
-        </w:rPr>
-        <w:t xml:space="preserve"> = (Effort to Fix) * (</w:t>
-      </w:r>
-      <w:proofErr w:type="spellStart"/>
-      <w:r>
-        <w:rPr>
-          <w:rFonts w:ascii="Times New Roman" w:eastAsia="Google Sans Text" w:hAnsi="Times New Roman" w:cs="Times New Roman"/>
-          <w:color w:val="1B1C1D"/>
-        </w:rPr>
-        <w:t>wcommits</w:t>
-      </w:r>
-      <w:proofErr w:type="spellEnd"/>
-      <w:r>
-        <w:rPr>
-          <w:rFonts w:ascii="Times New Roman" w:eastAsia="Google Sans Text" w:hAnsi="Times New Roman" w:cs="Times New Roman"/>
-          <w:color w:val="1B1C1D"/>
-        </w:rPr>
-        <w:t xml:space="preserve"> * Recent Commits + </w:t>
-      </w:r>
-      <w:proofErr w:type="spellStart"/>
-      <w:r>
-        <w:rPr>
-          <w:rFonts w:ascii="Times New Roman" w:eastAsia="Google Sans Text" w:hAnsi="Times New Roman" w:cs="Times New Roman"/>
-          <w:color w:val="1B1C1D"/>
-        </w:rPr>
-        <w:t>wbugs</w:t>
-      </w:r>
-      <w:proofErr w:type="spellEnd"/>
-      <w:r>
-        <w:rPr>
-          <w:rFonts w:ascii="Times New Roman" w:eastAsia="Google Sans Text" w:hAnsi="Times New Roman" w:cs="Times New Roman"/>
-          <w:color w:val="1B1C1D"/>
-        </w:rPr>
-        <w:t xml:space="preserve"> * Recent Bugs)</w:t>
+      <w:r>
+        <w:rPr>
+          <w:rFonts w:ascii="Times New Roman" w:eastAsia="Google Sans Text" w:hAnsi="Times New Roman" w:cs="Times New Roman"/>
+          <w:color w:val="1B1C1D"/>
+        </w:rPr>
+        <w:t>TDR_Score = (Effort to Fix) * (wcommits * Recent Commits + wbugs * Recent Bugs)</w:t>
       </w:r>
     </w:p>
     <w:p>
@@ -197,23 +156,7 @@
           <w:rFonts w:ascii="Times New Roman" w:eastAsia="Google Sans Text" w:hAnsi="Times New Roman" w:cs="Times New Roman"/>
           <w:color w:val="1B1C1D"/>
         </w:rPr>
-        <w:t xml:space="preserve"> the </w:t>
-      </w:r>
-      <w:proofErr w:type="spellStart"/>
-      <w:r>
-        <w:rPr>
-          <w:rFonts w:ascii="Times New Roman" w:eastAsia="Google Sans Text" w:hAnsi="Times New Roman" w:cs="Times New Roman"/>
-          <w:color w:val="1B1C1D"/>
-        </w:rPr>
-        <w:t>PyDriller</w:t>
-      </w:r>
-      <w:proofErr w:type="spellEnd"/>
-      <w:r>
-        <w:rPr>
-          <w:rFonts w:ascii="Times New Roman" w:eastAsia="Google Sans Text" w:hAnsi="Times New Roman" w:cs="Times New Roman"/>
-          <w:color w:val="1B1C1D"/>
-        </w:rPr>
-        <w:t xml:space="preserve"> library to count 'Recent Commits</w:t>
+        <w:t xml:space="preserve"> the PyDriller library to count 'Recent Commits</w:t>
       </w:r>
       <w:r>
         <w:rPr>
@@ -283,23 +226,7 @@
           <w:rFonts w:ascii="Times New Roman" w:eastAsia="Google Sans Text" w:hAnsi="Times New Roman" w:cs="Times New Roman"/>
           <w:color w:val="1B1C1D"/>
         </w:rPr>
-        <w:t xml:space="preserve">messy code that isn't </w:t>
-      </w:r>
-      <w:proofErr w:type="gramStart"/>
-      <w:r>
-        <w:rPr>
-          <w:rFonts w:ascii="Times New Roman" w:eastAsia="Google Sans Text" w:hAnsi="Times New Roman" w:cs="Times New Roman"/>
-          <w:color w:val="1B1C1D"/>
-        </w:rPr>
-        <w:t>actually hurting</w:t>
-      </w:r>
-      <w:proofErr w:type="gramEnd"/>
-      <w:r>
-        <w:rPr>
-          <w:rFonts w:ascii="Times New Roman" w:eastAsia="Google Sans Text" w:hAnsi="Times New Roman" w:cs="Times New Roman"/>
-          <w:color w:val="1B1C1D"/>
-        </w:rPr>
-        <w:t xml:space="preserve"> anyone.</w:t>
+        <w:t>messy code that isn't actually hurting anyone.</w:t>
       </w:r>
     </w:p>
     <w:p>
@@ -321,106 +248,6 @@
     </w:p>
     <w:p>
       <w:pPr>
-        <w:pStyle w:val="Titlu2"/>
-        <w:spacing w:before="0" w:after="120" w:line="275" w:lineRule="auto"/>
-        <w:jc w:val="both"/>
-        <w:rPr>
-          <w:rFonts w:ascii="Times New Roman" w:eastAsia="Google Sans" w:hAnsi="Times New Roman" w:cs="Times New Roman"/>
-          <w:color w:val="1B1C1D"/>
-        </w:rPr>
-      </w:pPr>
-      <w:r>
-        <w:rPr>
-          <w:rFonts w:ascii="Times New Roman" w:eastAsia="Google Sans" w:hAnsi="Times New Roman" w:cs="Times New Roman"/>
-          <w:color w:val="1B1C1D"/>
-        </w:rPr>
-        <w:t xml:space="preserve">Chapter 1: The </w:t>
-      </w:r>
-      <w:r>
-        <w:rPr>
-          <w:rFonts w:ascii="Times New Roman" w:eastAsia="Google Sans" w:hAnsi="Times New Roman" w:cs="Times New Roman"/>
-          <w:color w:val="1B1C1D"/>
-        </w:rPr>
-        <w:t>C</w:t>
-      </w:r>
-      <w:r>
-        <w:rPr>
-          <w:rFonts w:ascii="Times New Roman" w:eastAsia="Google Sans" w:hAnsi="Times New Roman" w:cs="Times New Roman"/>
-          <w:color w:val="1B1C1D"/>
-        </w:rPr>
-        <w:t xml:space="preserve">ase for a </w:t>
-      </w:r>
-      <w:r>
-        <w:rPr>
-          <w:rFonts w:ascii="Times New Roman" w:eastAsia="Google Sans" w:hAnsi="Times New Roman" w:cs="Times New Roman"/>
-          <w:color w:val="1B1C1D"/>
-        </w:rPr>
-        <w:t>n</w:t>
-      </w:r>
-      <w:r>
-        <w:rPr>
-          <w:rFonts w:ascii="Times New Roman" w:eastAsia="Google Sans" w:hAnsi="Times New Roman" w:cs="Times New Roman"/>
-          <w:color w:val="1B1C1D"/>
-        </w:rPr>
-        <w:t xml:space="preserve">ew </w:t>
-      </w:r>
-      <w:r>
-        <w:rPr>
-          <w:rFonts w:ascii="Times New Roman" w:eastAsia="Google Sans" w:hAnsi="Times New Roman" w:cs="Times New Roman"/>
-          <w:color w:val="1B1C1D"/>
-        </w:rPr>
-        <w:t>TD</w:t>
-      </w:r>
-      <w:r>
-        <w:rPr>
-          <w:rFonts w:ascii="Times New Roman" w:eastAsia="Google Sans" w:hAnsi="Times New Roman" w:cs="Times New Roman"/>
-          <w:color w:val="1B1C1D"/>
-        </w:rPr>
-        <w:t xml:space="preserve"> Prioritization Model (Related Work)</w:t>
-      </w:r>
-    </w:p>
-    <w:p>
-      <w:pPr>
-        <w:jc w:val="both"/>
-        <w:rPr>
-          <w:rFonts w:ascii="Times New Roman" w:hAnsi="Times New Roman" w:cs="Times New Roman"/>
-        </w:rPr>
-      </w:pPr>
-    </w:p>
-    <w:p>
-      <w:pPr>
-        <w:pStyle w:val="Titlu3"/>
-        <w:spacing w:before="0" w:after="120" w:line="275" w:lineRule="auto"/>
-        <w:jc w:val="both"/>
-        <w:rPr>
-          <w:rFonts w:ascii="Times New Roman" w:eastAsia="Google Sans" w:hAnsi="Times New Roman" w:cs="Times New Roman"/>
-          <w:color w:val="1B1C1D"/>
-        </w:rPr>
-      </w:pPr>
-      <w:r>
-        <w:rPr>
-          <w:rFonts w:ascii="Times New Roman" w:eastAsia="Google Sans" w:hAnsi="Times New Roman" w:cs="Times New Roman"/>
-          <w:color w:val="1B1C1D"/>
-        </w:rPr>
-        <w:t xml:space="preserve">1.1 The </w:t>
-      </w:r>
-      <w:r>
-        <w:rPr>
-          <w:rFonts w:ascii="Times New Roman" w:eastAsia="Google Sans" w:hAnsi="Times New Roman" w:cs="Times New Roman"/>
-          <w:color w:val="1B1C1D"/>
-        </w:rPr>
-        <w:t>issue with</w:t>
-      </w:r>
-      <w:r>
-        <w:rPr>
-          <w:rFonts w:ascii="Times New Roman" w:eastAsia="Google Sans" w:hAnsi="Times New Roman" w:cs="Times New Roman"/>
-          <w:color w:val="1B1C1D"/>
-        </w:rPr>
-        <w:t xml:space="preserve"> Static Metrics: The Cost vs. Pain Problem</w:t>
-      </w:r>
-    </w:p>
-    <w:p>
-      <w:pPr>
         <w:pBdr>
           <w:top w:val="nil"/>
           <w:left w:val="nil"/>
@@ -432,15 +259,23 @@
         <w:jc w:val="both"/>
         <w:rPr>
           <w:rFonts w:ascii="Times New Roman" w:eastAsia="Google Sans Text" w:hAnsi="Times New Roman" w:cs="Times New Roman"/>
-          <w:color w:val="1B1C1D"/>
-        </w:rPr>
-      </w:pPr>
-      <w:r>
-        <w:rPr>
-          <w:rFonts w:ascii="Times New Roman" w:eastAsia="Google Sans Text" w:hAnsi="Times New Roman" w:cs="Times New Roman"/>
-          <w:color w:val="1B1C1D"/>
-        </w:rPr>
-        <w:t>The main reason a new framework is needed is that current tools and metrics are not very good at predicting real problems. Many studies have tried to find a link between the messiness of code (measured by tools like SonarQube) and real-world developer problems (like how long it takes to deliver a feature). The results are consistently weak or inconsistent.</w:t>
+          <w:b/>
+          <w:bCs/>
+          <w:color w:val="1B1C1D"/>
+          <w:sz w:val="36"/>
+          <w:szCs w:val="36"/>
+        </w:rPr>
+      </w:pPr>
+      <w:r>
+        <w:rPr>
+          <w:rFonts w:ascii="Times New Roman" w:eastAsia="Google Sans Text" w:hAnsi="Times New Roman" w:cs="Times New Roman"/>
+          <w:b/>
+          <w:bCs/>
+          <w:color w:val="1B1C1D"/>
+          <w:sz w:val="36"/>
+          <w:szCs w:val="36"/>
+        </w:rPr>
+        <w:t>Classification</w:t>
       </w:r>
     </w:p>
     <w:p>
@@ -456,52 +291,29 @@
         <w:jc w:val="both"/>
         <w:rPr>
           <w:rFonts w:ascii="Times New Roman" w:eastAsia="Google Sans Text" w:hAnsi="Times New Roman" w:cs="Times New Roman"/>
-          <w:color w:val="444746"/>
-          <w:sz w:val="24"/>
-          <w:szCs w:val="24"/>
-          <w:vertAlign w:val="superscript"/>
-        </w:rPr>
-      </w:pPr>
-      <w:r>
-        <w:rPr>
-          <w:rFonts w:ascii="Times New Roman" w:eastAsia="Google Sans Text" w:hAnsi="Times New Roman" w:cs="Times New Roman"/>
-          <w:color w:val="1B1C1D"/>
-        </w:rPr>
-        <w:t xml:space="preserve">When they checked if messy code led to slower delivery times, they got mixed results. In some </w:t>
-      </w:r>
-      <w:r>
-        <w:rPr>
-          <w:rFonts w:ascii="Times New Roman" w:eastAsia="Google Sans Text" w:hAnsi="Times New Roman" w:cs="Times New Roman"/>
-          <w:color w:val="1B1C1D"/>
-        </w:rPr>
-        <w:t>cases,</w:t>
-      </w:r>
-      <w:r>
-        <w:rPr>
-          <w:rFonts w:ascii="Times New Roman" w:eastAsia="Google Sans Text" w:hAnsi="Times New Roman" w:cs="Times New Roman"/>
-          <w:color w:val="1B1C1D"/>
-        </w:rPr>
-        <w:t xml:space="preserve"> it did, in others it had no meaningful impact and in two cases it </w:t>
-      </w:r>
-      <w:proofErr w:type="gramStart"/>
-      <w:r>
-        <w:rPr>
-          <w:rFonts w:ascii="Times New Roman" w:eastAsia="Google Sans Text" w:hAnsi="Times New Roman" w:cs="Times New Roman"/>
-          <w:color w:val="1B1C1D"/>
-        </w:rPr>
-        <w:t>actually had</w:t>
-      </w:r>
-      <w:proofErr w:type="gramEnd"/>
-      <w:r>
-        <w:rPr>
-          <w:rFonts w:ascii="Times New Roman" w:eastAsia="Google Sans Text" w:hAnsi="Times New Roman" w:cs="Times New Roman"/>
-          <w:color w:val="1B1C1D"/>
-        </w:rPr>
-        <w:t xml:space="preserve"> a negative impact. Their conclusion was clear: the relationship between code messiness (TDD) and delivery time (lead time) is either very weak or nonexistent.</w:t>
+          <w:color w:val="1B1C1D"/>
+          <w:sz w:val="26"/>
+          <w:szCs w:val="26"/>
+        </w:rPr>
+      </w:pPr>
+      <w:r>
+        <w:rPr>
+          <w:rFonts w:ascii="Times New Roman" w:eastAsia="Google Sans Text" w:hAnsi="Times New Roman" w:cs="Times New Roman"/>
+          <w:b/>
+          <w:bCs/>
+          <w:color w:val="1B1C1D"/>
+          <w:sz w:val="26"/>
+          <w:szCs w:val="26"/>
+        </w:rPr>
+        <w:t>AMS – MSC2010/MSC2020:</w:t>
       </w:r>
     </w:p>
     <w:p>
       <w:pPr>
+        <w:numPr>
+          <w:ilvl w:val="0"/>
+          <w:numId w:val="29"/>
+        </w:numPr>
         <w:pBdr>
           <w:top w:val="nil"/>
           <w:left w:val="nil"/>
@@ -519,51 +331,18 @@
       <w:r>
         <w:rPr>
           <w:rFonts w:ascii="Times New Roman" w:eastAsia="Google Sans Text" w:hAnsi="Times New Roman" w:cs="Times New Roman"/>
-          <w:color w:val="1B1C1D"/>
-        </w:rPr>
-        <w:t xml:space="preserve">This shows a </w:t>
-      </w:r>
-      <w:r>
-        <w:rPr>
-          <w:rFonts w:ascii="Times New Roman" w:eastAsia="Google Sans Text" w:hAnsi="Times New Roman" w:cs="Times New Roman"/>
-          <w:color w:val="1B1C1D"/>
-        </w:rPr>
-        <w:t>big</w:t>
-      </w:r>
-      <w:r>
-        <w:rPr>
-          <w:rFonts w:ascii="Times New Roman" w:eastAsia="Google Sans Text" w:hAnsi="Times New Roman" w:cs="Times New Roman"/>
-          <w:color w:val="1B1C1D"/>
-        </w:rPr>
-        <w:t xml:space="preserve"> flaw in how debt is typically perceived. It proves that the cost </w:t>
-      </w:r>
-      <w:r>
-        <w:rPr>
-          <w:rFonts w:ascii="Times New Roman" w:eastAsia="Google Sans Text" w:hAnsi="Times New Roman" w:cs="Times New Roman"/>
-          <w:color w:val="1B1C1D"/>
-        </w:rPr>
-        <w:t>of fixing</w:t>
-      </w:r>
-      <w:r>
-        <w:rPr>
-          <w:rFonts w:ascii="Times New Roman" w:eastAsia="Google Sans Text" w:hAnsi="Times New Roman" w:cs="Times New Roman"/>
-          <w:color w:val="1B1C1D"/>
-        </w:rPr>
-        <w:t xml:space="preserve"> debt (the principal) is totally separate from the pain it causes (the interest). If they were linked, the most expensive items could just be fixed first</w:t>
-      </w:r>
-      <w:r>
-        <w:rPr>
-          <w:rFonts w:ascii="Times New Roman" w:eastAsia="Google Sans Text" w:hAnsi="Times New Roman" w:cs="Times New Roman"/>
-          <w:color w:val="1B1C1D"/>
-        </w:rPr>
-        <w:t>, b</w:t>
-      </w:r>
-      <w:r>
-        <w:rPr>
-          <w:rFonts w:ascii="Times New Roman" w:eastAsia="Google Sans Text" w:hAnsi="Times New Roman" w:cs="Times New Roman"/>
-          <w:color w:val="1B1C1D"/>
-        </w:rPr>
-        <w:t>ut they're not.</w:t>
+          <w:b/>
+          <w:bCs/>
+          <w:color w:val="1B1C1D"/>
+        </w:rPr>
+        <w:t>68N30:</w:t>
+      </w:r>
+      <w:r>
+        <w:rPr>
+          <w:rFonts w:ascii="Times New Roman" w:eastAsia="Google Sans Text" w:hAnsi="Times New Roman" w:cs="Times New Roman"/>
+          <w:color w:val="1B1C1D"/>
+        </w:rPr>
+        <w:t xml:space="preserve"> Mathematical aspects of software engineering (specification, verification, metrics, requirements, etc.).</w:t>
       </w:r>
     </w:p>
     <w:p>
@@ -580,22 +359,72 @@
         <w:rPr>
           <w:rFonts w:ascii="Times New Roman" w:eastAsia="Google Sans Text" w:hAnsi="Times New Roman" w:cs="Times New Roman"/>
           <w:color w:val="1B1C1D"/>
-        </w:rPr>
-      </w:pPr>
-      <w:r>
-        <w:rPr>
-          <w:rFonts w:ascii="Times New Roman" w:eastAsia="Google Sans Text" w:hAnsi="Times New Roman" w:cs="Times New Roman"/>
-          <w:color w:val="1B1C1D"/>
-        </w:rPr>
-        <w:t xml:space="preserve">A piece of code can be very expensive to fix but cause zero pain because no one ever touches it. This is </w:t>
-      </w:r>
-      <w:r>
-        <w:rPr>
-          <w:rFonts w:ascii="Times New Roman" w:eastAsia="Google Sans Text" w:hAnsi="Times New Roman" w:cs="Times New Roman"/>
-          <w:color w:val="1B1C1D"/>
-        </w:rPr>
-        <w:lastRenderedPageBreak/>
-        <w:t>why the TDR-W framework is built on the idea that "cost" and "pain" are two different things.</w:t>
+          <w:sz w:val="26"/>
+          <w:szCs w:val="26"/>
+        </w:rPr>
+      </w:pPr>
+      <w:r>
+        <w:rPr>
+          <w:rFonts w:ascii="Times New Roman" w:eastAsia="Google Sans Text" w:hAnsi="Times New Roman" w:cs="Times New Roman"/>
+          <w:b/>
+          <w:bCs/>
+          <w:color w:val="1B1C1D"/>
+          <w:sz w:val="26"/>
+          <w:szCs w:val="26"/>
+        </w:rPr>
+        <w:t>ACM – CCS:</w:t>
+      </w:r>
+    </w:p>
+    <w:p>
+      <w:pPr>
+        <w:pStyle w:val="Listparagraf"/>
+        <w:numPr>
+          <w:ilvl w:val="0"/>
+          <w:numId w:val="31"/>
+        </w:numPr>
+        <w:rPr>
+          <w:rFonts w:ascii="Times New Roman" w:hAnsi="Times New Roman" w:cs="Times New Roman"/>
+        </w:rPr>
+      </w:pPr>
+      <w:r>
+        <w:rPr>
+          <w:rFonts w:ascii="Times New Roman" w:hAnsi="Times New Roman" w:cs="Times New Roman"/>
+        </w:rPr>
+        <w:t xml:space="preserve">Software and its engineering → Software organization and properties → Extra-functional properties → </w:t>
+      </w:r>
+      <w:r>
+        <w:rPr>
+          <w:rFonts w:ascii="Times New Roman" w:hAnsi="Times New Roman" w:cs="Times New Roman"/>
+          <w:b/>
+          <w:bCs/>
+        </w:rPr>
+        <w:t>Software reliability</w:t>
+      </w:r>
+    </w:p>
+    <w:p>
+      <w:pPr>
+        <w:pStyle w:val="Listparagraf"/>
+        <w:numPr>
+          <w:ilvl w:val="0"/>
+          <w:numId w:val="31"/>
+        </w:numPr>
+        <w:rPr>
+          <w:rFonts w:ascii="Times New Roman" w:hAnsi="Times New Roman" w:cs="Times New Roman"/>
+        </w:rPr>
+      </w:pPr>
+      <w:r>
+        <w:rPr>
+          <w:rFonts w:ascii="Times New Roman" w:hAnsi="Times New Roman" w:cs="Times New Roman"/>
+        </w:rPr>
+        <w:t xml:space="preserve">Software and its engineering → Software creation and management → Software development process management → </w:t>
+      </w:r>
+      <w:r>
+        <w:rPr>
+          <w:rFonts w:ascii="Times New Roman" w:hAnsi="Times New Roman" w:cs="Times New Roman"/>
+          <w:b/>
+          <w:bCs/>
+        </w:rPr>
+        <w:t>Risk management</w:t>
       </w:r>
     </w:p>
     <w:p>
@@ -617,24 +446,6 @@
     </w:p>
     <w:p>
       <w:pPr>
-        <w:pStyle w:val="Titlu3"/>
-        <w:spacing w:before="0" w:after="120" w:line="275" w:lineRule="auto"/>
-        <w:jc w:val="both"/>
-        <w:rPr>
-          <w:rFonts w:ascii="Times New Roman" w:eastAsia="Google Sans" w:hAnsi="Times New Roman" w:cs="Times New Roman"/>
-          <w:color w:val="1B1C1D"/>
-        </w:rPr>
-      </w:pPr>
-      <w:r>
-        <w:rPr>
-          <w:rFonts w:ascii="Times New Roman" w:eastAsia="Google Sans" w:hAnsi="Times New Roman" w:cs="Times New Roman"/>
-          <w:color w:val="1B1C1D"/>
-        </w:rPr>
-        <w:t>1.2 The Problem with Prioritizing</w:t>
-      </w:r>
-    </w:p>
-    <w:p>
-      <w:pPr>
         <w:pBdr>
           <w:top w:val="nil"/>
           <w:left w:val="nil"/>
@@ -646,33 +457,9 @@
         <w:jc w:val="both"/>
         <w:rPr>
           <w:rFonts w:ascii="Times New Roman" w:eastAsia="Google Sans Text" w:hAnsi="Times New Roman" w:cs="Times New Roman"/>
-          <w:color w:val="444746"/>
-          <w:sz w:val="24"/>
-          <w:szCs w:val="24"/>
-          <w:vertAlign w:val="superscript"/>
-        </w:rPr>
-      </w:pPr>
-      <w:r>
-        <w:rPr>
-          <w:rFonts w:ascii="Times New Roman" w:eastAsia="Google Sans Text" w:hAnsi="Times New Roman" w:cs="Times New Roman"/>
-          <w:color w:val="1B1C1D"/>
-        </w:rPr>
-        <w:t>Beyond bad metrics, the whole field of</w:t>
-      </w:r>
-      <w:r>
-        <w:rPr>
-          <w:rFonts w:ascii="Times New Roman" w:eastAsia="Google Sans Text" w:hAnsi="Times New Roman" w:cs="Times New Roman"/>
-          <w:color w:val="1B1C1D"/>
-        </w:rPr>
-        <w:t xml:space="preserve"> </w:t>
-      </w:r>
-      <w:r>
-        <w:rPr>
-          <w:rFonts w:ascii="Times New Roman" w:eastAsia="Google Sans Text" w:hAnsi="Times New Roman" w:cs="Times New Roman"/>
-          <w:color w:val="1B1C1D"/>
-        </w:rPr>
-        <w:t>"how to prioritize" is a challenge. Researchers who reviewed all the studies on this topic (a "systematic literature review") found that no one can agree on the best way to do it.</w:t>
-      </w:r>
+          <w:color w:val="1B1C1D"/>
+        </w:rPr>
+      </w:pPr>
     </w:p>
     <w:p>
       <w:pPr>
@@ -687,32 +474,93 @@
         <w:jc w:val="both"/>
         <w:rPr>
           <w:rFonts w:ascii="Times New Roman" w:eastAsia="Google Sans Text" w:hAnsi="Times New Roman" w:cs="Times New Roman"/>
-          <w:color w:val="1B1C1D"/>
-        </w:rPr>
-      </w:pPr>
-      <w:r>
-        <w:rPr>
-          <w:rFonts w:ascii="Times New Roman" w:eastAsia="Google Sans Text" w:hAnsi="Times New Roman" w:cs="Times New Roman"/>
-          <w:color w:val="1B1C1D"/>
-        </w:rPr>
-        <w:t>First, it's way too complex. One review found 53 unique, individual factors that different researchers use to prioritize debt.</w:t>
-      </w:r>
-      <w:r>
-        <w:rPr>
-          <w:rFonts w:ascii="Times New Roman" w:eastAsia="Google Sans Text" w:hAnsi="Times New Roman" w:cs="Times New Roman"/>
-          <w:color w:val="444746"/>
-          <w:sz w:val="24"/>
-          <w:szCs w:val="24"/>
-          <w:vertAlign w:val="superscript"/>
-        </w:rPr>
-        <w:t xml:space="preserve"> </w:t>
-      </w:r>
-      <w:r>
-        <w:rPr>
-          <w:rFonts w:ascii="Times New Roman" w:eastAsia="Google Sans Text" w:hAnsi="Times New Roman" w:cs="Times New Roman"/>
-          <w:color w:val="1B1C1D"/>
-        </w:rPr>
-        <w:t>This makes it impossible for a real team to just pick a model and use it.</w:t>
+          <w:b/>
+          <w:bCs/>
+          <w:color w:val="1B1C1D"/>
+          <w:sz w:val="36"/>
+          <w:szCs w:val="36"/>
+        </w:rPr>
+      </w:pPr>
+      <w:r>
+        <w:rPr>
+          <w:rFonts w:ascii="Times New Roman" w:eastAsia="Google Sans Text" w:hAnsi="Times New Roman" w:cs="Times New Roman"/>
+          <w:b/>
+          <w:bCs/>
+          <w:color w:val="1B1C1D"/>
+          <w:sz w:val="36"/>
+          <w:szCs w:val="36"/>
+        </w:rPr>
+        <w:t>Research Questions:</w:t>
+      </w:r>
+    </w:p>
+    <w:p>
+      <w:pPr>
+        <w:numPr>
+          <w:ilvl w:val="0"/>
+          <w:numId w:val="32"/>
+        </w:numPr>
+        <w:pBdr>
+          <w:top w:val="nil"/>
+          <w:left w:val="nil"/>
+          <w:bottom w:val="nil"/>
+          <w:right w:val="nil"/>
+          <w:between w:val="nil"/>
+        </w:pBdr>
+        <w:tabs>
+          <w:tab w:val="num" w:pos="720"/>
+        </w:tabs>
+        <w:spacing w:after="240" w:line="275" w:lineRule="auto"/>
+        <w:jc w:val="both"/>
+        <w:rPr>
+          <w:rFonts w:ascii="Times New Roman" w:eastAsia="Google Sans Text" w:hAnsi="Times New Roman" w:cs="Times New Roman"/>
+          <w:color w:val="1B1C1D"/>
+        </w:rPr>
+      </w:pPr>
+      <w:r>
+        <w:rPr>
+          <w:rFonts w:ascii="Times New Roman" w:eastAsia="Google Sans Text" w:hAnsi="Times New Roman" w:cs="Times New Roman"/>
+          <w:color w:val="1B1C1D"/>
+        </w:rPr>
+        <w:t xml:space="preserve">Can a simplified, weighted model that combines static costs with dynamic "pain" metrics </w:t>
+      </w:r>
+      <w:r>
+        <w:rPr>
+          <w:rFonts w:ascii="Times New Roman" w:eastAsia="Google Sans Text" w:hAnsi="Times New Roman" w:cs="Times New Roman"/>
+          <w:color w:val="1B1C1D"/>
+        </w:rPr>
+        <w:lastRenderedPageBreak/>
+        <w:t xml:space="preserve">effectively identify critical debt hotspots? </w:t>
+      </w:r>
+    </w:p>
+    <w:p>
+      <w:pPr>
+        <w:numPr>
+          <w:ilvl w:val="0"/>
+          <w:numId w:val="32"/>
+        </w:numPr>
+        <w:pBdr>
+          <w:top w:val="nil"/>
+          <w:left w:val="nil"/>
+          <w:bottom w:val="nil"/>
+          <w:right w:val="nil"/>
+          <w:between w:val="nil"/>
+        </w:pBdr>
+        <w:tabs>
+          <w:tab w:val="num" w:pos="720"/>
+        </w:tabs>
+        <w:spacing w:after="240" w:line="275" w:lineRule="auto"/>
+        <w:jc w:val="both"/>
+        <w:rPr>
+          <w:rFonts w:ascii="Times New Roman" w:eastAsia="Google Sans Text" w:hAnsi="Times New Roman" w:cs="Times New Roman"/>
+          <w:color w:val="1B1C1D"/>
+        </w:rPr>
+      </w:pPr>
+      <w:r>
+        <w:rPr>
+          <w:rFonts w:ascii="Times New Roman" w:eastAsia="Google Sans Text" w:hAnsi="Times New Roman" w:cs="Times New Roman"/>
+          <w:color w:val="1B1C1D"/>
+        </w:rPr>
+        <w:t xml:space="preserve">Can such a model successfully identify and deprioritize "benign debt" (high effort, low pain)? </w:t>
       </w:r>
     </w:p>
     <w:p>
@@ -728,46 +576,108 @@
         <w:jc w:val="both"/>
         <w:rPr>
           <w:rFonts w:ascii="Times New Roman" w:eastAsia="Google Sans Text" w:hAnsi="Times New Roman" w:cs="Times New Roman"/>
-          <w:color w:val="444746"/>
-          <w:sz w:val="24"/>
-          <w:szCs w:val="24"/>
-          <w:vertAlign w:val="superscript"/>
-        </w:rPr>
-      </w:pPr>
-      <w:r>
-        <w:rPr>
-          <w:rFonts w:ascii="Times New Roman" w:eastAsia="Google Sans Text" w:hAnsi="Times New Roman" w:cs="Times New Roman"/>
-          <w:color w:val="1B1C1D"/>
-        </w:rPr>
-        <w:t>Second, and more importantly, these methods fail to answer the real</w:t>
-      </w:r>
-      <w:r>
-        <w:rPr>
-          <w:rFonts w:ascii="Times New Roman" w:eastAsia="Google Sans Text" w:hAnsi="Times New Roman" w:cs="Times New Roman"/>
-          <w:color w:val="1B1C1D"/>
-        </w:rPr>
-        <w:t xml:space="preserve"> </w:t>
-      </w:r>
-      <w:r>
-        <w:rPr>
-          <w:rFonts w:ascii="Times New Roman" w:eastAsia="Google Sans Text" w:hAnsi="Times New Roman" w:cs="Times New Roman"/>
-          <w:color w:val="1B1C1D"/>
-        </w:rPr>
-        <w:t>question. Most methods only help to decide "which piece of debt should be fixed first?" But that's not the problem teams face. The real question is, "</w:t>
-      </w:r>
-      <w:r>
-        <w:rPr>
-          <w:rFonts w:ascii="Times New Roman" w:eastAsia="Google Sans Text" w:hAnsi="Times New Roman" w:cs="Times New Roman"/>
-          <w:color w:val="1B1C1D"/>
-        </w:rPr>
-        <w:t>s</w:t>
-      </w:r>
-      <w:r>
-        <w:rPr>
-          <w:rFonts w:ascii="Times New Roman" w:eastAsia="Google Sans Text" w:hAnsi="Times New Roman" w:cs="Times New Roman"/>
-          <w:color w:val="1B1C1D"/>
-        </w:rPr>
-        <w:t>hould this debt be fixed or should this new feature be built?"</w:t>
+          <w:color w:val="1B1C1D"/>
+        </w:rPr>
+      </w:pPr>
+    </w:p>
+    <w:p>
+      <w:pPr>
+        <w:pStyle w:val="Titlu2"/>
+        <w:spacing w:before="0" w:after="120" w:line="275" w:lineRule="auto"/>
+        <w:jc w:val="both"/>
+        <w:rPr>
+          <w:rFonts w:ascii="Times New Roman" w:eastAsia="Google Sans" w:hAnsi="Times New Roman" w:cs="Times New Roman"/>
+          <w:color w:val="1B1C1D"/>
+        </w:rPr>
+      </w:pPr>
+      <w:r>
+        <w:rPr>
+          <w:rFonts w:ascii="Times New Roman" w:eastAsia="Google Sans" w:hAnsi="Times New Roman" w:cs="Times New Roman"/>
+          <w:color w:val="1B1C1D"/>
+        </w:rPr>
+        <w:t xml:space="preserve">Chapter 1: The </w:t>
+      </w:r>
+      <w:r>
+        <w:rPr>
+          <w:rFonts w:ascii="Times New Roman" w:eastAsia="Google Sans" w:hAnsi="Times New Roman" w:cs="Times New Roman"/>
+          <w:color w:val="1B1C1D"/>
+        </w:rPr>
+        <w:t>C</w:t>
+      </w:r>
+      <w:r>
+        <w:rPr>
+          <w:rFonts w:ascii="Times New Roman" w:eastAsia="Google Sans" w:hAnsi="Times New Roman" w:cs="Times New Roman"/>
+          <w:color w:val="1B1C1D"/>
+        </w:rPr>
+        <w:t xml:space="preserve">ase for a </w:t>
+      </w:r>
+      <w:r>
+        <w:rPr>
+          <w:rFonts w:ascii="Times New Roman" w:eastAsia="Google Sans" w:hAnsi="Times New Roman" w:cs="Times New Roman"/>
+          <w:color w:val="1B1C1D"/>
+        </w:rPr>
+        <w:t>n</w:t>
+      </w:r>
+      <w:r>
+        <w:rPr>
+          <w:rFonts w:ascii="Times New Roman" w:eastAsia="Google Sans" w:hAnsi="Times New Roman" w:cs="Times New Roman"/>
+          <w:color w:val="1B1C1D"/>
+        </w:rPr>
+        <w:t xml:space="preserve">ew </w:t>
+      </w:r>
+      <w:r>
+        <w:rPr>
+          <w:rFonts w:ascii="Times New Roman" w:eastAsia="Google Sans" w:hAnsi="Times New Roman" w:cs="Times New Roman"/>
+          <w:color w:val="1B1C1D"/>
+        </w:rPr>
+        <w:t>TD</w:t>
+      </w:r>
+      <w:r>
+        <w:rPr>
+          <w:rFonts w:ascii="Times New Roman" w:eastAsia="Google Sans" w:hAnsi="Times New Roman" w:cs="Times New Roman"/>
+          <w:color w:val="1B1C1D"/>
+        </w:rPr>
+        <w:t xml:space="preserve"> Prioritization Model (Related Work)</w:t>
+      </w:r>
+    </w:p>
+    <w:p>
+      <w:pPr>
+        <w:jc w:val="both"/>
+        <w:rPr>
+          <w:rFonts w:ascii="Times New Roman" w:hAnsi="Times New Roman" w:cs="Times New Roman"/>
+        </w:rPr>
+      </w:pPr>
+    </w:p>
+    <w:p>
+      <w:pPr>
+        <w:pStyle w:val="Titlu3"/>
+        <w:spacing w:before="0" w:after="120" w:line="275" w:lineRule="auto"/>
+        <w:jc w:val="both"/>
+        <w:rPr>
+          <w:rFonts w:ascii="Times New Roman" w:eastAsia="Google Sans" w:hAnsi="Times New Roman" w:cs="Times New Roman"/>
+          <w:color w:val="1B1C1D"/>
+        </w:rPr>
+      </w:pPr>
+      <w:r>
+        <w:rPr>
+          <w:rFonts w:ascii="Times New Roman" w:eastAsia="Google Sans" w:hAnsi="Times New Roman" w:cs="Times New Roman"/>
+          <w:color w:val="1B1C1D"/>
+        </w:rPr>
+        <w:t xml:space="preserve">1.1 The </w:t>
+      </w:r>
+      <w:r>
+        <w:rPr>
+          <w:rFonts w:ascii="Times New Roman" w:eastAsia="Google Sans" w:hAnsi="Times New Roman" w:cs="Times New Roman"/>
+          <w:color w:val="1B1C1D"/>
+        </w:rPr>
+        <w:t>issue with</w:t>
+      </w:r>
+      <w:r>
+        <w:rPr>
+          <w:rFonts w:ascii="Times New Roman" w:eastAsia="Google Sans" w:hAnsi="Times New Roman" w:cs="Times New Roman"/>
+          <w:color w:val="1B1C1D"/>
+        </w:rPr>
+        <w:t xml:space="preserve"> Static Metrics: The Cost vs. Pain Problem</w:t>
       </w:r>
     </w:p>
     <w:p>
@@ -783,6 +693,333 @@
         <w:jc w:val="both"/>
         <w:rPr>
           <w:rFonts w:ascii="Times New Roman" w:eastAsia="Google Sans Text" w:hAnsi="Times New Roman" w:cs="Times New Roman"/>
+          <w:color w:val="1B1C1D"/>
+        </w:rPr>
+      </w:pPr>
+      <w:r>
+        <w:rPr>
+          <w:rFonts w:ascii="Times New Roman" w:eastAsia="Google Sans Text" w:hAnsi="Times New Roman" w:cs="Times New Roman"/>
+          <w:color w:val="1B1C1D"/>
+        </w:rPr>
+        <w:t>The main reason a new framework is needed is that current tools and metrics are not very good at predicting real problems. Many studies have tried to find a link between the messiness of code (measured by tools like SonarQube) and real-world developer problems (like how long it takes to deliver a feature). The results are consistently weak or inconsistent.</w:t>
+      </w:r>
+    </w:p>
+    <w:p>
+      <w:pPr>
+        <w:pBdr>
+          <w:top w:val="nil"/>
+          <w:left w:val="nil"/>
+          <w:bottom w:val="nil"/>
+          <w:right w:val="nil"/>
+          <w:between w:val="nil"/>
+        </w:pBdr>
+        <w:spacing w:after="240" w:line="275" w:lineRule="auto"/>
+        <w:jc w:val="both"/>
+        <w:rPr>
+          <w:rFonts w:ascii="Times New Roman" w:eastAsia="Google Sans Text" w:hAnsi="Times New Roman" w:cs="Times New Roman"/>
+          <w:color w:val="444746"/>
+          <w:sz w:val="24"/>
+          <w:szCs w:val="24"/>
+          <w:vertAlign w:val="superscript"/>
+        </w:rPr>
+      </w:pPr>
+      <w:r>
+        <w:rPr>
+          <w:rFonts w:ascii="Times New Roman" w:eastAsia="Google Sans Text" w:hAnsi="Times New Roman" w:cs="Times New Roman"/>
+          <w:color w:val="1B1C1D"/>
+        </w:rPr>
+        <w:t xml:space="preserve">When they checked if messy code led to slower delivery times, they got mixed results. In some </w:t>
+      </w:r>
+      <w:r>
+        <w:rPr>
+          <w:rFonts w:ascii="Times New Roman" w:eastAsia="Google Sans Text" w:hAnsi="Times New Roman" w:cs="Times New Roman"/>
+          <w:color w:val="1B1C1D"/>
+        </w:rPr>
+        <w:t>cases,</w:t>
+      </w:r>
+      <w:r>
+        <w:rPr>
+          <w:rFonts w:ascii="Times New Roman" w:eastAsia="Google Sans Text" w:hAnsi="Times New Roman" w:cs="Times New Roman"/>
+          <w:color w:val="1B1C1D"/>
+        </w:rPr>
+        <w:t xml:space="preserve"> it did, in others it had no meaningful impact and in two cases it actually had a negative impact. Their conclusion was clear: the relationship between code messiness (TDD) and delivery time (lead time) is either very weak or nonexistent.</w:t>
+      </w:r>
+    </w:p>
+    <w:p>
+      <w:pPr>
+        <w:pBdr>
+          <w:top w:val="nil"/>
+          <w:left w:val="nil"/>
+          <w:bottom w:val="nil"/>
+          <w:right w:val="nil"/>
+          <w:between w:val="nil"/>
+        </w:pBdr>
+        <w:spacing w:after="240" w:line="275" w:lineRule="auto"/>
+        <w:jc w:val="both"/>
+        <w:rPr>
+          <w:rFonts w:ascii="Times New Roman" w:eastAsia="Google Sans Text" w:hAnsi="Times New Roman" w:cs="Times New Roman"/>
+          <w:color w:val="1B1C1D"/>
+        </w:rPr>
+      </w:pPr>
+      <w:r>
+        <w:rPr>
+          <w:rFonts w:ascii="Times New Roman" w:eastAsia="Google Sans Text" w:hAnsi="Times New Roman" w:cs="Times New Roman"/>
+          <w:color w:val="1B1C1D"/>
+        </w:rPr>
+        <w:t xml:space="preserve">This shows a </w:t>
+      </w:r>
+      <w:r>
+        <w:rPr>
+          <w:rFonts w:ascii="Times New Roman" w:eastAsia="Google Sans Text" w:hAnsi="Times New Roman" w:cs="Times New Roman"/>
+          <w:color w:val="1B1C1D"/>
+        </w:rPr>
+        <w:t>big</w:t>
+      </w:r>
+      <w:r>
+        <w:rPr>
+          <w:rFonts w:ascii="Times New Roman" w:eastAsia="Google Sans Text" w:hAnsi="Times New Roman" w:cs="Times New Roman"/>
+          <w:color w:val="1B1C1D"/>
+        </w:rPr>
+        <w:t xml:space="preserve"> flaw in how debt is typically perceived. It proves that the cost </w:t>
+      </w:r>
+      <w:r>
+        <w:rPr>
+          <w:rFonts w:ascii="Times New Roman" w:eastAsia="Google Sans Text" w:hAnsi="Times New Roman" w:cs="Times New Roman"/>
+          <w:color w:val="1B1C1D"/>
+        </w:rPr>
+        <w:t>of fixing</w:t>
+      </w:r>
+      <w:r>
+        <w:rPr>
+          <w:rFonts w:ascii="Times New Roman" w:eastAsia="Google Sans Text" w:hAnsi="Times New Roman" w:cs="Times New Roman"/>
+          <w:color w:val="1B1C1D"/>
+        </w:rPr>
+        <w:t xml:space="preserve"> debt (the principal) is totally separate from the pain it causes (the interest). If they were linked, the most expensive items could just be fixed first</w:t>
+      </w:r>
+      <w:r>
+        <w:rPr>
+          <w:rFonts w:ascii="Times New Roman" w:eastAsia="Google Sans Text" w:hAnsi="Times New Roman" w:cs="Times New Roman"/>
+          <w:color w:val="1B1C1D"/>
+        </w:rPr>
+        <w:t>, b</w:t>
+      </w:r>
+      <w:r>
+        <w:rPr>
+          <w:rFonts w:ascii="Times New Roman" w:eastAsia="Google Sans Text" w:hAnsi="Times New Roman" w:cs="Times New Roman"/>
+          <w:color w:val="1B1C1D"/>
+        </w:rPr>
+        <w:t>ut they're not.</w:t>
+      </w:r>
+    </w:p>
+    <w:p>
+      <w:pPr>
+        <w:pBdr>
+          <w:top w:val="nil"/>
+          <w:left w:val="nil"/>
+          <w:bottom w:val="nil"/>
+          <w:right w:val="nil"/>
+          <w:between w:val="nil"/>
+        </w:pBdr>
+        <w:spacing w:after="240" w:line="275" w:lineRule="auto"/>
+        <w:jc w:val="both"/>
+        <w:rPr>
+          <w:rFonts w:ascii="Times New Roman" w:eastAsia="Google Sans Text" w:hAnsi="Times New Roman" w:cs="Times New Roman"/>
+          <w:color w:val="1B1C1D"/>
+        </w:rPr>
+      </w:pPr>
+      <w:r>
+        <w:rPr>
+          <w:rFonts w:ascii="Times New Roman" w:eastAsia="Google Sans Text" w:hAnsi="Times New Roman" w:cs="Times New Roman"/>
+          <w:color w:val="1B1C1D"/>
+        </w:rPr>
+        <w:t>A piece of code can be very expensive to fix but cause zero pain because no one ever touches it. This is why the TDR-W framework is built on the idea that "cost" and "pain" are two different things.</w:t>
+      </w:r>
+    </w:p>
+    <w:p>
+      <w:pPr>
+        <w:pBdr>
+          <w:top w:val="nil"/>
+          <w:left w:val="nil"/>
+          <w:bottom w:val="nil"/>
+          <w:right w:val="nil"/>
+          <w:between w:val="nil"/>
+        </w:pBdr>
+        <w:spacing w:after="240" w:line="275" w:lineRule="auto"/>
+        <w:jc w:val="both"/>
+        <w:rPr>
+          <w:rFonts w:ascii="Times New Roman" w:eastAsia="Google Sans Text" w:hAnsi="Times New Roman" w:cs="Times New Roman"/>
+          <w:color w:val="1B1C1D"/>
+        </w:rPr>
+      </w:pPr>
+    </w:p>
+    <w:p>
+      <w:pPr>
+        <w:pStyle w:val="Titlu3"/>
+        <w:spacing w:before="0" w:after="120" w:line="275" w:lineRule="auto"/>
+        <w:jc w:val="both"/>
+        <w:rPr>
+          <w:rFonts w:ascii="Times New Roman" w:eastAsia="Google Sans" w:hAnsi="Times New Roman" w:cs="Times New Roman"/>
+          <w:color w:val="1B1C1D"/>
+        </w:rPr>
+      </w:pPr>
+      <w:r>
+        <w:rPr>
+          <w:rFonts w:ascii="Times New Roman" w:eastAsia="Google Sans" w:hAnsi="Times New Roman" w:cs="Times New Roman"/>
+          <w:color w:val="1B1C1D"/>
+        </w:rPr>
+        <w:t>1.2 The Problem with Prioritizing</w:t>
+      </w:r>
+    </w:p>
+    <w:p>
+      <w:pPr>
+        <w:pBdr>
+          <w:top w:val="nil"/>
+          <w:left w:val="nil"/>
+          <w:bottom w:val="nil"/>
+          <w:right w:val="nil"/>
+          <w:between w:val="nil"/>
+        </w:pBdr>
+        <w:spacing w:after="240" w:line="275" w:lineRule="auto"/>
+        <w:jc w:val="both"/>
+        <w:rPr>
+          <w:rFonts w:ascii="Times New Roman" w:eastAsia="Google Sans Text" w:hAnsi="Times New Roman" w:cs="Times New Roman"/>
+          <w:color w:val="444746"/>
+          <w:sz w:val="24"/>
+          <w:szCs w:val="24"/>
+          <w:vertAlign w:val="superscript"/>
+        </w:rPr>
+      </w:pPr>
+      <w:r>
+        <w:rPr>
+          <w:rFonts w:ascii="Times New Roman" w:eastAsia="Google Sans Text" w:hAnsi="Times New Roman" w:cs="Times New Roman"/>
+          <w:color w:val="1B1C1D"/>
+        </w:rPr>
+        <w:t>Beyond bad metrics, the whole field of</w:t>
+      </w:r>
+      <w:r>
+        <w:rPr>
+          <w:rFonts w:ascii="Times New Roman" w:eastAsia="Google Sans Text" w:hAnsi="Times New Roman" w:cs="Times New Roman"/>
+          <w:color w:val="1B1C1D"/>
+        </w:rPr>
+        <w:t xml:space="preserve"> </w:t>
+      </w:r>
+      <w:r>
+        <w:rPr>
+          <w:rFonts w:ascii="Times New Roman" w:eastAsia="Google Sans Text" w:hAnsi="Times New Roman" w:cs="Times New Roman"/>
+          <w:color w:val="1B1C1D"/>
+        </w:rPr>
+        <w:t>"how to prioritize" is a challenge. Researchers who reviewed all the studies on this topic (a "systematic literature review") found that no one can agree on the best way to do it.</w:t>
+      </w:r>
+    </w:p>
+    <w:p>
+      <w:pPr>
+        <w:pBdr>
+          <w:top w:val="nil"/>
+          <w:left w:val="nil"/>
+          <w:bottom w:val="nil"/>
+          <w:right w:val="nil"/>
+          <w:between w:val="nil"/>
+        </w:pBdr>
+        <w:spacing w:after="240" w:line="275" w:lineRule="auto"/>
+        <w:jc w:val="both"/>
+        <w:rPr>
+          <w:rFonts w:ascii="Times New Roman" w:eastAsia="Google Sans Text" w:hAnsi="Times New Roman" w:cs="Times New Roman"/>
+          <w:color w:val="1B1C1D"/>
+        </w:rPr>
+      </w:pPr>
+      <w:r>
+        <w:rPr>
+          <w:rFonts w:ascii="Times New Roman" w:eastAsia="Google Sans Text" w:hAnsi="Times New Roman" w:cs="Times New Roman"/>
+          <w:color w:val="1B1C1D"/>
+        </w:rPr>
+        <w:t>First, it's way too complex. One review found 53 unique, individual factors that different researchers use to prioritize debt.</w:t>
+      </w:r>
+      <w:r>
+        <w:rPr>
+          <w:rFonts w:ascii="Times New Roman" w:eastAsia="Google Sans Text" w:hAnsi="Times New Roman" w:cs="Times New Roman"/>
+          <w:color w:val="444746"/>
+          <w:sz w:val="24"/>
+          <w:szCs w:val="24"/>
+          <w:vertAlign w:val="superscript"/>
+        </w:rPr>
+        <w:t xml:space="preserve"> </w:t>
+      </w:r>
+      <w:r>
+        <w:rPr>
+          <w:rFonts w:ascii="Times New Roman" w:eastAsia="Google Sans Text" w:hAnsi="Times New Roman" w:cs="Times New Roman"/>
+          <w:color w:val="1B1C1D"/>
+        </w:rPr>
+        <w:t>This makes it impossible for a real team to just pick a model and use it.</w:t>
+      </w:r>
+    </w:p>
+    <w:p>
+      <w:pPr>
+        <w:pBdr>
+          <w:top w:val="nil"/>
+          <w:left w:val="nil"/>
+          <w:bottom w:val="nil"/>
+          <w:right w:val="nil"/>
+          <w:between w:val="nil"/>
+        </w:pBdr>
+        <w:spacing w:after="240" w:line="275" w:lineRule="auto"/>
+        <w:jc w:val="both"/>
+        <w:rPr>
+          <w:rFonts w:ascii="Times New Roman" w:eastAsia="Google Sans Text" w:hAnsi="Times New Roman" w:cs="Times New Roman"/>
+          <w:color w:val="444746"/>
+          <w:sz w:val="24"/>
+          <w:szCs w:val="24"/>
+          <w:vertAlign w:val="superscript"/>
+        </w:rPr>
+      </w:pPr>
+      <w:r>
+        <w:rPr>
+          <w:rFonts w:ascii="Times New Roman" w:eastAsia="Google Sans Text" w:hAnsi="Times New Roman" w:cs="Times New Roman"/>
+          <w:color w:val="1B1C1D"/>
+        </w:rPr>
+        <w:t>Second, and more importantly, these methods fail to answer the real</w:t>
+      </w:r>
+      <w:r>
+        <w:rPr>
+          <w:rFonts w:ascii="Times New Roman" w:eastAsia="Google Sans Text" w:hAnsi="Times New Roman" w:cs="Times New Roman"/>
+          <w:color w:val="1B1C1D"/>
+        </w:rPr>
+        <w:t xml:space="preserve"> </w:t>
+      </w:r>
+      <w:r>
+        <w:rPr>
+          <w:rFonts w:ascii="Times New Roman" w:eastAsia="Google Sans Text" w:hAnsi="Times New Roman" w:cs="Times New Roman"/>
+          <w:color w:val="1B1C1D"/>
+        </w:rPr>
+        <w:t>question. Most methods only help to decide "which piece of debt should be fixed first?" But that's not the problem teams face. The real question is, "</w:t>
+      </w:r>
+      <w:r>
+        <w:rPr>
+          <w:rFonts w:ascii="Times New Roman" w:eastAsia="Google Sans Text" w:hAnsi="Times New Roman" w:cs="Times New Roman"/>
+          <w:color w:val="1B1C1D"/>
+        </w:rPr>
+        <w:t>s</w:t>
+      </w:r>
+      <w:r>
+        <w:rPr>
+          <w:rFonts w:ascii="Times New Roman" w:eastAsia="Google Sans Text" w:hAnsi="Times New Roman" w:cs="Times New Roman"/>
+          <w:color w:val="1B1C1D"/>
+        </w:rPr>
+        <w:t>hould this debt be fixed or should this new feature be built?"</w:t>
+      </w:r>
+    </w:p>
+    <w:p>
+      <w:pPr>
+        <w:pBdr>
+          <w:top w:val="nil"/>
+          <w:left w:val="nil"/>
+          <w:bottom w:val="nil"/>
+          <w:right w:val="nil"/>
+          <w:between w:val="nil"/>
+        </w:pBdr>
+        <w:spacing w:after="240" w:line="275" w:lineRule="auto"/>
+        <w:jc w:val="both"/>
+        <w:rPr>
+          <w:rFonts w:ascii="Times New Roman" w:eastAsia="Google Sans Text" w:hAnsi="Times New Roman" w:cs="Times New Roman"/>
           <w:color w:val="444746"/>
           <w:sz w:val="24"/>
           <w:szCs w:val="24"/>
@@ -825,6 +1062,7 @@
           <w:rFonts w:ascii="Times New Roman" w:eastAsia="Google Sans Text" w:hAnsi="Times New Roman" w:cs="Times New Roman"/>
           <w:color w:val="1B1C1D"/>
         </w:rPr>
+        <w:lastRenderedPageBreak/>
         <w:t>This research shows a new framework is needed that is:</w:t>
       </w:r>
     </w:p>
@@ -1212,53 +1450,21 @@
           <w:rFonts w:ascii="Times New Roman" w:eastAsia="Google Sans Text" w:hAnsi="Times New Roman" w:cs="Times New Roman"/>
           <w:color w:val="1B1C1D"/>
         </w:rPr>
-        <w:t xml:space="preserve"> </w:t>
-      </w:r>
-      <w:proofErr w:type="gramStart"/>
-      <w:r>
-        <w:rPr>
-          <w:rFonts w:ascii="Times New Roman" w:eastAsia="Google Sans Text" w:hAnsi="Times New Roman" w:cs="Times New Roman"/>
-          <w:color w:val="1B1C1D"/>
-        </w:rPr>
-        <w:t>bugs</w:t>
-      </w:r>
-      <w:r>
-        <w:rPr>
-          <w:rFonts w:ascii="Times New Roman" w:eastAsia="Google Sans Text" w:hAnsi="Times New Roman" w:cs="Times New Roman"/>
-          <w:color w:val="1B1C1D"/>
-        </w:rPr>
-        <w:t>,</w:t>
-      </w:r>
-      <w:proofErr w:type="gramEnd"/>
-      <w:r>
-        <w:rPr>
-          <w:rFonts w:ascii="Times New Roman" w:eastAsia="Google Sans Text" w:hAnsi="Times New Roman" w:cs="Times New Roman"/>
-          <w:color w:val="1B1C1D"/>
-        </w:rPr>
-        <w:t xml:space="preserve"> i</w:t>
-      </w:r>
-      <w:r>
-        <w:rPr>
-          <w:rFonts w:ascii="Times New Roman" w:eastAsia="Google Sans Text" w:hAnsi="Times New Roman" w:cs="Times New Roman"/>
-          <w:color w:val="1B1C1D"/>
-        </w:rPr>
-        <w:t xml:space="preserve">t also creates a constant tax on development. A 2018 study by </w:t>
-      </w:r>
-      <w:proofErr w:type="spellStart"/>
-      <w:r>
-        <w:rPr>
-          <w:rFonts w:ascii="Times New Roman" w:eastAsia="Google Sans Text" w:hAnsi="Times New Roman" w:cs="Times New Roman"/>
-          <w:color w:val="1B1C1D"/>
-        </w:rPr>
-        <w:t>Besker</w:t>
-      </w:r>
-      <w:proofErr w:type="spellEnd"/>
-      <w:r>
-        <w:rPr>
-          <w:rFonts w:ascii="Times New Roman" w:eastAsia="Google Sans Text" w:hAnsi="Times New Roman" w:cs="Times New Roman"/>
-          <w:color w:val="1B1C1D"/>
-        </w:rPr>
-        <w:t xml:space="preserve"> et al. measured this and found that developers waste, on average, </w:t>
+        <w:t xml:space="preserve"> bugs</w:t>
+      </w:r>
+      <w:r>
+        <w:rPr>
+          <w:rFonts w:ascii="Times New Roman" w:eastAsia="Google Sans Text" w:hAnsi="Times New Roman" w:cs="Times New Roman"/>
+          <w:color w:val="1B1C1D"/>
+        </w:rPr>
+        <w:t>, i</w:t>
+      </w:r>
+      <w:r>
+        <w:rPr>
+          <w:rFonts w:ascii="Times New Roman" w:eastAsia="Google Sans Text" w:hAnsi="Times New Roman" w:cs="Times New Roman"/>
+          <w:color w:val="1B1C1D"/>
+        </w:rPr>
+        <w:t xml:space="preserve">t also creates a constant tax on development. A 2018 study by Besker et al. measured this and found that developers waste, on average, </w:t>
       </w:r>
       <w:r>
         <w:rPr>
@@ -1338,7 +1544,6 @@
           <w:rFonts w:ascii="Times New Roman" w:eastAsia="Google Sans Text" w:hAnsi="Times New Roman" w:cs="Times New Roman"/>
           <w:color w:val="1B1C1D"/>
         </w:rPr>
-        <w:lastRenderedPageBreak/>
         <w:t xml:space="preserve">The Recent Commits metric (known as "churn" or "volatility") is a direct way to measure this friction. Debt in a file that hasn't been touched in years isn't wasting 23% of anyone's time. But debt in a core file that's changed every day is a hotspot that is </w:t>
       </w:r>
       <w:r>
@@ -1353,23 +1558,7 @@
           <w:rFonts w:ascii="Times New Roman" w:eastAsia="Google Sans Text" w:hAnsi="Times New Roman" w:cs="Times New Roman"/>
           <w:color w:val="1B1C1D"/>
         </w:rPr>
-        <w:t xml:space="preserve">. Another research proposal by Gupta (2018) also supported this idea of linking TD to </w:t>
-      </w:r>
-      <w:proofErr w:type="gramStart"/>
-      <w:r>
-        <w:rPr>
-          <w:rFonts w:ascii="Times New Roman" w:eastAsia="Google Sans Text" w:hAnsi="Times New Roman" w:cs="Times New Roman"/>
-          <w:color w:val="1B1C1D"/>
-        </w:rPr>
-        <w:t>change-sets</w:t>
-      </w:r>
-      <w:proofErr w:type="gramEnd"/>
-      <w:r>
-        <w:rPr>
-          <w:rFonts w:ascii="Times New Roman" w:eastAsia="Google Sans Text" w:hAnsi="Times New Roman" w:cs="Times New Roman"/>
-          <w:color w:val="1B1C1D"/>
-        </w:rPr>
-        <w:t xml:space="preserve"> in the code's history.</w:t>
+        <w:t>. Another research proposal by Gupta (2018) also supported this idea of linking TD to change-sets in the code's history.</w:t>
       </w:r>
     </w:p>
     <w:p>
@@ -1492,27 +1681,7 @@
           <w:bCs/>
           <w:color w:val="1B1C1D"/>
         </w:rPr>
-        <w:t xml:space="preserve">The </w:t>
-      </w:r>
-      <w:proofErr w:type="gramStart"/>
-      <w:r>
-        <w:rPr>
-          <w:rFonts w:ascii="Times New Roman" w:eastAsia="Google Sans Text" w:hAnsi="Times New Roman" w:cs="Times New Roman"/>
-          <w:b/>
-          <w:bCs/>
-          <w:color w:val="1B1C1D"/>
-        </w:rPr>
-        <w:t>Principal</w:t>
-      </w:r>
-      <w:proofErr w:type="gramEnd"/>
-      <w:r>
-        <w:rPr>
-          <w:rFonts w:ascii="Times New Roman" w:eastAsia="Google Sans Text" w:hAnsi="Times New Roman" w:cs="Times New Roman"/>
-          <w:b/>
-          <w:bCs/>
-          <w:color w:val="1B1C1D"/>
-        </w:rPr>
-        <w:t xml:space="preserve"> (Effort to Fix):</w:t>
+        <w:t>The Principal (Effort to Fix):</w:t>
       </w:r>
       <w:r>
         <w:rPr>
@@ -1555,7 +1724,15 @@
           <w:rFonts w:ascii="Times New Roman" w:eastAsia="Google Sans Text" w:hAnsi="Times New Roman" w:cs="Times New Roman"/>
           <w:color w:val="1B1C1D"/>
         </w:rPr>
-        <w:t xml:space="preserve"> This is the model's big idea. It measures the ongoing cost of doing nothing. It's the "interest" being paid every single day in the form of wasted time, developer frustration and customer</w:t>
+        <w:t xml:space="preserve"> This is the model's big idea. It measures the ongoing cost of doing nothing. It's the "interest" being paid every single day in the form of wasted time, developer frustration </w:t>
+      </w:r>
+      <w:r>
+        <w:rPr>
+          <w:rFonts w:ascii="Times New Roman" w:eastAsia="Google Sans Text" w:hAnsi="Times New Roman" w:cs="Times New Roman"/>
+          <w:color w:val="1B1C1D"/>
+        </w:rPr>
+        <w:lastRenderedPageBreak/>
+        <w:t>and customer</w:t>
       </w:r>
       <w:r>
         <w:rPr>
@@ -1698,23 +1875,7 @@
           <w:rFonts w:ascii="Times New Roman" w:eastAsia="Google Sans Text" w:hAnsi="Times New Roman" w:cs="Times New Roman"/>
           <w:color w:val="1B1C1D"/>
         </w:rPr>
-        <w:t xml:space="preserve">The TDR score is calculated by multiplying them: </w:t>
-      </w:r>
-      <w:proofErr w:type="spellStart"/>
-      <w:r>
-        <w:rPr>
-          <w:rFonts w:ascii="Times New Roman" w:eastAsia="Google Sans Text" w:hAnsi="Times New Roman" w:cs="Times New Roman"/>
-          <w:color w:val="1B1C1D"/>
-        </w:rPr>
-        <w:t>TDR_Score</w:t>
-      </w:r>
-      <w:proofErr w:type="spellEnd"/>
-      <w:r>
-        <w:rPr>
-          <w:rFonts w:ascii="Times New Roman" w:eastAsia="Google Sans Text" w:hAnsi="Times New Roman" w:cs="Times New Roman"/>
-          <w:color w:val="1B1C1D"/>
-        </w:rPr>
-        <w:t xml:space="preserve"> = (Effort to Fix) * (Pain Score).</w:t>
+        <w:t>The TDR score is calculated by multiplying them: TDR_Score = (Effort to Fix) * (Pain Score).</w:t>
       </w:r>
     </w:p>
     <w:p>
@@ -1823,21 +1984,12 @@
           <w:rFonts w:ascii="Times New Roman" w:hAnsi="Times New Roman" w:cs="Times New Roman"/>
         </w:rPr>
       </w:pPr>
-      <w:proofErr w:type="spellStart"/>
-      <w:r>
-        <w:rPr>
-          <w:rFonts w:ascii="Times New Roman" w:eastAsia="Google Sans Text" w:hAnsi="Times New Roman" w:cs="Times New Roman"/>
-          <w:color w:val="1B1C1D"/>
-        </w:rPr>
-        <w:t>TDR_Score</w:t>
-      </w:r>
-      <w:proofErr w:type="spellEnd"/>
-      <w:r>
-        <w:rPr>
-          <w:rFonts w:ascii="Times New Roman" w:eastAsia="Google Sans Text" w:hAnsi="Times New Roman" w:cs="Times New Roman"/>
-          <w:color w:val="1B1C1D"/>
-        </w:rPr>
-        <w:t xml:space="preserve"> = 5000. This is a low-priority item.</w:t>
+      <w:r>
+        <w:rPr>
+          <w:rFonts w:ascii="Times New Roman" w:eastAsia="Google Sans Text" w:hAnsi="Times New Roman" w:cs="Times New Roman"/>
+          <w:color w:val="1B1C1D"/>
+        </w:rPr>
+        <w:t>TDR_Score = 5000. This is a low-priority item.</w:t>
       </w:r>
     </w:p>
     <w:p>
@@ -1953,21 +2105,12 @@
           <w:rFonts w:ascii="Times New Roman" w:hAnsi="Times New Roman" w:cs="Times New Roman"/>
         </w:rPr>
       </w:pPr>
-      <w:proofErr w:type="spellStart"/>
-      <w:r>
-        <w:rPr>
-          <w:rFonts w:ascii="Times New Roman" w:eastAsia="Google Sans Text" w:hAnsi="Times New Roman" w:cs="Times New Roman"/>
-          <w:color w:val="1B1C1D"/>
-        </w:rPr>
-        <w:t>TDR_Score</w:t>
-      </w:r>
-      <w:proofErr w:type="spellEnd"/>
-      <w:r>
-        <w:rPr>
-          <w:rFonts w:ascii="Times New Roman" w:eastAsia="Google Sans Text" w:hAnsi="Times New Roman" w:cs="Times New Roman"/>
-          <w:color w:val="1B1C1D"/>
-        </w:rPr>
-        <w:t xml:space="preserve"> = 5000. This is flagged as an equally important item.</w:t>
+      <w:r>
+        <w:rPr>
+          <w:rFonts w:ascii="Times New Roman" w:eastAsia="Google Sans Text" w:hAnsi="Times New Roman" w:cs="Times New Roman"/>
+          <w:color w:val="1B1C1D"/>
+        </w:rPr>
+        <w:t>TDR_Score = 5000. This is flagged as an equally important item.</w:t>
       </w:r>
     </w:p>
     <w:p>
@@ -2120,7 +2263,6 @@
         </w:rPr>
         <w:t xml:space="preserve">The specific formula is a weighted version (TDR-W), which adds </w:t>
       </w:r>
-      <w:proofErr w:type="gramStart"/>
       <w:r>
         <w:rPr>
           <w:rFonts w:ascii="Times New Roman" w:eastAsia="Google Sans Text" w:hAnsi="Times New Roman" w:cs="Times New Roman"/>
@@ -2128,7 +2270,6 @@
         </w:rPr>
         <w:t>weights</w:t>
       </w:r>
-      <w:proofErr w:type="gramEnd"/>
       <w:r>
         <w:rPr>
           <w:rFonts w:ascii="Times New Roman" w:eastAsia="Google Sans Text" w:hAnsi="Times New Roman" w:cs="Times New Roman"/>
@@ -2158,7 +2299,6 @@
           <w:rFonts w:ascii="Times New Roman" w:eastAsia="Google Sans Text" w:hAnsi="Times New Roman" w:cs="Times New Roman"/>
           <w:color w:val="1B1C1D"/>
         </w:rPr>
-        <w:lastRenderedPageBreak/>
         <w:t>The formal TDR-W formula is:</w:t>
       </w:r>
     </w:p>
@@ -2178,29 +2318,12 @@
           <w:color w:val="1B1C1D"/>
         </w:rPr>
       </w:pPr>
-      <w:proofErr w:type="spellStart"/>
-      <w:r>
-        <w:rPr>
-          <w:rFonts w:ascii="Times New Roman" w:eastAsia="Google Sans Text" w:hAnsi="Times New Roman" w:cs="Times New Roman"/>
-          <w:color w:val="1B1C1D"/>
-        </w:rPr>
-        <w:t>TDR_Score</w:t>
-      </w:r>
-      <w:proofErr w:type="spellEnd"/>
-      <w:r>
-        <w:rPr>
-          <w:rFonts w:ascii="Times New Roman" w:eastAsia="Google Sans Text" w:hAnsi="Times New Roman" w:cs="Times New Roman"/>
-          <w:color w:val="1B1C1D"/>
-        </w:rPr>
-        <w:t xml:space="preserve"> = </w:t>
-      </w:r>
-      <w:proofErr w:type="spellStart"/>
-      <w:r>
-        <w:rPr>
-          <w:rFonts w:ascii="Times New Roman" w:eastAsia="Google Sans Text" w:hAnsi="Times New Roman" w:cs="Times New Roman"/>
-          <w:color w:val="1B1C1D"/>
-        </w:rPr>
-        <w:t>E</w:t>
+      <w:r>
+        <w:rPr>
+          <w:rFonts w:ascii="Times New Roman" w:eastAsia="Google Sans Text" w:hAnsi="Times New Roman" w:cs="Times New Roman"/>
+          <w:color w:val="1B1C1D"/>
+        </w:rPr>
+        <w:t>TDR_Score = E</w:t>
       </w:r>
       <w:r>
         <w:rPr>
@@ -2209,31 +2332,13 @@
         </w:rPr>
         <w:t>ffort_to_Fix</w:t>
       </w:r>
-      <w:proofErr w:type="spellEnd"/>
-      <w:r>
-        <w:rPr>
-          <w:rFonts w:ascii="Times New Roman" w:eastAsia="Google Sans Text" w:hAnsi="Times New Roman" w:cs="Times New Roman"/>
-          <w:color w:val="1B1C1D"/>
-        </w:rPr>
-        <w:t xml:space="preserve"> * (</w:t>
-      </w:r>
-      <w:proofErr w:type="spellStart"/>
-      <w:r>
-        <w:rPr>
-          <w:rFonts w:ascii="Times New Roman" w:eastAsia="Google Sans Text" w:hAnsi="Times New Roman" w:cs="Times New Roman"/>
-          <w:color w:val="1B1C1D"/>
-        </w:rPr>
-        <w:t>wc</w:t>
-      </w:r>
-      <w:proofErr w:type="spellEnd"/>
-      <w:r>
-        <w:rPr>
-          <w:rFonts w:ascii="Times New Roman" w:eastAsia="Google Sans Text" w:hAnsi="Times New Roman" w:cs="Times New Roman"/>
-          <w:color w:val="1B1C1D"/>
-        </w:rPr>
-        <w:t xml:space="preserve"> * </w:t>
-      </w:r>
-      <w:proofErr w:type="spellStart"/>
+      <w:r>
+        <w:rPr>
+          <w:rFonts w:ascii="Times New Roman" w:eastAsia="Google Sans Text" w:hAnsi="Times New Roman" w:cs="Times New Roman"/>
+          <w:color w:val="1B1C1D"/>
+        </w:rPr>
+        <w:t xml:space="preserve"> * (wc * </w:t>
+      </w:r>
       <w:r>
         <w:rPr>
           <w:rFonts w:ascii="Times New Roman" w:eastAsia="Google Sans Text" w:hAnsi="Times New Roman" w:cs="Times New Roman"/>
@@ -2241,31 +2346,13 @@
         </w:rPr>
         <w:t>Recent_Commits</w:t>
       </w:r>
-      <w:proofErr w:type="spellEnd"/>
-      <w:r>
-        <w:rPr>
-          <w:rFonts w:ascii="Times New Roman" w:eastAsia="Google Sans Text" w:hAnsi="Times New Roman" w:cs="Times New Roman"/>
-          <w:color w:val="1B1C1D"/>
-        </w:rPr>
-        <w:t xml:space="preserve"> + </w:t>
-      </w:r>
-      <w:proofErr w:type="spellStart"/>
-      <w:r>
-        <w:rPr>
-          <w:rFonts w:ascii="Times New Roman" w:eastAsia="Google Sans Text" w:hAnsi="Times New Roman" w:cs="Times New Roman"/>
-          <w:color w:val="1B1C1D"/>
-        </w:rPr>
-        <w:t>wb</w:t>
-      </w:r>
-      <w:proofErr w:type="spellEnd"/>
-      <w:r>
-        <w:rPr>
-          <w:rFonts w:ascii="Times New Roman" w:eastAsia="Google Sans Text" w:hAnsi="Times New Roman" w:cs="Times New Roman"/>
-          <w:color w:val="1B1C1D"/>
-        </w:rPr>
-        <w:t xml:space="preserve"> * </w:t>
-      </w:r>
-      <w:proofErr w:type="spellStart"/>
+      <w:r>
+        <w:rPr>
+          <w:rFonts w:ascii="Times New Roman" w:eastAsia="Google Sans Text" w:hAnsi="Times New Roman" w:cs="Times New Roman"/>
+          <w:color w:val="1B1C1D"/>
+        </w:rPr>
+        <w:t xml:space="preserve"> + wb * </w:t>
+      </w:r>
       <w:r>
         <w:rPr>
           <w:rFonts w:ascii="Times New Roman" w:eastAsia="Google Sans Text" w:hAnsi="Times New Roman" w:cs="Times New Roman"/>
@@ -2273,7 +2360,6 @@
         </w:rPr>
         <w:t>Recent_Bugs</w:t>
       </w:r>
-      <w:proofErr w:type="spellEnd"/>
       <w:r>
         <w:rPr>
           <w:rFonts w:ascii="Times New Roman" w:eastAsia="Google Sans Text" w:hAnsi="Times New Roman" w:cs="Times New Roman"/>
@@ -2325,21 +2411,12 @@
           <w:rFonts w:ascii="Times New Roman" w:hAnsi="Times New Roman" w:cs="Times New Roman"/>
         </w:rPr>
       </w:pPr>
-      <w:proofErr w:type="spellStart"/>
-      <w:r>
-        <w:rPr>
-          <w:rFonts w:ascii="Times New Roman" w:eastAsia="Google Sans Text" w:hAnsi="Times New Roman" w:cs="Times New Roman"/>
-          <w:color w:val="1B1C1D"/>
-        </w:rPr>
-        <w:t>TDR_Score</w:t>
-      </w:r>
-      <w:proofErr w:type="spellEnd"/>
-      <w:r>
-        <w:rPr>
-          <w:rFonts w:ascii="Times New Roman" w:eastAsia="Google Sans Text" w:hAnsi="Times New Roman" w:cs="Times New Roman"/>
-          <w:color w:val="1B1C1D"/>
-        </w:rPr>
-        <w:t xml:space="preserve"> is the final risk score</w:t>
+      <w:r>
+        <w:rPr>
+          <w:rFonts w:ascii="Times New Roman" w:eastAsia="Google Sans Text" w:hAnsi="Times New Roman" w:cs="Times New Roman"/>
+          <w:color w:val="1B1C1D"/>
+        </w:rPr>
+        <w:t>TDR_Score is the final risk score</w:t>
       </w:r>
     </w:p>
     <w:p>
@@ -2361,7 +2438,6 @@
           <w:rFonts w:ascii="Times New Roman" w:hAnsi="Times New Roman" w:cs="Times New Roman"/>
         </w:rPr>
       </w:pPr>
-      <w:proofErr w:type="spellStart"/>
       <w:r>
         <w:rPr>
           <w:rFonts w:ascii="Times New Roman" w:eastAsia="Google Sans Text" w:hAnsi="Times New Roman" w:cs="Times New Roman"/>
@@ -2395,15 +2471,7 @@
           <w:rFonts w:ascii="Times New Roman" w:eastAsia="Google Sans Text" w:hAnsi="Times New Roman" w:cs="Times New Roman"/>
           <w:color w:val="1B1C1D"/>
         </w:rPr>
-        <w:t>Fix</w:t>
-      </w:r>
-      <w:proofErr w:type="spellEnd"/>
-      <w:r>
-        <w:rPr>
-          <w:rFonts w:ascii="Times New Roman" w:eastAsia="Google Sans Text" w:hAnsi="Times New Roman" w:cs="Times New Roman"/>
-          <w:color w:val="1B1C1D"/>
-        </w:rPr>
-        <w:t xml:space="preserve"> is the principal/cost</w:t>
+        <w:t>Fix is the principal/cost</w:t>
       </w:r>
     </w:p>
     <w:p>
@@ -2425,7 +2493,6 @@
           <w:rFonts w:ascii="Times New Roman" w:hAnsi="Times New Roman" w:cs="Times New Roman"/>
         </w:rPr>
       </w:pPr>
-      <w:proofErr w:type="spellStart"/>
       <w:r>
         <w:rPr>
           <w:rFonts w:ascii="Times New Roman" w:eastAsia="Google Sans Text" w:hAnsi="Times New Roman" w:cs="Times New Roman"/>
@@ -2445,15 +2512,7 @@
           <w:rFonts w:ascii="Times New Roman" w:eastAsia="Google Sans Text" w:hAnsi="Times New Roman" w:cs="Times New Roman"/>
           <w:color w:val="1B1C1D"/>
         </w:rPr>
-        <w:t>Commits</w:t>
-      </w:r>
-      <w:proofErr w:type="spellEnd"/>
-      <w:r>
-        <w:rPr>
-          <w:rFonts w:ascii="Times New Roman" w:eastAsia="Google Sans Text" w:hAnsi="Times New Roman" w:cs="Times New Roman"/>
-          <w:color w:val="1B1C1D"/>
-        </w:rPr>
-        <w:t xml:space="preserve"> is the proxy for development friction</w:t>
+        <w:t>Commits is the proxy for development friction</w:t>
       </w:r>
     </w:p>
     <w:p>
@@ -2475,7 +2534,6 @@
           <w:rFonts w:ascii="Times New Roman" w:hAnsi="Times New Roman" w:cs="Times New Roman"/>
         </w:rPr>
       </w:pPr>
-      <w:proofErr w:type="spellStart"/>
       <w:r>
         <w:rPr>
           <w:rFonts w:ascii="Times New Roman" w:eastAsia="Google Sans Text" w:hAnsi="Times New Roman" w:cs="Times New Roman"/>
@@ -2495,31 +2553,7 @@
           <w:rFonts w:ascii="Times New Roman" w:eastAsia="Google Sans Text" w:hAnsi="Times New Roman" w:cs="Times New Roman"/>
           <w:color w:val="1B1C1D"/>
         </w:rPr>
-        <w:t>Bugs</w:t>
-      </w:r>
-      <w:proofErr w:type="spellEnd"/>
-      <w:r>
-        <w:rPr>
-          <w:rFonts w:ascii="Times New Roman" w:eastAsia="Google Sans Text" w:hAnsi="Times New Roman" w:cs="Times New Roman"/>
-          <w:color w:val="1B1C1D"/>
-        </w:rPr>
-        <w:t xml:space="preserve"> </w:t>
-      </w:r>
-      <w:proofErr w:type="gramStart"/>
-      <w:r>
-        <w:rPr>
-          <w:rFonts w:ascii="Times New Roman" w:eastAsia="Google Sans Text" w:hAnsi="Times New Roman" w:cs="Times New Roman"/>
-          <w:color w:val="1B1C1D"/>
-        </w:rPr>
-        <w:t>is</w:t>
-      </w:r>
-      <w:proofErr w:type="gramEnd"/>
-      <w:r>
-        <w:rPr>
-          <w:rFonts w:ascii="Times New Roman" w:eastAsia="Google Sans Text" w:hAnsi="Times New Roman" w:cs="Times New Roman"/>
-          <w:color w:val="1B1C1D"/>
-        </w:rPr>
-        <w:t xml:space="preserve"> the proxy for product unreliability</w:t>
+        <w:t>Bugs is the proxy for product unreliability</w:t>
       </w:r>
     </w:p>
     <w:p>
@@ -2541,21 +2575,12 @@
           <w:rFonts w:ascii="Times New Roman" w:hAnsi="Times New Roman" w:cs="Times New Roman"/>
         </w:rPr>
       </w:pPr>
-      <w:proofErr w:type="spellStart"/>
-      <w:r>
-        <w:rPr>
-          <w:rFonts w:ascii="Times New Roman" w:eastAsia="Google Sans Text" w:hAnsi="Times New Roman" w:cs="Times New Roman"/>
-          <w:color w:val="1B1C1D"/>
-        </w:rPr>
-        <w:t>wc</w:t>
-      </w:r>
-      <w:proofErr w:type="spellEnd"/>
-      <w:r>
-        <w:rPr>
-          <w:rFonts w:ascii="Times New Roman" w:eastAsia="Google Sans Text" w:hAnsi="Times New Roman" w:cs="Times New Roman"/>
-          <w:color w:val="1B1C1D"/>
-        </w:rPr>
-        <w:t xml:space="preserve"> (Commit Weight) is the weight for friction</w:t>
+      <w:r>
+        <w:rPr>
+          <w:rFonts w:ascii="Times New Roman" w:eastAsia="Google Sans Text" w:hAnsi="Times New Roman" w:cs="Times New Roman"/>
+          <w:color w:val="1B1C1D"/>
+        </w:rPr>
+        <w:t>wc (Commit Weight) is the weight for friction</w:t>
       </w:r>
     </w:p>
     <w:p>
@@ -2577,21 +2602,12 @@
           <w:rFonts w:ascii="Times New Roman" w:hAnsi="Times New Roman" w:cs="Times New Roman"/>
         </w:rPr>
       </w:pPr>
-      <w:proofErr w:type="spellStart"/>
-      <w:r>
-        <w:rPr>
-          <w:rFonts w:ascii="Times New Roman" w:eastAsia="Google Sans Text" w:hAnsi="Times New Roman" w:cs="Times New Roman"/>
-          <w:color w:val="1B1C1D"/>
-        </w:rPr>
-        <w:t>wb</w:t>
-      </w:r>
-      <w:proofErr w:type="spellEnd"/>
-      <w:r>
-        <w:rPr>
-          <w:rFonts w:ascii="Times New Roman" w:eastAsia="Google Sans Text" w:hAnsi="Times New Roman" w:cs="Times New Roman"/>
-          <w:color w:val="1B1C1D"/>
-        </w:rPr>
-        <w:t xml:space="preserve"> (Bug Weight) is the weight for unreliability</w:t>
+      <w:r>
+        <w:rPr>
+          <w:rFonts w:ascii="Times New Roman" w:eastAsia="Google Sans Text" w:hAnsi="Times New Roman" w:cs="Times New Roman"/>
+          <w:color w:val="1B1C1D"/>
+        </w:rPr>
+        <w:t>wb (Bug Weight) is the weight for unreliability</w:t>
       </w:r>
     </w:p>
     <w:p>
@@ -2618,39 +2634,7 @@
           <w:rFonts w:ascii="Times New Roman" w:eastAsia="Google Sans Text" w:hAnsi="Times New Roman" w:cs="Times New Roman"/>
           <w:color w:val="1B1C1D"/>
         </w:rPr>
-        <w:t>These weights (</w:t>
-      </w:r>
-      <w:proofErr w:type="spellStart"/>
-      <w:r>
-        <w:rPr>
-          <w:rFonts w:ascii="Times New Roman" w:eastAsia="Google Sans Text" w:hAnsi="Times New Roman" w:cs="Times New Roman"/>
-          <w:color w:val="1B1C1D"/>
-        </w:rPr>
-        <w:t>wc</w:t>
-      </w:r>
-      <w:proofErr w:type="spellEnd"/>
-      <w:r>
-        <w:rPr>
-          <w:rFonts w:ascii="Times New Roman" w:eastAsia="Google Sans Text" w:hAnsi="Times New Roman" w:cs="Times New Roman"/>
-          <w:color w:val="1B1C1D"/>
-        </w:rPr>
-        <w:t xml:space="preserve"> and </w:t>
-      </w:r>
-      <w:proofErr w:type="spellStart"/>
-      <w:r>
-        <w:rPr>
-          <w:rFonts w:ascii="Times New Roman" w:eastAsia="Google Sans Text" w:hAnsi="Times New Roman" w:cs="Times New Roman"/>
-          <w:color w:val="1B1C1D"/>
-        </w:rPr>
-        <w:t>wb</w:t>
-      </w:r>
-      <w:proofErr w:type="spellEnd"/>
-      <w:r>
-        <w:rPr>
-          <w:rFonts w:ascii="Times New Roman" w:eastAsia="Google Sans Text" w:hAnsi="Times New Roman" w:cs="Times New Roman"/>
-          <w:color w:val="1B1C1D"/>
-        </w:rPr>
-        <w:t>) are how a company's strategy gets put into the model. They address the research gap for models that consider value and resources constraint.</w:t>
+        <w:t>These weights (wc and wb) are how a company's strategy gets put into the model. They address the research gap for models that consider value and resources constraint.</w:t>
       </w:r>
     </w:p>
     <w:p>
@@ -2728,6 +2712,7 @@
           <w:rFonts w:ascii="Times New Roman" w:eastAsia="Google Sans Text" w:hAnsi="Times New Roman" w:cs="Times New Roman"/>
           <w:color w:val="1B1C1D"/>
         </w:rPr>
+        <w:lastRenderedPageBreak/>
         <w:t>A company can set these weights to match its goals:</w:t>
       </w:r>
     </w:p>
@@ -2833,37 +2818,12 @@
           <w:rFonts w:ascii="Times New Roman" w:hAnsi="Times New Roman" w:cs="Times New Roman"/>
         </w:rPr>
       </w:pPr>
-      <w:proofErr w:type="spellStart"/>
-      <w:r>
-        <w:rPr>
-          <w:rFonts w:ascii="Times New Roman" w:eastAsia="Google Sans Text" w:hAnsi="Times New Roman" w:cs="Times New Roman"/>
-          <w:color w:val="1B1C1D"/>
-        </w:rPr>
-        <w:t>wc</w:t>
-      </w:r>
-      <w:proofErr w:type="spellEnd"/>
-      <w:r>
-        <w:rPr>
-          <w:rFonts w:ascii="Times New Roman" w:eastAsia="Google Sans Text" w:hAnsi="Times New Roman" w:cs="Times New Roman"/>
-          <w:color w:val="1B1C1D"/>
-        </w:rPr>
-        <w:t xml:space="preserve"> = 1.0, </w:t>
-      </w:r>
-      <w:proofErr w:type="spellStart"/>
-      <w:r>
-        <w:rPr>
-          <w:rFonts w:ascii="Times New Roman" w:eastAsia="Google Sans Text" w:hAnsi="Times New Roman" w:cs="Times New Roman"/>
-          <w:color w:val="1B1C1D"/>
-        </w:rPr>
-        <w:t>wb</w:t>
-      </w:r>
-      <w:proofErr w:type="spellEnd"/>
-      <w:r>
-        <w:rPr>
-          <w:rFonts w:ascii="Times New Roman" w:eastAsia="Google Sans Text" w:hAnsi="Times New Roman" w:cs="Times New Roman"/>
-          <w:color w:val="1B1C1D"/>
-        </w:rPr>
-        <w:t xml:space="preserve"> = 1.0</w:t>
+      <w:r>
+        <w:rPr>
+          <w:rFonts w:ascii="Times New Roman" w:eastAsia="Google Sans Text" w:hAnsi="Times New Roman" w:cs="Times New Roman"/>
+          <w:color w:val="1B1C1D"/>
+        </w:rPr>
+        <w:t>wc = 1.0, wb = 1.0</w:t>
       </w:r>
     </w:p>
     <w:p>
@@ -3016,37 +2976,12 @@
           <w:rFonts w:ascii="Times New Roman" w:hAnsi="Times New Roman" w:cs="Times New Roman"/>
         </w:rPr>
       </w:pPr>
-      <w:proofErr w:type="spellStart"/>
-      <w:r>
-        <w:rPr>
-          <w:rFonts w:ascii="Times New Roman" w:eastAsia="Google Sans Text" w:hAnsi="Times New Roman" w:cs="Times New Roman"/>
-          <w:color w:val="1B1C1D"/>
-        </w:rPr>
-        <w:t>wc</w:t>
-      </w:r>
-      <w:proofErr w:type="spellEnd"/>
-      <w:r>
-        <w:rPr>
-          <w:rFonts w:ascii="Times New Roman" w:eastAsia="Google Sans Text" w:hAnsi="Times New Roman" w:cs="Times New Roman"/>
-          <w:color w:val="1B1C1D"/>
-        </w:rPr>
-        <w:t xml:space="preserve"> = 0.5, </w:t>
-      </w:r>
-      <w:proofErr w:type="spellStart"/>
-      <w:r>
-        <w:rPr>
-          <w:rFonts w:ascii="Times New Roman" w:eastAsia="Google Sans Text" w:hAnsi="Times New Roman" w:cs="Times New Roman"/>
-          <w:color w:val="1B1C1D"/>
-        </w:rPr>
-        <w:t>wb</w:t>
-      </w:r>
-      <w:proofErr w:type="spellEnd"/>
-      <w:r>
-        <w:rPr>
-          <w:rFonts w:ascii="Times New Roman" w:eastAsia="Google Sans Text" w:hAnsi="Times New Roman" w:cs="Times New Roman"/>
-          <w:color w:val="1B1C1D"/>
-        </w:rPr>
-        <w:t xml:space="preserve"> = 2.0</w:t>
+      <w:r>
+        <w:rPr>
+          <w:rFonts w:ascii="Times New Roman" w:eastAsia="Google Sans Text" w:hAnsi="Times New Roman" w:cs="Times New Roman"/>
+          <w:color w:val="1B1C1D"/>
+        </w:rPr>
+        <w:t>wc = 0.5, wb = 2.0</w:t>
       </w:r>
     </w:p>
     <w:p>
@@ -3430,24 +3365,7 @@
           <w:rFonts w:ascii="Times New Roman" w:eastAsia="Google Sans Text" w:hAnsi="Times New Roman" w:cs="Times New Roman"/>
           <w:color w:val="1B1C1D"/>
         </w:rPr>
-        <w:lastRenderedPageBreak/>
-        <w:t xml:space="preserve">This chapter provides the step-by-step guide for getting the three numbers in the formula. The entire process can be automated with a few Python scripts using the Lizard and </w:t>
-      </w:r>
-      <w:proofErr w:type="spellStart"/>
-      <w:r>
-        <w:rPr>
-          <w:rFonts w:ascii="Times New Roman" w:eastAsia="Google Sans Text" w:hAnsi="Times New Roman" w:cs="Times New Roman"/>
-          <w:color w:val="1B1C1D"/>
-        </w:rPr>
-        <w:t>PyDriller</w:t>
-      </w:r>
-      <w:proofErr w:type="spellEnd"/>
-      <w:r>
-        <w:rPr>
-          <w:rFonts w:ascii="Times New Roman" w:eastAsia="Google Sans Text" w:hAnsi="Times New Roman" w:cs="Times New Roman"/>
-          <w:color w:val="1B1C1D"/>
-        </w:rPr>
-        <w:t xml:space="preserve"> tools.</w:t>
+        <w:t>This chapter provides the step-by-step guide for getting the three numbers in the formula. The entire process can be automated with a few Python scripts using the Lizard and PyDriller tools.</w:t>
       </w:r>
       <w:r>
         <w:rPr>
@@ -3544,23 +3462,7 @@
           <w:rFonts w:ascii="Times New Roman" w:eastAsia="Google Sans Text" w:hAnsi="Times New Roman" w:cs="Times New Roman"/>
           <w:color w:val="1B1C1D"/>
         </w:rPr>
-        <w:t xml:space="preserve">score, which is a guess of how many hours it will take to fix something. Tools like SonarQube provide this, but it's often just a "rough estimate" made up by the tool's developers, not a scientific number. The specified tool, Lizard, does not provide this number at all. </w:t>
-      </w:r>
-      <w:proofErr w:type="gramStart"/>
-      <w:r>
-        <w:rPr>
-          <w:rFonts w:ascii="Times New Roman" w:eastAsia="Google Sans Text" w:hAnsi="Times New Roman" w:cs="Times New Roman"/>
-          <w:color w:val="1B1C1D"/>
-        </w:rPr>
-        <w:t>Lizard</w:t>
-      </w:r>
-      <w:proofErr w:type="gramEnd"/>
-      <w:r>
-        <w:rPr>
-          <w:rFonts w:ascii="Times New Roman" w:eastAsia="Google Sans Text" w:hAnsi="Times New Roman" w:cs="Times New Roman"/>
-          <w:color w:val="1B1C1D"/>
-        </w:rPr>
-        <w:t xml:space="preserve"> only gives complexity metrics like NLOC (lines of code) and CCN (Cyclomatic Complexity).</w:t>
+        <w:t>score, which is a guess of how many hours it will take to fix something. Tools like SonarQube provide this, but it's often just a "rough estimate" made up by the tool's developers, not a scientific number. The specified tool, Lizard, does not provide this number at all. Lizard only gives complexity metrics like NLOC (lines of code) and CCN (Cyclomatic Complexity).</w:t>
       </w:r>
     </w:p>
     <w:p>
@@ -3628,7 +3530,14 @@
         <w:rPr>
           <w:rFonts w:ascii="Times New Roman" w:eastAsia="Google Sans Text" w:hAnsi="Times New Roman" w:cs="Times New Roman"/>
         </w:rPr>
-        <w:t>One study by Higo et al. (2005) specifically proposed a way to estimate refactoring effects based on changes in complexity metrics.</w:t>
+        <w:t xml:space="preserve">One study by Higo et al. (2005) specifically proposed a way to estimate refactoring effects based on changes in complexity </w:t>
+      </w:r>
+      <w:r>
+        <w:rPr>
+          <w:rFonts w:ascii="Times New Roman" w:eastAsia="Google Sans Text" w:hAnsi="Times New Roman" w:cs="Times New Roman"/>
+        </w:rPr>
+        <w:lastRenderedPageBreak/>
+        <w:t>metrics.</w:t>
       </w:r>
       <w:r>
         <w:rPr>
@@ -3713,21 +3622,12 @@
           <w:color w:val="1B1C1D"/>
         </w:rPr>
       </w:pPr>
-      <w:proofErr w:type="spellStart"/>
-      <w:r>
-        <w:rPr>
-          <w:rFonts w:ascii="Times New Roman" w:eastAsia="Google Sans Text" w:hAnsi="Times New Roman" w:cs="Times New Roman"/>
-          <w:color w:val="1B1C1D"/>
-        </w:rPr>
-        <w:t>Effort_Proxy</w:t>
-      </w:r>
-      <w:proofErr w:type="spellEnd"/>
-      <w:r>
-        <w:rPr>
-          <w:rFonts w:ascii="Times New Roman" w:eastAsia="Google Sans Text" w:hAnsi="Times New Roman" w:cs="Times New Roman"/>
-          <w:color w:val="1B1C1D"/>
-        </w:rPr>
-        <w:t xml:space="preserve"> = (Sum of NLOC from all functions) + (k * Sum of CCN from all functions)</w:t>
+      <w:r>
+        <w:rPr>
+          <w:rFonts w:ascii="Times New Roman" w:eastAsia="Google Sans Text" w:hAnsi="Times New Roman" w:cs="Times New Roman"/>
+          <w:color w:val="1B1C1D"/>
+        </w:rPr>
+        <w:t>Effort_Proxy = (Sum of NLOC from all functions) + (k * Sum of CCN from all functions)</w:t>
       </w:r>
     </w:p>
     <w:p>
@@ -4009,55 +3909,7 @@
           <w:rFonts w:ascii="Times New Roman" w:eastAsia="Google Sans Text" w:hAnsi="Times New Roman" w:cs="Times New Roman"/>
           <w:color w:val="1B1C1D"/>
         </w:rPr>
-        <w:t>Finally, it applies the LEP formula (</w:t>
-      </w:r>
-      <w:proofErr w:type="spellStart"/>
-      <w:r>
-        <w:rPr>
-          <w:rFonts w:ascii="Times New Roman" w:eastAsia="Google Sans Text" w:hAnsi="Times New Roman" w:cs="Times New Roman"/>
-          <w:color w:val="1B1C1D"/>
-        </w:rPr>
-        <w:t>Effort_Proxy</w:t>
-      </w:r>
-      <w:proofErr w:type="spellEnd"/>
-      <w:r>
-        <w:rPr>
-          <w:rFonts w:ascii="Times New Roman" w:eastAsia="Google Sans Text" w:hAnsi="Times New Roman" w:cs="Times New Roman"/>
-          <w:color w:val="1B1C1D"/>
-        </w:rPr>
-        <w:t xml:space="preserve"> = </w:t>
-      </w:r>
-      <w:proofErr w:type="spellStart"/>
-      <w:r>
-        <w:rPr>
-          <w:rFonts w:ascii="Times New Roman" w:eastAsia="Google Sans Text" w:hAnsi="Times New Roman" w:cs="Times New Roman"/>
-          <w:color w:val="1B1C1D"/>
-        </w:rPr>
-        <w:t>Module_NLOC_Sum</w:t>
-      </w:r>
-      <w:proofErr w:type="spellEnd"/>
-      <w:r>
-        <w:rPr>
-          <w:rFonts w:ascii="Times New Roman" w:eastAsia="Google Sans Text" w:hAnsi="Times New Roman" w:cs="Times New Roman"/>
-          <w:color w:val="1B1C1D"/>
-        </w:rPr>
-        <w:t xml:space="preserve"> + (k * </w:t>
-      </w:r>
-      <w:proofErr w:type="spellStart"/>
-      <w:r>
-        <w:rPr>
-          <w:rFonts w:ascii="Times New Roman" w:eastAsia="Google Sans Text" w:hAnsi="Times New Roman" w:cs="Times New Roman"/>
-          <w:color w:val="1B1C1D"/>
-        </w:rPr>
-        <w:t>Module_CCN_Sum</w:t>
-      </w:r>
-      <w:proofErr w:type="spellEnd"/>
-      <w:r>
-        <w:rPr>
-          <w:rFonts w:ascii="Times New Roman" w:eastAsia="Google Sans Text" w:hAnsi="Times New Roman" w:cs="Times New Roman"/>
-          <w:color w:val="1B1C1D"/>
-        </w:rPr>
-        <w:t>)) to get the final Effort to Fix score for each module</w:t>
+        <w:t>Finally, it applies the LEP formula (Effort_Proxy = Module_NLOC_Sum + (k * Module_CCN_Sum)) to get the final Effort to Fix score for each module</w:t>
       </w:r>
     </w:p>
     <w:p>
@@ -4092,17 +3944,8 @@
           <w:rFonts w:ascii="Times New Roman" w:eastAsia="Google Sans" w:hAnsi="Times New Roman" w:cs="Times New Roman"/>
           <w:color w:val="1B1C1D"/>
         </w:rPr>
-        <w:t xml:space="preserve">3.2 Instrumentation 2: Measuring Recent Commits using </w:t>
-      </w:r>
-      <w:proofErr w:type="spellStart"/>
-      <w:r>
-        <w:rPr>
-          <w:rFonts w:ascii="Times New Roman" w:eastAsia="Google Sans" w:hAnsi="Times New Roman" w:cs="Times New Roman"/>
-          <w:color w:val="1B1C1D"/>
-        </w:rPr>
-        <w:t>PyDriller</w:t>
-      </w:r>
-      <w:proofErr w:type="spellEnd"/>
+        <w:t>3.2 Instrumentation 2: Measuring Recent Commits using PyDriller</w:t>
+      </w:r>
     </w:p>
     <w:p>
       <w:pPr>
@@ -4172,7 +4015,6 @@
           <w:rFonts w:ascii="Times New Roman" w:eastAsia="Google Sans Text" w:hAnsi="Times New Roman" w:cs="Times New Roman"/>
           <w:color w:val="1B1C1D"/>
         </w:rPr>
-        <w:lastRenderedPageBreak/>
         <w:t xml:space="preserve">All the code is in </w:t>
       </w:r>
       <w:r>
@@ -4433,21 +4275,20 @@
           <w:color w:val="1B1C1D"/>
         </w:rPr>
       </w:pPr>
-      <w:proofErr w:type="gramStart"/>
-      <w:r>
-        <w:rPr>
-          <w:rFonts w:ascii="Times New Roman" w:eastAsia="Google Sans Text" w:hAnsi="Times New Roman" w:cs="Times New Roman"/>
-          <w:color w:val="1B1C1D"/>
-        </w:rPr>
-        <w:t>So</w:t>
-      </w:r>
-      <w:proofErr w:type="gramEnd"/>
-      <w:r>
-        <w:rPr>
-          <w:rFonts w:ascii="Times New Roman" w:eastAsia="Google Sans Text" w:hAnsi="Times New Roman" w:cs="Times New Roman"/>
-          <w:color w:val="1B1C1D"/>
-        </w:rPr>
-        <w:t xml:space="preserve"> the complicated part of SZZ (Step 2) can be completely skipped. This alternative, Heuristic-Based Fix-Mapping (HBFM), only identifies a commit that looks like a bug fix and counts the files in it. This gives a great</w:t>
+      <w:r>
+        <w:rPr>
+          <w:rFonts w:ascii="Times New Roman" w:eastAsia="Google Sans Text" w:hAnsi="Times New Roman" w:cs="Times New Roman"/>
+          <w:color w:val="1B1C1D"/>
+        </w:rPr>
+        <w:t xml:space="preserve">So the complicated part of SZZ (Step 2) can be completely skipped. This alternative, Heuristic-Based Fix-Mapping (HBFM), only identifies a commit that looks like a bug fix and counts the files in it. This gives a </w:t>
+      </w:r>
+      <w:r>
+        <w:rPr>
+          <w:rFonts w:ascii="Times New Roman" w:eastAsia="Google Sans Text" w:hAnsi="Times New Roman" w:cs="Times New Roman"/>
+          <w:color w:val="1B1C1D"/>
+        </w:rPr>
+        <w:lastRenderedPageBreak/>
+        <w:t>great</w:t>
       </w:r>
       <w:r>
         <w:rPr>
@@ -4666,23 +4507,7 @@
           <w:rFonts w:ascii="Times New Roman" w:eastAsia="Google Sans Text" w:hAnsi="Times New Roman" w:cs="Times New Roman"/>
           <w:color w:val="1B1C1D"/>
         </w:rPr>
-        <w:t xml:space="preserve">This chapter presents the results of applying the TDR-W framework to real-world data from several major open-source projects. The goal is to show how the framework's </w:t>
-      </w:r>
-      <w:proofErr w:type="gramStart"/>
-      <w:r>
-        <w:rPr>
-          <w:rFonts w:ascii="Times New Roman" w:eastAsia="Google Sans Text" w:hAnsi="Times New Roman" w:cs="Times New Roman"/>
-          <w:color w:val="1B1C1D"/>
-        </w:rPr>
-        <w:t>outputs create</w:t>
-      </w:r>
-      <w:proofErr w:type="gramEnd"/>
-      <w:r>
-        <w:rPr>
-          <w:rFonts w:ascii="Times New Roman" w:eastAsia="Google Sans Text" w:hAnsi="Times New Roman" w:cs="Times New Roman"/>
-          <w:color w:val="1B1C1D"/>
-        </w:rPr>
-        <w:t xml:space="preserve"> a risk-based priority list.</w:t>
+        <w:t>This chapter presents the results of applying the TDR-W framework to real-world data from several major open-source projects. The goal is to show how the framework's outputs create a risk-based priority list.</w:t>
       </w:r>
     </w:p>
     <w:p>
@@ -4799,119 +4624,7 @@
           <w:rFonts w:ascii="Times New Roman" w:eastAsia="Google Sans Text" w:hAnsi="Times New Roman" w:cs="Times New Roman"/>
           <w:color w:val="1B1C1D"/>
         </w:rPr>
-        <w:t xml:space="preserve">To test the TDR-W framework, data was gathered from a diverse set of seven well-known open-source repositories: </w:t>
-      </w:r>
-      <w:proofErr w:type="spellStart"/>
-      <w:r>
-        <w:rPr>
-          <w:rFonts w:ascii="Times New Roman" w:eastAsia="Google Sans Text" w:hAnsi="Times New Roman" w:cs="Times New Roman"/>
-          <w:color w:val="1B1C1D"/>
-        </w:rPr>
-        <w:t>apache</w:t>
-      </w:r>
-      <w:proofErr w:type="spellEnd"/>
-      <w:r>
-        <w:rPr>
-          <w:rFonts w:ascii="Times New Roman" w:eastAsia="Google Sans Text" w:hAnsi="Times New Roman" w:cs="Times New Roman"/>
-          <w:color w:val="1B1C1D"/>
-        </w:rPr>
-        <w:t xml:space="preserve">/commons-cli, </w:t>
-      </w:r>
-      <w:proofErr w:type="spellStart"/>
-      <w:r>
-        <w:rPr>
-          <w:rFonts w:ascii="Times New Roman" w:eastAsia="Google Sans Text" w:hAnsi="Times New Roman" w:cs="Times New Roman"/>
-          <w:color w:val="1B1C1D"/>
-        </w:rPr>
-        <w:t>apache</w:t>
-      </w:r>
-      <w:proofErr w:type="spellEnd"/>
-      <w:r>
-        <w:rPr>
-          <w:rFonts w:ascii="Times New Roman" w:eastAsia="Google Sans Text" w:hAnsi="Times New Roman" w:cs="Times New Roman"/>
-          <w:color w:val="1B1C1D"/>
-        </w:rPr>
-        <w:t xml:space="preserve">/commons-lang, </w:t>
-      </w:r>
-      <w:proofErr w:type="spellStart"/>
-      <w:r>
-        <w:rPr>
-          <w:rFonts w:ascii="Times New Roman" w:eastAsia="Google Sans Text" w:hAnsi="Times New Roman" w:cs="Times New Roman"/>
-          <w:color w:val="1B1C1D"/>
-        </w:rPr>
-        <w:t>psf</w:t>
-      </w:r>
-      <w:proofErr w:type="spellEnd"/>
-      <w:r>
-        <w:rPr>
-          <w:rFonts w:ascii="Times New Roman" w:eastAsia="Google Sans Text" w:hAnsi="Times New Roman" w:cs="Times New Roman"/>
-          <w:color w:val="1B1C1D"/>
-        </w:rPr>
-        <w:t xml:space="preserve">/requests, </w:t>
-      </w:r>
-      <w:proofErr w:type="spellStart"/>
-      <w:r>
-        <w:rPr>
-          <w:rFonts w:ascii="Times New Roman" w:eastAsia="Google Sans Text" w:hAnsi="Times New Roman" w:cs="Times New Roman"/>
-          <w:color w:val="1B1C1D"/>
-        </w:rPr>
-        <w:t>zxing</w:t>
-      </w:r>
-      <w:proofErr w:type="spellEnd"/>
-      <w:r>
-        <w:rPr>
-          <w:rFonts w:ascii="Times New Roman" w:eastAsia="Google Sans Text" w:hAnsi="Times New Roman" w:cs="Times New Roman"/>
-          <w:color w:val="1B1C1D"/>
-        </w:rPr>
-        <w:t>/</w:t>
-      </w:r>
-      <w:proofErr w:type="spellStart"/>
-      <w:r>
-        <w:rPr>
-          <w:rFonts w:ascii="Times New Roman" w:eastAsia="Google Sans Text" w:hAnsi="Times New Roman" w:cs="Times New Roman"/>
-          <w:color w:val="1B1C1D"/>
-        </w:rPr>
-        <w:t>zxing</w:t>
-      </w:r>
-      <w:proofErr w:type="spellEnd"/>
-      <w:r>
-        <w:rPr>
-          <w:rFonts w:ascii="Times New Roman" w:eastAsia="Google Sans Text" w:hAnsi="Times New Roman" w:cs="Times New Roman"/>
-          <w:color w:val="1B1C1D"/>
-        </w:rPr>
-        <w:t xml:space="preserve">, pallets/flask, </w:t>
-      </w:r>
-      <w:proofErr w:type="spellStart"/>
-      <w:r>
-        <w:rPr>
-          <w:rFonts w:ascii="Times New Roman" w:eastAsia="Google Sans Text" w:hAnsi="Times New Roman" w:cs="Times New Roman"/>
-          <w:color w:val="1B1C1D"/>
-        </w:rPr>
-        <w:t>facebook</w:t>
-      </w:r>
-      <w:proofErr w:type="spellEnd"/>
-      <w:r>
-        <w:rPr>
-          <w:rFonts w:ascii="Times New Roman" w:eastAsia="Google Sans Text" w:hAnsi="Times New Roman" w:cs="Times New Roman"/>
-          <w:color w:val="1B1C1D"/>
-        </w:rPr>
-        <w:t xml:space="preserve">/react, and </w:t>
-      </w:r>
-      <w:proofErr w:type="spellStart"/>
-      <w:r>
-        <w:rPr>
-          <w:rFonts w:ascii="Times New Roman" w:eastAsia="Google Sans Text" w:hAnsi="Times New Roman" w:cs="Times New Roman"/>
-          <w:color w:val="1B1C1D"/>
-        </w:rPr>
-        <w:t>chartjs</w:t>
-      </w:r>
-      <w:proofErr w:type="spellEnd"/>
-      <w:r>
-        <w:rPr>
-          <w:rFonts w:ascii="Times New Roman" w:eastAsia="Google Sans Text" w:hAnsi="Times New Roman" w:cs="Times New Roman"/>
-          <w:color w:val="1B1C1D"/>
-        </w:rPr>
-        <w:t>/Chart.js. This selection provides a wide range of project sizes, ages and complexit</w:t>
+        <w:t>To test the TDR-W framework, data was gathered from a diverse set of seven well-known open-source repositories: apache/commons-cli, apache/commons-lang, psf/requests, zxing/zxing, pallets/flask, facebook/react, and chartjs/Chart.js. This selection provides a wide range of project sizes, ages and complexit</w:t>
       </w:r>
       <w:r>
         <w:rPr>
@@ -5034,39 +4747,7 @@
           <w:rFonts w:ascii="Times New Roman" w:eastAsia="Google Sans Text" w:hAnsi="Times New Roman" w:cs="Times New Roman"/>
           <w:color w:val="1B1C1D"/>
         </w:rPr>
-        <w:t xml:space="preserve"> Section 2.2 with weights set to </w:t>
-      </w:r>
-      <w:proofErr w:type="spellStart"/>
-      <w:r>
-        <w:rPr>
-          <w:rFonts w:ascii="Times New Roman" w:eastAsia="Google Sans Text" w:hAnsi="Times New Roman" w:cs="Times New Roman"/>
-          <w:color w:val="1B1C1D"/>
-        </w:rPr>
-        <w:t>wc</w:t>
-      </w:r>
-      <w:proofErr w:type="spellEnd"/>
-      <w:r>
-        <w:rPr>
-          <w:rFonts w:ascii="Times New Roman" w:eastAsia="Google Sans Text" w:hAnsi="Times New Roman" w:cs="Times New Roman"/>
-          <w:color w:val="1B1C1D"/>
-        </w:rPr>
-        <w:t xml:space="preserve"> = 0.5 (for Commits) and </w:t>
-      </w:r>
-      <w:proofErr w:type="spellStart"/>
-      <w:r>
-        <w:rPr>
-          <w:rFonts w:ascii="Times New Roman" w:eastAsia="Google Sans Text" w:hAnsi="Times New Roman" w:cs="Times New Roman"/>
-          <w:color w:val="1B1C1D"/>
-        </w:rPr>
-        <w:t>wb</w:t>
-      </w:r>
-      <w:proofErr w:type="spellEnd"/>
-      <w:r>
-        <w:rPr>
-          <w:rFonts w:ascii="Times New Roman" w:eastAsia="Google Sans Text" w:hAnsi="Times New Roman" w:cs="Times New Roman"/>
-          <w:color w:val="1B1C1D"/>
-        </w:rPr>
-        <w:t xml:space="preserve"> = 1.0 (for Bugs). This </w:t>
+        <w:t xml:space="preserve"> Section 2.2 with weights set to wc = 0.5 (for Commits) and wb = 1.0 (for Bugs). This </w:t>
       </w:r>
       <w:r>
         <w:rPr>
@@ -5197,7 +4878,6 @@
           <w:rFonts w:ascii="Times New Roman" w:eastAsia="Google Sans Text" w:hAnsi="Times New Roman" w:cs="Times New Roman"/>
           <w:color w:val="1B1C1D"/>
         </w:rPr>
-        <w:lastRenderedPageBreak/>
         <w:t>The combined data from all projects provides the framework's main deliverable: a risk-ranked list of technical debt hotspots</w:t>
       </w:r>
       <w:r>
@@ -5487,7 +5167,6 @@
                 <w:szCs w:val="18"/>
               </w:rPr>
             </w:pPr>
-            <w:proofErr w:type="spellStart"/>
             <w:r>
               <w:rPr>
                 <w:rFonts w:ascii="Times New Roman" w:eastAsia="Google Sans Text" w:hAnsi="Times New Roman" w:cs="Times New Roman"/>
@@ -5499,7 +5178,6 @@
               </w:rPr>
               <w:t>TDR_Score</w:t>
             </w:r>
-            <w:proofErr w:type="spellEnd"/>
           </w:p>
         </w:tc>
         <w:tc>
@@ -5790,19 +5468,8 @@
                 <w:sz w:val="18"/>
                 <w:szCs w:val="18"/>
               </w:rPr>
-              <w:t>packages\react-reconciler\</w:t>
+              <w:t>packages\react-reconciler\src</w:t>
             </w:r>
-            <w:proofErr w:type="spellStart"/>
-            <w:r>
-              <w:rPr>
-                <w:rFonts w:ascii="Times New Roman" w:eastAsia="Google Sans Text" w:hAnsi="Times New Roman" w:cs="Times New Roman"/>
-                <w:color w:val="1B1C1D"/>
-                <w:sz w:val="18"/>
-                <w:szCs w:val="18"/>
-              </w:rPr>
-              <w:t>src</w:t>
-            </w:r>
-            <w:proofErr w:type="spellEnd"/>
           </w:p>
         </w:tc>
         <w:tc>
@@ -6132,19 +5799,8 @@
                 <w:sz w:val="18"/>
                 <w:szCs w:val="18"/>
               </w:rPr>
-              <w:t>packages\react-server\</w:t>
+              <w:t>packages\react-server\src</w:t>
             </w:r>
-            <w:proofErr w:type="spellStart"/>
-            <w:r>
-              <w:rPr>
-                <w:rFonts w:ascii="Times New Roman" w:eastAsia="Google Sans Text" w:hAnsi="Times New Roman" w:cs="Times New Roman"/>
-                <w:color w:val="1B1C1D"/>
-                <w:sz w:val="18"/>
-                <w:szCs w:val="18"/>
-              </w:rPr>
-              <w:t>src</w:t>
-            </w:r>
-            <w:proofErr w:type="spellEnd"/>
           </w:p>
         </w:tc>
         <w:tc>
@@ -6427,6 +6083,7 @@
                 <w:sz w:val="18"/>
                 <w:szCs w:val="18"/>
               </w:rPr>
+              <w:lastRenderedPageBreak/>
               <w:t>commons-lang</w:t>
             </w:r>
           </w:p>
@@ -6467,7 +6124,6 @@
                 <w:szCs w:val="18"/>
               </w:rPr>
             </w:pPr>
-            <w:proofErr w:type="spellStart"/>
             <w:r>
               <w:rPr>
                 <w:rFonts w:ascii="Times New Roman" w:eastAsia="Google Sans Text" w:hAnsi="Times New Roman" w:cs="Times New Roman"/>
@@ -6475,37 +6131,7 @@
                 <w:sz w:val="18"/>
                 <w:szCs w:val="18"/>
               </w:rPr>
-              <w:t>src</w:t>
-            </w:r>
-            <w:proofErr w:type="spellEnd"/>
-            <w:r>
-              <w:rPr>
-                <w:rFonts w:ascii="Times New Roman" w:eastAsia="Google Sans Text" w:hAnsi="Times New Roman" w:cs="Times New Roman"/>
-                <w:color w:val="1B1C1D"/>
-                <w:sz w:val="18"/>
-                <w:szCs w:val="18"/>
-              </w:rPr>
-              <w:t>\main\java\org\</w:t>
-            </w:r>
-            <w:proofErr w:type="spellStart"/>
-            <w:r>
-              <w:rPr>
-                <w:rFonts w:ascii="Times New Roman" w:eastAsia="Google Sans Text" w:hAnsi="Times New Roman" w:cs="Times New Roman"/>
-                <w:color w:val="1B1C1D"/>
-                <w:sz w:val="18"/>
-                <w:szCs w:val="18"/>
-              </w:rPr>
-              <w:t>apache</w:t>
-            </w:r>
-            <w:proofErr w:type="spellEnd"/>
-            <w:r>
-              <w:rPr>
-                <w:rFonts w:ascii="Times New Roman" w:eastAsia="Google Sans Text" w:hAnsi="Times New Roman" w:cs="Times New Roman"/>
-                <w:color w:val="1B1C1D"/>
-                <w:sz w:val="18"/>
-                <w:szCs w:val="18"/>
-              </w:rPr>
-              <w:t>\commons\lang3</w:t>
+              <w:t>src\main\java\org\apache\commons\lang3</w:t>
             </w:r>
           </w:p>
         </w:tc>
@@ -6836,27 +6462,7 @@
                 <w:sz w:val="18"/>
                 <w:szCs w:val="18"/>
               </w:rPr>
-              <w:t>compiler\packages\babel-plugin-react-compiler\</w:t>
-            </w:r>
-            <w:proofErr w:type="spellStart"/>
-            <w:r>
-              <w:rPr>
-                <w:rFonts w:ascii="Times New Roman" w:eastAsia="Google Sans Text" w:hAnsi="Times New Roman" w:cs="Times New Roman"/>
-                <w:color w:val="1B1C1D"/>
-                <w:sz w:val="18"/>
-                <w:szCs w:val="18"/>
-              </w:rPr>
-              <w:t>src</w:t>
-            </w:r>
-            <w:proofErr w:type="spellEnd"/>
-            <w:r>
-              <w:rPr>
-                <w:rFonts w:ascii="Times New Roman" w:eastAsia="Google Sans Text" w:hAnsi="Times New Roman" w:cs="Times New Roman"/>
-                <w:color w:val="1B1C1D"/>
-                <w:sz w:val="18"/>
-                <w:szCs w:val="18"/>
-              </w:rPr>
-              <w:t>\HIR</w:t>
+              <w:t>compiler\packages\babel-plugin-react-compiler\src\HIR</w:t>
             </w:r>
           </w:p>
         </w:tc>
@@ -7187,19 +6793,8 @@
                 <w:sz w:val="18"/>
                 <w:szCs w:val="18"/>
               </w:rPr>
-              <w:t>packages\react-client\</w:t>
+              <w:t>packages\react-client\src</w:t>
             </w:r>
-            <w:proofErr w:type="spellStart"/>
-            <w:r>
-              <w:rPr>
-                <w:rFonts w:ascii="Times New Roman" w:eastAsia="Google Sans Text" w:hAnsi="Times New Roman" w:cs="Times New Roman"/>
-                <w:color w:val="1B1C1D"/>
-                <w:sz w:val="18"/>
-                <w:szCs w:val="18"/>
-              </w:rPr>
-              <w:t>src</w:t>
-            </w:r>
-            <w:proofErr w:type="spellEnd"/>
           </w:p>
         </w:tc>
         <w:tc>
@@ -7529,47 +7124,7 @@
                 <w:sz w:val="18"/>
                 <w:szCs w:val="18"/>
               </w:rPr>
-              <w:t>packages\react-</w:t>
-            </w:r>
-            <w:proofErr w:type="spellStart"/>
-            <w:r>
-              <w:rPr>
-                <w:rFonts w:ascii="Times New Roman" w:eastAsia="Google Sans Text" w:hAnsi="Times New Roman" w:cs="Times New Roman"/>
-                <w:color w:val="1B1C1D"/>
-                <w:sz w:val="18"/>
-                <w:szCs w:val="18"/>
-              </w:rPr>
-              <w:t>devtools</w:t>
-            </w:r>
-            <w:proofErr w:type="spellEnd"/>
-            <w:r>
-              <w:rPr>
-                <w:rFonts w:ascii="Times New Roman" w:eastAsia="Google Sans Text" w:hAnsi="Times New Roman" w:cs="Times New Roman"/>
-                <w:color w:val="1B1C1D"/>
-                <w:sz w:val="18"/>
-                <w:szCs w:val="18"/>
-              </w:rPr>
-              <w:t>-shared\</w:t>
-            </w:r>
-            <w:proofErr w:type="spellStart"/>
-            <w:r>
-              <w:rPr>
-                <w:rFonts w:ascii="Times New Roman" w:eastAsia="Google Sans Text" w:hAnsi="Times New Roman" w:cs="Times New Roman"/>
-                <w:color w:val="1B1C1D"/>
-                <w:sz w:val="18"/>
-                <w:szCs w:val="18"/>
-              </w:rPr>
-              <w:t>src</w:t>
-            </w:r>
-            <w:proofErr w:type="spellEnd"/>
-            <w:r>
-              <w:rPr>
-                <w:rFonts w:ascii="Times New Roman" w:eastAsia="Google Sans Text" w:hAnsi="Times New Roman" w:cs="Times New Roman"/>
-                <w:color w:val="1B1C1D"/>
-                <w:sz w:val="18"/>
-                <w:szCs w:val="18"/>
-              </w:rPr>
-              <w:t>\backend\fiber</w:t>
+              <w:t>packages\react-devtools-shared\src\backend\fiber</w:t>
             </w:r>
           </w:p>
         </w:tc>
@@ -7900,67 +7455,7 @@
                 <w:sz w:val="18"/>
                 <w:szCs w:val="18"/>
               </w:rPr>
-              <w:t>packages\react-</w:t>
-            </w:r>
-            <w:proofErr w:type="spellStart"/>
-            <w:r>
-              <w:rPr>
-                <w:rFonts w:ascii="Times New Roman" w:eastAsia="Google Sans Text" w:hAnsi="Times New Roman" w:cs="Times New Roman"/>
-                <w:color w:val="1B1C1D"/>
-                <w:sz w:val="18"/>
-                <w:szCs w:val="18"/>
-              </w:rPr>
-              <w:t>devtools</w:t>
-            </w:r>
-            <w:proofErr w:type="spellEnd"/>
-            <w:r>
-              <w:rPr>
-                <w:rFonts w:ascii="Times New Roman" w:eastAsia="Google Sans Text" w:hAnsi="Times New Roman" w:cs="Times New Roman"/>
-                <w:color w:val="1B1C1D"/>
-                <w:sz w:val="18"/>
-                <w:szCs w:val="18"/>
-              </w:rPr>
-              <w:t>-shared\</w:t>
-            </w:r>
-            <w:proofErr w:type="spellStart"/>
-            <w:r>
-              <w:rPr>
-                <w:rFonts w:ascii="Times New Roman" w:eastAsia="Google Sans Text" w:hAnsi="Times New Roman" w:cs="Times New Roman"/>
-                <w:color w:val="1B1C1D"/>
-                <w:sz w:val="18"/>
-                <w:szCs w:val="18"/>
-              </w:rPr>
-              <w:t>src</w:t>
-            </w:r>
-            <w:proofErr w:type="spellEnd"/>
-            <w:r>
-              <w:rPr>
-                <w:rFonts w:ascii="Times New Roman" w:eastAsia="Google Sans Text" w:hAnsi="Times New Roman" w:cs="Times New Roman"/>
-                <w:color w:val="1B1C1D"/>
-                <w:sz w:val="18"/>
-                <w:szCs w:val="18"/>
-              </w:rPr>
-              <w:t>\</w:t>
-            </w:r>
-            <w:proofErr w:type="spellStart"/>
-            <w:r>
-              <w:rPr>
-                <w:rFonts w:ascii="Times New Roman" w:eastAsia="Google Sans Text" w:hAnsi="Times New Roman" w:cs="Times New Roman"/>
-                <w:color w:val="1B1C1D"/>
-                <w:sz w:val="18"/>
-                <w:szCs w:val="18"/>
-              </w:rPr>
-              <w:t>devtools</w:t>
-            </w:r>
-            <w:proofErr w:type="spellEnd"/>
-            <w:r>
-              <w:rPr>
-                <w:rFonts w:ascii="Times New Roman" w:eastAsia="Google Sans Text" w:hAnsi="Times New Roman" w:cs="Times New Roman"/>
-                <w:color w:val="1B1C1D"/>
-                <w:sz w:val="18"/>
-                <w:szCs w:val="18"/>
-              </w:rPr>
-              <w:t>\views\Components</w:t>
+              <w:t>packages\react-devtools-shared\src\devtools\views\Components</w:t>
             </w:r>
           </w:p>
         </w:tc>
@@ -8291,47 +7786,7 @@
                 <w:sz w:val="18"/>
                 <w:szCs w:val="18"/>
               </w:rPr>
-              <w:t>packages\react-</w:t>
-            </w:r>
-            <w:proofErr w:type="spellStart"/>
-            <w:r>
-              <w:rPr>
-                <w:rFonts w:ascii="Times New Roman" w:eastAsia="Google Sans Text" w:hAnsi="Times New Roman" w:cs="Times New Roman"/>
-                <w:color w:val="1B1C1D"/>
-                <w:sz w:val="18"/>
-                <w:szCs w:val="18"/>
-              </w:rPr>
-              <w:t>dom</w:t>
-            </w:r>
-            <w:proofErr w:type="spellEnd"/>
-            <w:r>
-              <w:rPr>
-                <w:rFonts w:ascii="Times New Roman" w:eastAsia="Google Sans Text" w:hAnsi="Times New Roman" w:cs="Times New Roman"/>
-                <w:color w:val="1B1C1D"/>
-                <w:sz w:val="18"/>
-                <w:szCs w:val="18"/>
-              </w:rPr>
-              <w:t>-bindings\</w:t>
-            </w:r>
-            <w:proofErr w:type="spellStart"/>
-            <w:r>
-              <w:rPr>
-                <w:rFonts w:ascii="Times New Roman" w:eastAsia="Google Sans Text" w:hAnsi="Times New Roman" w:cs="Times New Roman"/>
-                <w:color w:val="1B1C1D"/>
-                <w:sz w:val="18"/>
-                <w:szCs w:val="18"/>
-              </w:rPr>
-              <w:t>src</w:t>
-            </w:r>
-            <w:proofErr w:type="spellEnd"/>
-            <w:r>
-              <w:rPr>
-                <w:rFonts w:ascii="Times New Roman" w:eastAsia="Google Sans Text" w:hAnsi="Times New Roman" w:cs="Times New Roman"/>
-                <w:color w:val="1B1C1D"/>
-                <w:sz w:val="18"/>
-                <w:szCs w:val="18"/>
-              </w:rPr>
-              <w:t>\client</w:t>
+              <w:t>packages\react-dom-bindings\src\client</w:t>
             </w:r>
           </w:p>
         </w:tc>
@@ -8608,7 +8063,6 @@
                 <w:szCs w:val="18"/>
               </w:rPr>
             </w:pPr>
-            <w:proofErr w:type="gramStart"/>
             <w:r>
               <w:rPr>
                 <w:rFonts w:ascii="Times New Roman" w:eastAsia="Google Sans Text" w:hAnsi="Times New Roman" w:cs="Times New Roman"/>
@@ -8616,17 +8070,7 @@
                 <w:sz w:val="18"/>
                 <w:szCs w:val="18"/>
               </w:rPr>
-              <w:t>commons</w:t>
-            </w:r>
-            <w:proofErr w:type="gramEnd"/>
-            <w:r>
-              <w:rPr>
-                <w:rFonts w:ascii="Times New Roman" w:eastAsia="Google Sans Text" w:hAnsi="Times New Roman" w:cs="Times New Roman"/>
-                <w:color w:val="1B1C1D"/>
-                <w:sz w:val="18"/>
-                <w:szCs w:val="18"/>
-              </w:rPr>
-              <w:t>-cli</w:t>
+              <w:t>commons-cli</w:t>
             </w:r>
           </w:p>
         </w:tc>
@@ -8666,7 +8110,6 @@
                 <w:szCs w:val="18"/>
               </w:rPr>
             </w:pPr>
-            <w:proofErr w:type="spellStart"/>
             <w:r>
               <w:rPr>
                 <w:rFonts w:ascii="Times New Roman" w:eastAsia="Google Sans Text" w:hAnsi="Times New Roman" w:cs="Times New Roman"/>
@@ -8674,37 +8117,7 @@
                 <w:sz w:val="18"/>
                 <w:szCs w:val="18"/>
               </w:rPr>
-              <w:t>src</w:t>
-            </w:r>
-            <w:proofErr w:type="spellEnd"/>
-            <w:r>
-              <w:rPr>
-                <w:rFonts w:ascii="Times New Roman" w:eastAsia="Google Sans Text" w:hAnsi="Times New Roman" w:cs="Times New Roman"/>
-                <w:color w:val="1B1C1D"/>
-                <w:sz w:val="18"/>
-                <w:szCs w:val="18"/>
-              </w:rPr>
-              <w:t>\main\java\org\</w:t>
-            </w:r>
-            <w:proofErr w:type="spellStart"/>
-            <w:r>
-              <w:rPr>
-                <w:rFonts w:ascii="Times New Roman" w:eastAsia="Google Sans Text" w:hAnsi="Times New Roman" w:cs="Times New Roman"/>
-                <w:color w:val="1B1C1D"/>
-                <w:sz w:val="18"/>
-                <w:szCs w:val="18"/>
-              </w:rPr>
-              <w:t>apache</w:t>
-            </w:r>
-            <w:proofErr w:type="spellEnd"/>
-            <w:r>
-              <w:rPr>
-                <w:rFonts w:ascii="Times New Roman" w:eastAsia="Google Sans Text" w:hAnsi="Times New Roman" w:cs="Times New Roman"/>
-                <w:color w:val="1B1C1D"/>
-                <w:sz w:val="18"/>
-                <w:szCs w:val="18"/>
-              </w:rPr>
-              <w:t>\commons\cli</w:t>
+              <w:t>src\main\java\org\apache\commons\cli</w:t>
             </w:r>
           </w:p>
         </w:tc>
@@ -9035,27 +8448,7 @@
                 <w:sz w:val="18"/>
                 <w:szCs w:val="18"/>
               </w:rPr>
-              <w:t>compiler\packages\babel-plugin-react-compiler\</w:t>
-            </w:r>
-            <w:proofErr w:type="spellStart"/>
-            <w:r>
-              <w:rPr>
-                <w:rFonts w:ascii="Times New Roman" w:eastAsia="Google Sans Text" w:hAnsi="Times New Roman" w:cs="Times New Roman"/>
-                <w:color w:val="1B1C1D"/>
-                <w:sz w:val="18"/>
-                <w:szCs w:val="18"/>
-              </w:rPr>
-              <w:t>src</w:t>
-            </w:r>
-            <w:proofErr w:type="spellEnd"/>
-            <w:r>
-              <w:rPr>
-                <w:rFonts w:ascii="Times New Roman" w:eastAsia="Google Sans Text" w:hAnsi="Times New Roman" w:cs="Times New Roman"/>
-                <w:color w:val="1B1C1D"/>
-                <w:sz w:val="18"/>
-                <w:szCs w:val="18"/>
-              </w:rPr>
-              <w:t>\Validation</w:t>
+              <w:t>compiler\packages\babel-plugin-react-compiler\src\Validation</w:t>
             </w:r>
           </w:p>
         </w:tc>
@@ -9399,7 +8792,6 @@
           <w:rFonts w:ascii="Times New Roman" w:eastAsia="Google Sans Text" w:hAnsi="Times New Roman" w:cs="Times New Roman"/>
           <w:color w:val="1B1C1D"/>
         </w:rPr>
-        <w:lastRenderedPageBreak/>
         <w:t>This TDR ranking gives critical insights that an Effort-only tool would completely miss.</w:t>
       </w:r>
     </w:p>
@@ -9426,7 +8818,6 @@
         </w:rPr>
         <w:t xml:space="preserve">Finding 1: Why </w:t>
       </w:r>
-      <w:proofErr w:type="gramStart"/>
       <w:r>
         <w:rPr>
           <w:rFonts w:ascii="Times New Roman" w:eastAsia="Google Sans Text" w:hAnsi="Times New Roman" w:cs="Times New Roman"/>
@@ -9474,15 +8865,7 @@
           <w:rFonts w:ascii="Times New Roman" w:eastAsia="Google Sans Text" w:hAnsi="Times New Roman" w:cs="Times New Roman"/>
           <w:color w:val="1B1C1D"/>
         </w:rPr>
-        <w:t>s</w:t>
-      </w:r>
-      <w:proofErr w:type="gramEnd"/>
-      <w:r>
-        <w:rPr>
-          <w:rFonts w:ascii="Times New Roman" w:eastAsia="Google Sans Text" w:hAnsi="Times New Roman" w:cs="Times New Roman"/>
-          <w:color w:val="1B1C1D"/>
-        </w:rPr>
-        <w:t xml:space="preserve"> </w:t>
+        <w:t xml:space="preserve">s </w:t>
       </w:r>
       <w:r>
         <w:rPr>
@@ -9544,71 +8927,7 @@
           <w:rFonts w:ascii="Times New Roman" w:eastAsia="Google Sans Text" w:hAnsi="Times New Roman" w:cs="Times New Roman"/>
           <w:color w:val="1B1C1D"/>
         </w:rPr>
-        <w:t>But the TDR analysis shows function (</w:t>
-      </w:r>
-      <w:proofErr w:type="spellStart"/>
-      <w:r>
-        <w:rPr>
-          <w:rFonts w:ascii="Times New Roman" w:eastAsia="Google Sans Text" w:hAnsi="Times New Roman" w:cs="Times New Roman"/>
-          <w:color w:val="1B1C1D"/>
-        </w:rPr>
-        <w:t>TDR_Score</w:t>
-      </w:r>
-      <w:proofErr w:type="spellEnd"/>
-      <w:r>
-        <w:rPr>
-          <w:rFonts w:ascii="Times New Roman" w:eastAsia="Google Sans Text" w:hAnsi="Times New Roman" w:cs="Times New Roman"/>
-          <w:color w:val="1B1C1D"/>
-        </w:rPr>
-        <w:t>: 45,780.5) is a big source of pain (</w:t>
-      </w:r>
-      <w:proofErr w:type="spellStart"/>
-      <w:r>
-        <w:rPr>
-          <w:rFonts w:ascii="Times New Roman" w:eastAsia="Google Sans Text" w:hAnsi="Times New Roman" w:cs="Times New Roman"/>
-          <w:color w:val="1B1C1D"/>
-        </w:rPr>
-        <w:t>Pain_Score</w:t>
-      </w:r>
-      <w:proofErr w:type="spellEnd"/>
-      <w:r>
-        <w:rPr>
-          <w:rFonts w:ascii="Times New Roman" w:eastAsia="Google Sans Text" w:hAnsi="Times New Roman" w:cs="Times New Roman"/>
-          <w:color w:val="1B1C1D"/>
-        </w:rPr>
-        <w:t>: 30.5 from 53 commits), while builder (</w:t>
-      </w:r>
-      <w:proofErr w:type="spellStart"/>
-      <w:r>
-        <w:rPr>
-          <w:rFonts w:ascii="Times New Roman" w:eastAsia="Google Sans Text" w:hAnsi="Times New Roman" w:cs="Times New Roman"/>
-          <w:color w:val="1B1C1D"/>
-        </w:rPr>
-        <w:t>TDR_Score</w:t>
-      </w:r>
-      <w:proofErr w:type="spellEnd"/>
-      <w:r>
-        <w:rPr>
-          <w:rFonts w:ascii="Times New Roman" w:eastAsia="Google Sans Text" w:hAnsi="Times New Roman" w:cs="Times New Roman"/>
-          <w:color w:val="1B1C1D"/>
-        </w:rPr>
-        <w:t>: 62,112.0) is very stable (</w:t>
-      </w:r>
-      <w:proofErr w:type="spellStart"/>
-      <w:r>
-        <w:rPr>
-          <w:rFonts w:ascii="Times New Roman" w:eastAsia="Google Sans Text" w:hAnsi="Times New Roman" w:cs="Times New Roman"/>
-          <w:color w:val="1B1C1D"/>
-        </w:rPr>
-        <w:t>Pain_Score</w:t>
-      </w:r>
-      <w:proofErr w:type="spellEnd"/>
-      <w:r>
-        <w:rPr>
-          <w:rFonts w:ascii="Times New Roman" w:eastAsia="Google Sans Text" w:hAnsi="Times New Roman" w:cs="Times New Roman"/>
-          <w:color w:val="1B1C1D"/>
-        </w:rPr>
-        <w:t>: 8.0). The TDR model correctly shows these are much closer in priority than their Effort scores would suggest.</w:t>
+        <w:t>But the TDR analysis shows function (TDR_Score: 45,780.5) is a big source of pain (Pain_Score: 30.5 from 53 commits), while builder (TDR_Score: 62,112.0) is very stable (Pain_Score: 8.0). The TDR model correctly shows these are much closer in priority than their Effort scores would suggest.</w:t>
       </w:r>
     </w:p>
     <w:p>
@@ -9670,7 +8989,15 @@
           <w:rFonts w:ascii="Times New Roman" w:eastAsia="Google Sans Text" w:hAnsi="Times New Roman" w:cs="Times New Roman"/>
           <w:color w:val="1B1C1D"/>
         </w:rPr>
-        <w:t xml:space="preserve"> the list.</w:t>
+        <w:t xml:space="preserve"> the </w:t>
+      </w:r>
+      <w:r>
+        <w:rPr>
+          <w:rFonts w:ascii="Times New Roman" w:eastAsia="Google Sans Text" w:hAnsi="Times New Roman" w:cs="Times New Roman"/>
+          <w:color w:val="1B1C1D"/>
+        </w:rPr>
+        <w:lastRenderedPageBreak/>
+        <w:t>list.</w:t>
       </w:r>
     </w:p>
     <w:p>
@@ -9707,39 +9034,7 @@
           <w:rFonts w:ascii="Times New Roman" w:eastAsia="Google Sans Text" w:hAnsi="Times New Roman" w:cs="Times New Roman"/>
           <w:color w:val="1B1C1D"/>
         </w:rPr>
-        <w:t xml:space="preserve"> This is the clear top priority, with a </w:t>
-      </w:r>
-      <w:proofErr w:type="spellStart"/>
-      <w:r>
-        <w:rPr>
-          <w:rFonts w:ascii="Times New Roman" w:eastAsia="Google Sans Text" w:hAnsi="Times New Roman" w:cs="Times New Roman"/>
-          <w:color w:val="1B1C1D"/>
-        </w:rPr>
-        <w:t>TDR_Score</w:t>
-      </w:r>
-      <w:proofErr w:type="spellEnd"/>
-      <w:r>
-        <w:rPr>
-          <w:rFonts w:ascii="Times New Roman" w:eastAsia="Google Sans Text" w:hAnsi="Times New Roman" w:cs="Times New Roman"/>
-          <w:color w:val="1B1C1D"/>
-        </w:rPr>
-        <w:t xml:space="preserve"> of over 6 million. It has both the highest Effort (59,354) and a very high </w:t>
-      </w:r>
-      <w:proofErr w:type="spellStart"/>
-      <w:r>
-        <w:rPr>
-          <w:rFonts w:ascii="Times New Roman" w:eastAsia="Google Sans Text" w:hAnsi="Times New Roman" w:cs="Times New Roman"/>
-          <w:color w:val="1B1C1D"/>
-        </w:rPr>
-        <w:t>Pain_Score</w:t>
-      </w:r>
-      <w:proofErr w:type="spellEnd"/>
-      <w:r>
-        <w:rPr>
-          <w:rFonts w:ascii="Times New Roman" w:eastAsia="Google Sans Text" w:hAnsi="Times New Roman" w:cs="Times New Roman"/>
-          <w:color w:val="1B1C1D"/>
-        </w:rPr>
-        <w:t xml:space="preserve"> (101.5).</w:t>
+        <w:t xml:space="preserve"> This is the clear top priority, with a TDR_Score of over 6 million. It has both the highest Effort (59,354) and a very high Pain_Score (101.5).</w:t>
       </w:r>
     </w:p>
     <w:p>
@@ -9776,23 +9071,7 @@
           <w:rFonts w:ascii="Times New Roman" w:eastAsia="Google Sans Text" w:hAnsi="Times New Roman" w:cs="Times New Roman"/>
           <w:color w:val="1B1C1D"/>
         </w:rPr>
-        <w:t xml:space="preserve"> This is a classic example of TDR-W's value. Its Effort score (22,639) is less than half that of Rank 1. However, its </w:t>
-      </w:r>
-      <w:proofErr w:type="spellStart"/>
-      <w:r>
-        <w:rPr>
-          <w:rFonts w:ascii="Times New Roman" w:eastAsia="Google Sans Text" w:hAnsi="Times New Roman" w:cs="Times New Roman"/>
-          <w:color w:val="1B1C1D"/>
-        </w:rPr>
-        <w:t>Pain_Score</w:t>
-      </w:r>
-      <w:proofErr w:type="spellEnd"/>
-      <w:r>
-        <w:rPr>
-          <w:rFonts w:ascii="Times New Roman" w:eastAsia="Google Sans Text" w:hAnsi="Times New Roman" w:cs="Times New Roman"/>
-          <w:color w:val="1B1C1D"/>
-        </w:rPr>
-        <w:t xml:space="preserve"> is a staggering 140.0, driven by 164 commits and </w:t>
+        <w:t xml:space="preserve"> This is a classic example of TDR-W's value. Its Effort score (22,639) is less than half that of Rank 1. However, its Pain_Score is a staggering 140.0, driven by 164 commits and </w:t>
       </w:r>
       <w:r>
         <w:rPr>
@@ -10221,7 +9500,6 @@
                 <w:szCs w:val="20"/>
               </w:rPr>
             </w:pPr>
-            <w:proofErr w:type="spellStart"/>
             <w:r>
               <w:rPr>
                 <w:rFonts w:ascii="Times New Roman" w:eastAsia="Google Sans Text" w:hAnsi="Times New Roman" w:cs="Times New Roman"/>
@@ -10233,7 +9511,6 @@
               </w:rPr>
               <w:t>TDR_Score</w:t>
             </w:r>
-            <w:proofErr w:type="spellEnd"/>
           </w:p>
         </w:tc>
       </w:tr>
@@ -10274,7 +9551,6 @@
                 <w:szCs w:val="20"/>
               </w:rPr>
             </w:pPr>
-            <w:proofErr w:type="spellStart"/>
             <w:r>
               <w:rPr>
                 <w:rFonts w:ascii="Times New Roman" w:eastAsia="Google Sans Text" w:hAnsi="Times New Roman" w:cs="Times New Roman"/>
@@ -10284,7 +9560,6 @@
               </w:rPr>
               <w:t>zxing</w:t>
             </w:r>
-            <w:proofErr w:type="spellEnd"/>
           </w:p>
         </w:tc>
         <w:tc>
@@ -10330,59 +9605,8 @@
                 <w:sz w:val="20"/>
                 <w:szCs w:val="20"/>
               </w:rPr>
-              <w:t>core\</w:t>
+              <w:t>core\src\main\java\com\google\zxing\oned</w:t>
             </w:r>
-            <w:proofErr w:type="spellStart"/>
-            <w:r>
-              <w:rPr>
-                <w:rFonts w:ascii="Times New Roman" w:eastAsia="Google Sans Text" w:hAnsi="Times New Roman" w:cs="Times New Roman"/>
-                <w:color w:val="1B1C1D"/>
-                <w:sz w:val="20"/>
-                <w:szCs w:val="20"/>
-              </w:rPr>
-              <w:t>src</w:t>
-            </w:r>
-            <w:proofErr w:type="spellEnd"/>
-            <w:r>
-              <w:rPr>
-                <w:rFonts w:ascii="Times New Roman" w:eastAsia="Google Sans Text" w:hAnsi="Times New Roman" w:cs="Times New Roman"/>
-                <w:color w:val="1B1C1D"/>
-                <w:sz w:val="20"/>
-                <w:szCs w:val="20"/>
-              </w:rPr>
-              <w:t>\main\java\com\google\</w:t>
-            </w:r>
-            <w:proofErr w:type="spellStart"/>
-            <w:r>
-              <w:rPr>
-                <w:rFonts w:ascii="Times New Roman" w:eastAsia="Google Sans Text" w:hAnsi="Times New Roman" w:cs="Times New Roman"/>
-                <w:color w:val="1B1C1D"/>
-                <w:sz w:val="20"/>
-                <w:szCs w:val="20"/>
-              </w:rPr>
-              <w:t>zxing</w:t>
-            </w:r>
-            <w:proofErr w:type="spellEnd"/>
-            <w:r>
-              <w:rPr>
-                <w:rFonts w:ascii="Times New Roman" w:eastAsia="Google Sans Text" w:hAnsi="Times New Roman" w:cs="Times New Roman"/>
-                <w:color w:val="1B1C1D"/>
-                <w:sz w:val="20"/>
-                <w:szCs w:val="20"/>
-              </w:rPr>
-              <w:t>\</w:t>
-            </w:r>
-            <w:proofErr w:type="spellStart"/>
-            <w:r>
-              <w:rPr>
-                <w:rFonts w:ascii="Times New Roman" w:eastAsia="Google Sans Text" w:hAnsi="Times New Roman" w:cs="Times New Roman"/>
-                <w:color w:val="1B1C1D"/>
-                <w:sz w:val="20"/>
-                <w:szCs w:val="20"/>
-              </w:rPr>
-              <w:t>oned</w:t>
-            </w:r>
-            <w:proofErr w:type="spellEnd"/>
           </w:p>
         </w:tc>
         <w:tc>
@@ -10611,7 +9835,6 @@
                 <w:szCs w:val="20"/>
               </w:rPr>
             </w:pPr>
-            <w:proofErr w:type="spellStart"/>
             <w:r>
               <w:rPr>
                 <w:rFonts w:ascii="Times New Roman" w:eastAsia="Google Sans Text" w:hAnsi="Times New Roman" w:cs="Times New Roman"/>
@@ -10619,29 +9842,8 @@
                 <w:sz w:val="20"/>
                 <w:szCs w:val="20"/>
               </w:rPr>
-              <w:t>src</w:t>
+              <w:t>src\plugins\plugin.filler</w:t>
             </w:r>
-            <w:proofErr w:type="spellEnd"/>
-            <w:r>
-              <w:rPr>
-                <w:rFonts w:ascii="Times New Roman" w:eastAsia="Google Sans Text" w:hAnsi="Times New Roman" w:cs="Times New Roman"/>
-                <w:color w:val="1B1C1D"/>
-                <w:sz w:val="20"/>
-                <w:szCs w:val="20"/>
-              </w:rPr>
-              <w:t>\plugins\</w:t>
-            </w:r>
-            <w:proofErr w:type="spellStart"/>
-            <w:r>
-              <w:rPr>
-                <w:rFonts w:ascii="Times New Roman" w:eastAsia="Google Sans Text" w:hAnsi="Times New Roman" w:cs="Times New Roman"/>
-                <w:color w:val="1B1C1D"/>
-                <w:sz w:val="20"/>
-                <w:szCs w:val="20"/>
-              </w:rPr>
-              <w:t>plugin.filler</w:t>
-            </w:r>
-            <w:proofErr w:type="spellEnd"/>
           </w:p>
         </w:tc>
         <w:tc>
@@ -10870,7 +10072,6 @@
                 <w:szCs w:val="20"/>
               </w:rPr>
             </w:pPr>
-            <w:proofErr w:type="spellStart"/>
             <w:r>
               <w:rPr>
                 <w:rFonts w:ascii="Times New Roman" w:eastAsia="Google Sans Text" w:hAnsi="Times New Roman" w:cs="Times New Roman"/>
@@ -10878,37 +10079,7 @@
                 <w:sz w:val="20"/>
                 <w:szCs w:val="20"/>
               </w:rPr>
-              <w:t>src</w:t>
-            </w:r>
-            <w:proofErr w:type="spellEnd"/>
-            <w:r>
-              <w:rPr>
-                <w:rFonts w:ascii="Times New Roman" w:eastAsia="Google Sans Text" w:hAnsi="Times New Roman" w:cs="Times New Roman"/>
-                <w:color w:val="1B1C1D"/>
-                <w:sz w:val="20"/>
-                <w:szCs w:val="20"/>
-              </w:rPr>
-              <w:t>\main\java\org\</w:t>
-            </w:r>
-            <w:proofErr w:type="spellStart"/>
-            <w:r>
-              <w:rPr>
-                <w:rFonts w:ascii="Times New Roman" w:eastAsia="Google Sans Text" w:hAnsi="Times New Roman" w:cs="Times New Roman"/>
-                <w:color w:val="1B1C1D"/>
-                <w:sz w:val="20"/>
-                <w:szCs w:val="20"/>
-              </w:rPr>
-              <w:t>apache</w:t>
-            </w:r>
-            <w:proofErr w:type="spellEnd"/>
-            <w:r>
-              <w:rPr>
-                <w:rFonts w:ascii="Times New Roman" w:eastAsia="Google Sans Text" w:hAnsi="Times New Roman" w:cs="Times New Roman"/>
-                <w:color w:val="1B1C1D"/>
-                <w:sz w:val="20"/>
-                <w:szCs w:val="20"/>
-              </w:rPr>
-              <w:t>\commons\lang3\exception</w:t>
+              <w:t>src\main\java\org\apache\commons\lang3\exception</w:t>
             </w:r>
           </w:p>
         </w:tc>
@@ -11076,39 +10247,7 @@
           <w:rFonts w:ascii="Times New Roman" w:eastAsia="Google Sans Text" w:hAnsi="Times New Roman" w:cs="Times New Roman"/>
           <w:color w:val="1B1C1D"/>
         </w:rPr>
-        <w:t xml:space="preserve">The </w:t>
-      </w:r>
-      <w:proofErr w:type="spellStart"/>
-      <w:r>
-        <w:rPr>
-          <w:rFonts w:ascii="Times New Roman" w:eastAsia="Google Sans Text" w:hAnsi="Times New Roman" w:cs="Times New Roman"/>
-          <w:color w:val="1B1C1D"/>
-        </w:rPr>
-        <w:t>zxing</w:t>
-      </w:r>
-      <w:proofErr w:type="spellEnd"/>
-      <w:r>
-        <w:rPr>
-          <w:rFonts w:ascii="Times New Roman" w:eastAsia="Google Sans Text" w:hAnsi="Times New Roman" w:cs="Times New Roman"/>
-          <w:color w:val="1B1C1D"/>
-        </w:rPr>
-        <w:t>/</w:t>
-      </w:r>
-      <w:proofErr w:type="spellStart"/>
-      <w:r>
-        <w:rPr>
-          <w:rFonts w:ascii="Times New Roman" w:eastAsia="Google Sans Text" w:hAnsi="Times New Roman" w:cs="Times New Roman"/>
-          <w:color w:val="1B1C1D"/>
-        </w:rPr>
-        <w:t>oned</w:t>
-      </w:r>
-      <w:proofErr w:type="spellEnd"/>
-      <w:r>
-        <w:rPr>
-          <w:rFonts w:ascii="Times New Roman" w:eastAsia="Google Sans Text" w:hAnsi="Times New Roman" w:cs="Times New Roman"/>
-          <w:color w:val="1B1C1D"/>
-        </w:rPr>
-        <w:t xml:space="preserve"> module is a perfect example. It has a huge Effort score (7,187), so old tools would flag it as a top priority.</w:t>
+        <w:t>The zxing/oned module is a perfect example. It has a huge Effort score (7,187), so old tools would flag it as a top priority.</w:t>
       </w:r>
     </w:p>
     <w:p>
@@ -11132,39 +10271,7 @@
           <w:rFonts w:ascii="Times New Roman" w:eastAsia="Google Sans Text" w:hAnsi="Times New Roman" w:cs="Times New Roman"/>
           <w:color w:val="1B1C1D"/>
         </w:rPr>
-        <w:t xml:space="preserve">However, its </w:t>
-      </w:r>
-      <w:proofErr w:type="spellStart"/>
-      <w:r>
-        <w:rPr>
-          <w:rFonts w:ascii="Times New Roman" w:eastAsia="Google Sans Text" w:hAnsi="Times New Roman" w:cs="Times New Roman"/>
-          <w:color w:val="1B1C1D"/>
-        </w:rPr>
-        <w:t>Pain_Score</w:t>
-      </w:r>
-      <w:proofErr w:type="spellEnd"/>
-      <w:r>
-        <w:rPr>
-          <w:rFonts w:ascii="Times New Roman" w:eastAsia="Google Sans Text" w:hAnsi="Times New Roman" w:cs="Times New Roman"/>
-          <w:color w:val="1B1C1D"/>
-        </w:rPr>
-        <w:t xml:space="preserve"> is 0.5 (from a single commit and zero bugs). The TDR-W framework calculates its risk score as a tiny 3,593.5. This is the framework </w:t>
-      </w:r>
-      <w:proofErr w:type="gramStart"/>
-      <w:r>
-        <w:rPr>
-          <w:rFonts w:ascii="Times New Roman" w:eastAsia="Google Sans Text" w:hAnsi="Times New Roman" w:cs="Times New Roman"/>
-          <w:color w:val="1B1C1D"/>
-        </w:rPr>
-        <w:t>succeeding</w:t>
-      </w:r>
-      <w:proofErr w:type="gramEnd"/>
-      <w:r>
-        <w:rPr>
-          <w:rFonts w:ascii="Times New Roman" w:eastAsia="Google Sans Text" w:hAnsi="Times New Roman" w:cs="Times New Roman"/>
-          <w:color w:val="1B1C1D"/>
-        </w:rPr>
-        <w:t>. It has correctly identified this module as</w:t>
+        <w:t>However, its Pain_Score is 0.5 (from a single commit and zero bugs). The TDR-W framework calculates its risk score as a tiny 3,593.5. This is the framework succeeding. It has correctly identified this module as</w:t>
       </w:r>
       <w:r>
         <w:rPr>
@@ -11178,7 +10285,6 @@
           <w:rFonts w:ascii="Times New Roman" w:eastAsia="Google Sans Text" w:hAnsi="Times New Roman" w:cs="Times New Roman"/>
           <w:color w:val="1B1C1D"/>
         </w:rPr>
-        <w:lastRenderedPageBreak/>
         <w:t>benign debt and gives the team a data-driven reason to ignore this debt, freeing up time to fix the actual hotspots.</w:t>
       </w:r>
     </w:p>
@@ -11311,39 +10417,8 @@
           <w:rFonts w:ascii="Times New Roman" w:eastAsia="Google Sans Text" w:hAnsi="Times New Roman" w:cs="Times New Roman"/>
           <w:color w:val="1B1C1D"/>
         </w:rPr>
-        <w:t xml:space="preserve">Teams can plot the </w:t>
-      </w:r>
-      <w:proofErr w:type="spellStart"/>
-      <w:r>
-        <w:rPr>
-          <w:rFonts w:ascii="Times New Roman" w:eastAsia="Google Sans Text" w:hAnsi="Times New Roman" w:cs="Times New Roman"/>
-          <w:color w:val="1B1C1D"/>
-        </w:rPr>
-        <w:t>TDR_Score</w:t>
-      </w:r>
-      <w:proofErr w:type="spellEnd"/>
-      <w:r>
-        <w:rPr>
-          <w:rFonts w:ascii="Times New Roman" w:eastAsia="Google Sans Text" w:hAnsi="Times New Roman" w:cs="Times New Roman"/>
-          <w:color w:val="1B1C1D"/>
-        </w:rPr>
-        <w:t xml:space="preserve"> (Risk/Pain) on the Y-axis and the </w:t>
-      </w:r>
-      <w:proofErr w:type="spellStart"/>
-      <w:r>
-        <w:rPr>
-          <w:rFonts w:ascii="Times New Roman" w:eastAsia="Google Sans Text" w:hAnsi="Times New Roman" w:cs="Times New Roman"/>
-          <w:color w:val="1B1C1D"/>
-        </w:rPr>
-        <w:t>Business_Value</w:t>
-      </w:r>
-      <w:proofErr w:type="spellEnd"/>
-      <w:r>
-        <w:rPr>
-          <w:rFonts w:ascii="Times New Roman" w:eastAsia="Google Sans Text" w:hAnsi="Times New Roman" w:cs="Times New Roman"/>
-          <w:color w:val="1B1C1D"/>
-        </w:rPr>
-        <w:t xml:space="preserve"> (provided by a product owner) on the X-axis. This 2x2 grid allows developers and product owners to have an objective, data-informed conversation and finally solves the "debt vs</w:t>
+        <w:lastRenderedPageBreak/>
+        <w:t>Teams can plot the TDR_Score (Risk/Pain) on the Y-axis and the Business_Value (provided by a product owner) on the X-axis. This 2x2 grid allows developers and product owners to have an objective, data-informed conversation and finally solves the "debt vs</w:t>
       </w:r>
       <w:r>
         <w:rPr>
@@ -11606,39 +10681,7 @@
           <w:rFonts w:ascii="Times New Roman" w:eastAsia="Google Sans Text" w:hAnsi="Times New Roman" w:cs="Times New Roman"/>
           <w:color w:val="1B1C1D"/>
         </w:rPr>
-        <w:t xml:space="preserve"> The weights (</w:t>
-      </w:r>
-      <w:proofErr w:type="spellStart"/>
-      <w:r>
-        <w:rPr>
-          <w:rFonts w:ascii="Times New Roman" w:eastAsia="Google Sans Text" w:hAnsi="Times New Roman" w:cs="Times New Roman"/>
-          <w:color w:val="1B1C1D"/>
-        </w:rPr>
-        <w:t>wc</w:t>
-      </w:r>
-      <w:proofErr w:type="spellEnd"/>
-      <w:r>
-        <w:rPr>
-          <w:rFonts w:ascii="Times New Roman" w:eastAsia="Google Sans Text" w:hAnsi="Times New Roman" w:cs="Times New Roman"/>
-          <w:color w:val="1B1C1D"/>
-        </w:rPr>
-        <w:t xml:space="preserve">, </w:t>
-      </w:r>
-      <w:proofErr w:type="spellStart"/>
-      <w:r>
-        <w:rPr>
-          <w:rFonts w:ascii="Times New Roman" w:eastAsia="Google Sans Text" w:hAnsi="Times New Roman" w:cs="Times New Roman"/>
-          <w:color w:val="1B1C1D"/>
-        </w:rPr>
-        <w:t>wb</w:t>
-      </w:r>
-      <w:proofErr w:type="spellEnd"/>
-      <w:r>
-        <w:rPr>
-          <w:rFonts w:ascii="Times New Roman" w:eastAsia="Google Sans Text" w:hAnsi="Times New Roman" w:cs="Times New Roman"/>
-          <w:color w:val="1B1C1D"/>
-        </w:rPr>
-        <w:t>) are powerful, but they are subjective. The framework doesn't specify what the "right" weights are. That's a strategic decision for the team.</w:t>
+        <w:t xml:space="preserve"> The weights (wc, wb) are powerful, but they are subjective. The framework doesn't specify what the "right" weights are. That's a strategic decision for the team.</w:t>
       </w:r>
     </w:p>
     <w:p>
@@ -11751,39 +10794,7 @@
           <w:rFonts w:ascii="Times New Roman" w:eastAsia="Google Sans Text" w:hAnsi="Times New Roman" w:cs="Times New Roman"/>
           <w:color w:val="1B1C1D"/>
         </w:rPr>
-        <w:t xml:space="preserve"> A future study should measure the real effort (in hours or story points) from a development team for 10-20 refactoring tasks. The estimates could then be compared to the scores from our LEP formula. This would prove if the formula </w:t>
-      </w:r>
-      <w:proofErr w:type="gramStart"/>
-      <w:r>
-        <w:rPr>
-          <w:rFonts w:ascii="Times New Roman" w:eastAsia="Google Sans Text" w:hAnsi="Times New Roman" w:cs="Times New Roman"/>
-          <w:color w:val="1B1C1D"/>
-        </w:rPr>
-        <w:t>is</w:t>
-      </w:r>
-      <w:proofErr w:type="gramEnd"/>
-      <w:r>
-        <w:rPr>
-          <w:rFonts w:ascii="Times New Roman" w:eastAsia="Google Sans Text" w:hAnsi="Times New Roman" w:cs="Times New Roman"/>
-          <w:color w:val="1B1C1D"/>
-        </w:rPr>
-        <w:t xml:space="preserve"> accurate and </w:t>
-      </w:r>
-      <w:proofErr w:type="gramStart"/>
-      <w:r>
-        <w:rPr>
-          <w:rFonts w:ascii="Times New Roman" w:eastAsia="Google Sans Text" w:hAnsi="Times New Roman" w:cs="Times New Roman"/>
-          <w:color w:val="1B1C1D"/>
-        </w:rPr>
-        <w:t>help</w:t>
-      </w:r>
-      <w:proofErr w:type="gramEnd"/>
-      <w:r>
-        <w:rPr>
-          <w:rFonts w:ascii="Times New Roman" w:eastAsia="Google Sans Text" w:hAnsi="Times New Roman" w:cs="Times New Roman"/>
-          <w:color w:val="1B1C1D"/>
-        </w:rPr>
-        <w:t xml:space="preserve"> to tune the k-factor.</w:t>
+        <w:t xml:space="preserve"> A future study should measure the real effort (in hours or story points) from a development team for 10-20 refactoring tasks. The estimates could then be compared to the scores from our LEP formula. This would prove if the formula is accurate and help to tune the k-factor.</w:t>
       </w:r>
     </w:p>
     <w:p>
@@ -11812,7 +10823,6 @@
           <w:bCs/>
           <w:color w:val="1B1C1D"/>
         </w:rPr>
-        <w:lastRenderedPageBreak/>
         <w:t xml:space="preserve">Improve the Bug-Finding </w:t>
       </w:r>
       <w:r>
@@ -11866,23 +10876,7 @@
           <w:rFonts w:ascii="Times New Roman" w:eastAsia="Google Sans Text" w:hAnsi="Times New Roman" w:cs="Times New Roman"/>
           <w:color w:val="1B1C1D"/>
         </w:rPr>
-        <w:t xml:space="preserve"> "AIRFLOW-123") is </w:t>
-      </w:r>
-      <w:proofErr w:type="gramStart"/>
-      <w:r>
-        <w:rPr>
-          <w:rFonts w:ascii="Times New Roman" w:eastAsia="Google Sans Text" w:hAnsi="Times New Roman" w:cs="Times New Roman"/>
-          <w:color w:val="1B1C1D"/>
-        </w:rPr>
-        <w:t>actually of</w:t>
-      </w:r>
-      <w:proofErr w:type="gramEnd"/>
-      <w:r>
-        <w:rPr>
-          <w:rFonts w:ascii="Times New Roman" w:eastAsia="Google Sans Text" w:hAnsi="Times New Roman" w:cs="Times New Roman"/>
-          <w:color w:val="1B1C1D"/>
-        </w:rPr>
-        <w:t xml:space="preserve"> type=Bug. This would eliminate almost all false positives.</w:t>
+        <w:t xml:space="preserve"> "AIRFLOW-123") is actually of type=Bug. This would eliminate almost all false positives.</w:t>
       </w:r>
       <w:r>
         <w:rPr>
@@ -12015,21 +11009,7 @@
         <w:rPr>
           <w:rFonts w:ascii="Times New Roman" w:hAnsi="Times New Roman" w:cs="Times New Roman"/>
         </w:rPr>
-        <w:t xml:space="preserve"> </w:t>
-      </w:r>
-      <w:proofErr w:type="gramStart"/>
-      <w:r>
-        <w:rPr>
-          <w:rFonts w:ascii="Times New Roman" w:hAnsi="Times New Roman" w:cs="Times New Roman"/>
-        </w:rPr>
-        <w:t>So</w:t>
-      </w:r>
-      <w:proofErr w:type="gramEnd"/>
-      <w:r>
-        <w:rPr>
-          <w:rFonts w:ascii="Times New Roman" w:hAnsi="Times New Roman" w:cs="Times New Roman"/>
-        </w:rPr>
-        <w:t xml:space="preserve"> we'd need more complexity to solve this reliably.</w:t>
+        <w:t xml:space="preserve"> So we'd need more complexity to solve this reliably.</w:t>
       </w:r>
     </w:p>
     <w:p>
@@ -12133,23 +11113,15 @@
           <w:rFonts w:ascii="Times New Roman" w:eastAsia="Google Sans Text" w:hAnsi="Times New Roman" w:cs="Times New Roman"/>
           <w:color w:val="1B1C1D"/>
         </w:rPr>
-        <w:t xml:space="preserve"> way to prove this framework is valuable is to run the experiment described in the original research proposal. A company would assign two teams to the same project. Team A (Control) would keep prioritizing debt the way they always have. Team B (Experimental) would use the TDR-W framework. After 6-12 months, the teams would be compared. If Team B </w:t>
-      </w:r>
-      <w:proofErr w:type="gramStart"/>
-      <w:r>
-        <w:rPr>
-          <w:rFonts w:ascii="Times New Roman" w:eastAsia="Google Sans Text" w:hAnsi="Times New Roman" w:cs="Times New Roman"/>
-          <w:color w:val="1B1C1D"/>
-        </w:rPr>
-        <w:t>has</w:t>
-      </w:r>
-      <w:proofErr w:type="gramEnd"/>
-      <w:r>
-        <w:rPr>
-          <w:rFonts w:ascii="Times New Roman" w:eastAsia="Google Sans Text" w:hAnsi="Times New Roman" w:cs="Times New Roman"/>
-          <w:color w:val="1B1C1D"/>
-        </w:rPr>
-        <w:t xml:space="preserve"> a shorter lead time and fewer bugs, it would prove the TDR-W framework is a powerful, predictive, and practical tool</w:t>
+        <w:t xml:space="preserve"> way to prove this framework is valuable is to run the experiment described in the original research proposal. A company would assign two teams to the </w:t>
+      </w:r>
+      <w:r>
+        <w:rPr>
+          <w:rFonts w:ascii="Times New Roman" w:eastAsia="Google Sans Text" w:hAnsi="Times New Roman" w:cs="Times New Roman"/>
+          <w:color w:val="1B1C1D"/>
+        </w:rPr>
+        <w:lastRenderedPageBreak/>
+        <w:t>same project. Team A (Control) would keep prioritizing debt the way they always have. Team B (Experimental) would use the TDR-W framework. After 6-12 months, the teams would be compared. If Team B has a shorter lead time and fewer bugs, it would prove the TDR-W framework is a powerful, predictive, and practical tool</w:t>
       </w:r>
       <w:r>
         <w:rPr>
@@ -12161,39 +11133,883 @@
     </w:p>
     <w:p>
       <w:pPr>
-        <w:pBdr>
-          <w:top w:val="nil"/>
-          <w:left w:val="nil"/>
-          <w:bottom w:val="nil"/>
-          <w:right w:val="nil"/>
-          <w:between w:val="nil"/>
-        </w:pBdr>
-        <w:spacing w:before="240" w:after="240" w:line="275" w:lineRule="auto"/>
-        <w:jc w:val="both"/>
-        <w:rPr>
-          <w:rFonts w:ascii="Times New Roman" w:eastAsia="Google Sans Text" w:hAnsi="Times New Roman" w:cs="Times New Roman"/>
-          <w:color w:val="1B1C1D"/>
+        <w:rPr>
+          <w:rFonts w:ascii="Times New Roman" w:eastAsia="Google Sans" w:hAnsi="Times New Roman" w:cs="Times New Roman"/>
+          <w:b/>
+          <w:bCs/>
+          <w:color w:val="1B1C1D"/>
+          <w:sz w:val="36"/>
+          <w:szCs w:val="36"/>
         </w:rPr>
       </w:pPr>
     </w:p>
     <w:p>
       <w:pPr>
-        <w:pStyle w:val="Titlu2"/>
-        <w:spacing w:before="0" w:after="120" w:line="275" w:lineRule="auto"/>
-        <w:jc w:val="both"/>
-        <w:rPr>
-          <w:rFonts w:ascii="Times New Roman" w:eastAsia="Google Sans" w:hAnsi="Times New Roman" w:cs="Times New Roman"/>
-          <w:color w:val="1B1C1D"/>
-        </w:rPr>
-      </w:pPr>
-      <w:r>
-        <w:rPr>
-          <w:rFonts w:ascii="Times New Roman" w:eastAsia="Google Sans" w:hAnsi="Times New Roman" w:cs="Times New Roman"/>
-          <w:color w:val="1B1C1D"/>
-        </w:rPr>
-        <w:t>Citations</w:t>
+        <w:rPr>
+          <w:rFonts w:ascii="Times New Roman" w:hAnsi="Times New Roman" w:cs="Times New Roman"/>
+          <w:b/>
+          <w:bCs/>
+          <w:sz w:val="32"/>
+          <w:szCs w:val="32"/>
+        </w:rPr>
+      </w:pPr>
+      <w:r>
+        <w:rPr>
+          <w:rFonts w:ascii="Times New Roman" w:hAnsi="Times New Roman" w:cs="Times New Roman"/>
+          <w:b/>
+          <w:bCs/>
+          <w:sz w:val="32"/>
+          <w:szCs w:val="32"/>
+        </w:rPr>
+        <w:t>References</w:t>
       </w:r>
     </w:p>
+    <w:p>
+      <w:pPr>
+        <w:widowControl/>
+        <w:numPr>
+          <w:ilvl w:val="0"/>
+          <w:numId w:val="33"/>
+        </w:numPr>
+        <w:spacing w:after="160" w:line="278" w:lineRule="auto"/>
+        <w:rPr>
+          <w:rFonts w:ascii="Times New Roman" w:hAnsi="Times New Roman" w:cs="Times New Roman"/>
+          <w:sz w:val="20"/>
+          <w:szCs w:val="20"/>
+        </w:rPr>
+      </w:pPr>
+      <w:r>
+        <w:rPr>
+          <w:rFonts w:ascii="Times New Roman" w:hAnsi="Times New Roman" w:cs="Times New Roman"/>
+          <w:sz w:val="20"/>
+          <w:szCs w:val="20"/>
+        </w:rPr>
+        <w:t xml:space="preserve">Saraiva, D., Neto, J. G., Kulesza, U., Freitas, G., Reboucas, R., &amp; Coelho, R. (2021). Technical Debt Tools: A Systematic Mapping Study. In </w:t>
+      </w:r>
+      <w:r>
+        <w:rPr>
+          <w:rFonts w:ascii="Times New Roman" w:hAnsi="Times New Roman" w:cs="Times New Roman"/>
+          <w:i/>
+          <w:iCs/>
+          <w:sz w:val="20"/>
+          <w:szCs w:val="20"/>
+        </w:rPr>
+        <w:t>Proceedings of the 23rd International Conference on Enterprise Information Systems (ICEIS 2021), Volume 2</w:t>
+      </w:r>
+      <w:r>
+        <w:rPr>
+          <w:rFonts w:ascii="Times New Roman" w:hAnsi="Times New Roman" w:cs="Times New Roman"/>
+          <w:sz w:val="20"/>
+          <w:szCs w:val="20"/>
+        </w:rPr>
+        <w:t xml:space="preserve"> (pp. 88-98). SCITEPRESS.</w:t>
+      </w:r>
+      <w:r>
+        <w:rPr>
+          <w:rFonts w:ascii="Times New Roman" w:hAnsi="Times New Roman" w:cs="Times New Roman"/>
+          <w:sz w:val="20"/>
+          <w:szCs w:val="20"/>
+        </w:rPr>
+        <w:t xml:space="preserve"> </w:t>
+      </w:r>
+      <w:hyperlink r:id="rId6" w:history="1">
+        <w:r>
+          <w:rPr>
+            <w:rStyle w:val="Hyperlink"/>
+            <w:rFonts w:ascii="Times New Roman" w:hAnsi="Times New Roman" w:cs="Times New Roman"/>
+            <w:sz w:val="20"/>
+            <w:szCs w:val="20"/>
+          </w:rPr>
+          <w:t>https://www.researchgate.net/publication/347577681_A_systematic_literature_review_of_technical_debt_prioritization</w:t>
+        </w:r>
+      </w:hyperlink>
+    </w:p>
+    <w:p>
+      <w:pPr>
+        <w:widowControl/>
+        <w:numPr>
+          <w:ilvl w:val="0"/>
+          <w:numId w:val="33"/>
+        </w:numPr>
+        <w:spacing w:after="160" w:line="278" w:lineRule="auto"/>
+        <w:rPr>
+          <w:rFonts w:ascii="Times New Roman" w:hAnsi="Times New Roman" w:cs="Times New Roman"/>
+          <w:sz w:val="20"/>
+          <w:szCs w:val="20"/>
+        </w:rPr>
+      </w:pPr>
+      <w:r>
+        <w:rPr>
+          <w:rFonts w:ascii="Times New Roman" w:hAnsi="Times New Roman" w:cs="Times New Roman"/>
+          <w:sz w:val="20"/>
+          <w:szCs w:val="20"/>
+        </w:rPr>
+        <w:t xml:space="preserve">Gupta, K. (2018). Measuring the Impact of Technical Debt on Development Effort in Software Projects. </w:t>
+      </w:r>
+      <w:r>
+        <w:rPr>
+          <w:rFonts w:ascii="Times New Roman" w:hAnsi="Times New Roman" w:cs="Times New Roman"/>
+          <w:i/>
+          <w:iCs/>
+          <w:sz w:val="20"/>
+          <w:szCs w:val="20"/>
+        </w:rPr>
+        <w:t>[Research Paper/Proposal]</w:t>
+      </w:r>
+      <w:r>
+        <w:rPr>
+          <w:rFonts w:ascii="Times New Roman" w:hAnsi="Times New Roman" w:cs="Times New Roman"/>
+          <w:sz w:val="20"/>
+          <w:szCs w:val="20"/>
+        </w:rPr>
+        <w:t>.</w:t>
+      </w:r>
+      <w:r>
+        <w:rPr>
+          <w:rFonts w:ascii="Times New Roman" w:hAnsi="Times New Roman" w:cs="Times New Roman"/>
+          <w:sz w:val="20"/>
+          <w:szCs w:val="20"/>
+        </w:rPr>
+        <w:br/>
+      </w:r>
+      <w:hyperlink r:id="rId7" w:history="1">
+        <w:r>
+          <w:rPr>
+            <w:rStyle w:val="Hyperlink"/>
+            <w:rFonts w:ascii="Times New Roman" w:hAnsi="Times New Roman" w:cs="Times New Roman"/>
+            <w:sz w:val="20"/>
+            <w:szCs w:val="20"/>
+          </w:rPr>
+          <w:t>https://pdfs.semanticscholar.org/2500/fd0fb2e75b1513daa9b7a2802f1553ee193c.pdf</w:t>
+        </w:r>
+      </w:hyperlink>
+    </w:p>
+    <w:p>
+      <w:pPr>
+        <w:widowControl/>
+        <w:numPr>
+          <w:ilvl w:val="0"/>
+          <w:numId w:val="33"/>
+        </w:numPr>
+        <w:spacing w:after="160" w:line="278" w:lineRule="auto"/>
+        <w:rPr>
+          <w:rFonts w:ascii="Times New Roman" w:hAnsi="Times New Roman" w:cs="Times New Roman"/>
+          <w:sz w:val="20"/>
+          <w:szCs w:val="20"/>
+        </w:rPr>
+      </w:pPr>
+      <w:r>
+        <w:rPr>
+          <w:rFonts w:ascii="Times New Roman" w:hAnsi="Times New Roman" w:cs="Times New Roman"/>
+          <w:sz w:val="20"/>
+          <w:szCs w:val="20"/>
+        </w:rPr>
+        <w:t xml:space="preserve">Paudel, B., Gonzalez-Huerta, J., Zabardast, E., &amp; Klotins, E. (2024). Towards Measuring the Impact of Technical Debt on Lead Time: An Industrial Case Study. </w:t>
+      </w:r>
+      <w:r>
+        <w:rPr>
+          <w:rFonts w:ascii="Times New Roman" w:hAnsi="Times New Roman" w:cs="Times New Roman"/>
+          <w:i/>
+          <w:iCs/>
+          <w:sz w:val="20"/>
+          <w:szCs w:val="20"/>
+        </w:rPr>
+        <w:t>arXiv preprint arXiv:2406.01578</w:t>
+      </w:r>
+      <w:r>
+        <w:rPr>
+          <w:rFonts w:ascii="Times New Roman" w:hAnsi="Times New Roman" w:cs="Times New Roman"/>
+          <w:sz w:val="20"/>
+          <w:szCs w:val="20"/>
+        </w:rPr>
+        <w:t>.</w:t>
+      </w:r>
+      <w:r>
+        <w:rPr>
+          <w:rFonts w:ascii="Times New Roman" w:hAnsi="Times New Roman" w:cs="Times New Roman"/>
+          <w:sz w:val="20"/>
+          <w:szCs w:val="20"/>
+        </w:rPr>
+        <w:br/>
+      </w:r>
+      <w:hyperlink r:id="rId8" w:history="1">
+        <w:r>
+          <w:rPr>
+            <w:rStyle w:val="Hyperlink"/>
+            <w:rFonts w:ascii="Times New Roman" w:hAnsi="Times New Roman" w:cs="Times New Roman"/>
+            <w:sz w:val="20"/>
+            <w:szCs w:val="20"/>
+          </w:rPr>
+          <w:t>https://arxiv.org/pdf/2406.01578</w:t>
+        </w:r>
+      </w:hyperlink>
+    </w:p>
+    <w:p>
+      <w:pPr>
+        <w:widowControl/>
+        <w:numPr>
+          <w:ilvl w:val="0"/>
+          <w:numId w:val="33"/>
+        </w:numPr>
+        <w:spacing w:after="160" w:line="278" w:lineRule="auto"/>
+        <w:rPr>
+          <w:rFonts w:ascii="Times New Roman" w:hAnsi="Times New Roman" w:cs="Times New Roman"/>
+          <w:sz w:val="20"/>
+          <w:szCs w:val="20"/>
+        </w:rPr>
+      </w:pPr>
+      <w:r>
+        <w:rPr>
+          <w:rFonts w:ascii="Times New Roman" w:hAnsi="Times New Roman" w:cs="Times New Roman"/>
+          <w:sz w:val="20"/>
+          <w:szCs w:val="20"/>
+        </w:rPr>
+        <w:t xml:space="preserve">Alfayez, R., Alwehaibi, W., Winn, R., Venson, E., &amp; Boehm, B. (2020). A Systematic Literature Review of Technical Debt Prioritization. In </w:t>
+      </w:r>
+      <w:r>
+        <w:rPr>
+          <w:rFonts w:ascii="Times New Roman" w:hAnsi="Times New Roman" w:cs="Times New Roman"/>
+          <w:i/>
+          <w:iCs/>
+          <w:sz w:val="20"/>
+          <w:szCs w:val="20"/>
+        </w:rPr>
+        <w:t>International Conference on Technical Debt (TechDebt '20)</w:t>
+      </w:r>
+      <w:r>
+        <w:rPr>
+          <w:rFonts w:ascii="Times New Roman" w:hAnsi="Times New Roman" w:cs="Times New Roman"/>
+          <w:sz w:val="20"/>
+          <w:szCs w:val="20"/>
+        </w:rPr>
+        <w:t xml:space="preserve"> (pp. 1-10). ACM.</w:t>
+      </w:r>
+      <w:r>
+        <w:rPr>
+          <w:rFonts w:ascii="Times New Roman" w:hAnsi="Times New Roman" w:cs="Times New Roman"/>
+          <w:sz w:val="20"/>
+          <w:szCs w:val="20"/>
+        </w:rPr>
+        <w:br/>
+      </w:r>
+      <w:hyperlink r:id="rId9" w:history="1">
+        <w:r>
+          <w:rPr>
+            <w:rStyle w:val="Hyperlink"/>
+            <w:rFonts w:ascii="Times New Roman" w:hAnsi="Times New Roman" w:cs="Times New Roman"/>
+            <w:sz w:val="20"/>
+            <w:szCs w:val="20"/>
+          </w:rPr>
+          <w:t>https://arxiv.org/pdf/2502.16277</w:t>
+        </w:r>
+      </w:hyperlink>
+    </w:p>
+    <w:p>
+      <w:pPr>
+        <w:widowControl/>
+        <w:numPr>
+          <w:ilvl w:val="0"/>
+          <w:numId w:val="33"/>
+        </w:numPr>
+        <w:spacing w:after="160" w:line="278" w:lineRule="auto"/>
+        <w:rPr>
+          <w:rFonts w:ascii="Times New Roman" w:hAnsi="Times New Roman" w:cs="Times New Roman"/>
+          <w:sz w:val="20"/>
+          <w:szCs w:val="20"/>
+        </w:rPr>
+      </w:pPr>
+      <w:r>
+        <w:rPr>
+          <w:rFonts w:ascii="Times New Roman" w:hAnsi="Times New Roman" w:cs="Times New Roman"/>
+          <w:sz w:val="20"/>
+          <w:szCs w:val="20"/>
+        </w:rPr>
+        <w:t xml:space="preserve">Wiese, M., Serwa, K., Besier, A., Marion-Jetten, A. S., &amp; Bittner, E. (2025). Establishing Technical Debt Management: A Five-Step Workshop Approach and an Action Research Study. </w:t>
+      </w:r>
+      <w:r>
+        <w:rPr>
+          <w:rFonts w:ascii="Times New Roman" w:hAnsi="Times New Roman" w:cs="Times New Roman"/>
+          <w:i/>
+          <w:iCs/>
+          <w:sz w:val="20"/>
+          <w:szCs w:val="20"/>
+        </w:rPr>
+        <w:t>arXiv preprint arXiv:2508.15570</w:t>
+      </w:r>
+      <w:r>
+        <w:rPr>
+          <w:rFonts w:ascii="Times New Roman" w:hAnsi="Times New Roman" w:cs="Times New Roman"/>
+          <w:sz w:val="20"/>
+          <w:szCs w:val="20"/>
+        </w:rPr>
+        <w:t>.</w:t>
+      </w:r>
+      <w:r>
+        <w:rPr>
+          <w:rFonts w:ascii="Times New Roman" w:hAnsi="Times New Roman" w:cs="Times New Roman"/>
+          <w:sz w:val="20"/>
+          <w:szCs w:val="20"/>
+        </w:rPr>
+        <w:br/>
+      </w:r>
+      <w:hyperlink r:id="rId10" w:history="1">
+        <w:r>
+          <w:rPr>
+            <w:rStyle w:val="Hyperlink"/>
+            <w:rFonts w:ascii="Times New Roman" w:hAnsi="Times New Roman" w:cs="Times New Roman"/>
+            <w:sz w:val="20"/>
+            <w:szCs w:val="20"/>
+          </w:rPr>
+          <w:t>https://arxiv.org/html/2508.15570</w:t>
+        </w:r>
+      </w:hyperlink>
+    </w:p>
+    <w:p>
+      <w:pPr>
+        <w:widowControl/>
+        <w:numPr>
+          <w:ilvl w:val="0"/>
+          <w:numId w:val="33"/>
+        </w:numPr>
+        <w:spacing w:after="160" w:line="278" w:lineRule="auto"/>
+        <w:rPr>
+          <w:rFonts w:ascii="Times New Roman" w:hAnsi="Times New Roman" w:cs="Times New Roman"/>
+          <w:sz w:val="20"/>
+          <w:szCs w:val="20"/>
+        </w:rPr>
+      </w:pPr>
+      <w:r>
+        <w:rPr>
+          <w:rFonts w:ascii="Times New Roman" w:hAnsi="Times New Roman" w:cs="Times New Roman"/>
+          <w:sz w:val="20"/>
+          <w:szCs w:val="20"/>
+        </w:rPr>
+        <w:t>1. Brown, N., Cai, Y., Guo, Y., Kazman, R., et al. (2010). Managing technical debt in software-reliant systems. FSE/SDP workshop on Future of software engineering research, 47-52.</w:t>
+      </w:r>
+      <w:r>
+        <w:rPr>
+          <w:rFonts w:ascii="Times New Roman" w:hAnsi="Times New Roman" w:cs="Times New Roman"/>
+          <w:sz w:val="20"/>
+          <w:szCs w:val="20"/>
+        </w:rPr>
+        <w:br/>
+      </w:r>
+      <w:hyperlink r:id="rId11" w:history="1">
+        <w:r>
+          <w:rPr>
+            <w:rStyle w:val="Hyperlink"/>
+            <w:rFonts w:ascii="Times New Roman" w:hAnsi="Times New Roman" w:cs="Times New Roman"/>
+            <w:sz w:val="20"/>
+            <w:szCs w:val="20"/>
+          </w:rPr>
+          <w:t>https://www.researchgate.net/profile/Philippe-Kruchten/publication/221560462_Managing_technical_debt_in_software-reliant_systems/links/0fcfd50b83582ece7d000000/Managing-technical-debt-in-software-reliant-systems.pdf?origin=scientificContributions</w:t>
+        </w:r>
+      </w:hyperlink>
+    </w:p>
+    <w:p>
+      <w:pPr>
+        <w:widowControl/>
+        <w:numPr>
+          <w:ilvl w:val="0"/>
+          <w:numId w:val="33"/>
+        </w:numPr>
+        <w:spacing w:after="160" w:line="278" w:lineRule="auto"/>
+        <w:rPr>
+          <w:rFonts w:ascii="Times New Roman" w:hAnsi="Times New Roman" w:cs="Times New Roman"/>
+          <w:sz w:val="20"/>
+          <w:szCs w:val="20"/>
+        </w:rPr>
+      </w:pPr>
+      <w:r>
+        <w:rPr>
+          <w:rFonts w:ascii="Times New Roman" w:hAnsi="Times New Roman" w:cs="Times New Roman"/>
+          <w:sz w:val="20"/>
+          <w:szCs w:val="20"/>
+        </w:rPr>
+        <w:t>2. Seaman, C., &amp; Guo, Y. (2011). Measuring and monitoring technical debt. 3rd international workshop on managing technical debt (MTD), 1-7.</w:t>
+      </w:r>
+      <w:r>
+        <w:rPr>
+          <w:rFonts w:ascii="Times New Roman" w:hAnsi="Times New Roman" w:cs="Times New Roman"/>
+          <w:sz w:val="20"/>
+          <w:szCs w:val="20"/>
+        </w:rPr>
+        <w:br/>
+      </w:r>
+      <w:hyperlink r:id="rId12" w:history="1">
+        <w:r>
+          <w:rPr>
+            <w:rStyle w:val="Hyperlink"/>
+            <w:rFonts w:ascii="Times New Roman" w:hAnsi="Times New Roman" w:cs="Times New Roman"/>
+            <w:sz w:val="20"/>
+            <w:szCs w:val="20"/>
+          </w:rPr>
+          <w:t>https://scispace.com/pdf/measuring-and-monitoring-technical-debt-gj1ruyq65b.pdf</w:t>
+        </w:r>
+      </w:hyperlink>
+    </w:p>
+    <w:p>
+      <w:pPr>
+        <w:widowControl/>
+        <w:numPr>
+          <w:ilvl w:val="0"/>
+          <w:numId w:val="33"/>
+        </w:numPr>
+        <w:spacing w:after="160" w:line="278" w:lineRule="auto"/>
+        <w:rPr>
+          <w:rFonts w:ascii="Times New Roman" w:hAnsi="Times New Roman" w:cs="Times New Roman"/>
+          <w:sz w:val="20"/>
+          <w:szCs w:val="20"/>
+        </w:rPr>
+      </w:pPr>
+      <w:r>
+        <w:rPr>
+          <w:rFonts w:ascii="Times New Roman" w:hAnsi="Times New Roman" w:cs="Times New Roman"/>
+          <w:sz w:val="20"/>
+          <w:szCs w:val="20"/>
+        </w:rPr>
+        <w:t>Besker, T., Martini, A., &amp; Bosch, J. (2018). Technical debt cripples software developer productivity: A longitudinal study on developers’ daily software development work. Proceedings of the 2018 International Conference on Technical Debt, 105-114.</w:t>
+      </w:r>
+      <w:r>
+        <w:rPr>
+          <w:rFonts w:ascii="Times New Roman" w:hAnsi="Times New Roman" w:cs="Times New Roman"/>
+          <w:sz w:val="20"/>
+          <w:szCs w:val="20"/>
+        </w:rPr>
+        <w:t xml:space="preserve"> </w:t>
+      </w:r>
+      <w:r>
+        <w:rPr>
+          <w:rFonts w:ascii="Times New Roman" w:hAnsi="Times New Roman" w:cs="Times New Roman"/>
+          <w:sz w:val="20"/>
+          <w:szCs w:val="20"/>
+        </w:rPr>
+        <w:br/>
+      </w:r>
+      <w:hyperlink r:id="rId13" w:history="1">
+        <w:r>
+          <w:rPr>
+            <w:rStyle w:val="Hyperlink"/>
+            <w:rFonts w:ascii="Times New Roman" w:hAnsi="Times New Roman" w:cs="Times New Roman"/>
+            <w:sz w:val="20"/>
+            <w:szCs w:val="20"/>
+          </w:rPr>
+          <w:t>https://www.researchgate.net/profile/Terese-Besker/publication/325790190_Technical_Debt_Cripples_Software_Developer_Productivity_-_A_longitudinal_study_on_developers'_daily_software_development_work/links/5b23e3e8458515270fd0ddb9/Technical-Debt-Cripples-Software-Developer-Productivity-A-longitudinal-study-on-developers-daily-software-development-work.pdf</w:t>
+        </w:r>
+      </w:hyperlink>
+    </w:p>
+    <w:p>
+      <w:pPr>
+        <w:widowControl/>
+        <w:numPr>
+          <w:ilvl w:val="0"/>
+          <w:numId w:val="33"/>
+        </w:numPr>
+        <w:spacing w:after="160" w:line="278" w:lineRule="auto"/>
+        <w:rPr>
+          <w:rFonts w:ascii="Times New Roman" w:hAnsi="Times New Roman" w:cs="Times New Roman"/>
+          <w:sz w:val="20"/>
+          <w:szCs w:val="20"/>
+        </w:rPr>
+      </w:pPr>
+      <w:r>
+        <w:rPr>
+          <w:rFonts w:ascii="Times New Roman" w:hAnsi="Times New Roman" w:cs="Times New Roman"/>
+          <w:sz w:val="20"/>
+          <w:szCs w:val="20"/>
+        </w:rPr>
+        <w:lastRenderedPageBreak/>
+        <w:t>Lenarduzzi, V., Besker, T., Taibi, D., Martini, A., &amp; Fontana, F. A. (2021). A systematic literature review on Technical Debt prioritization: Strategies, processes, factors, and tools. Journal of Systems and Software, 171, 110827.</w:t>
+      </w:r>
+      <w:r>
+        <w:rPr>
+          <w:rFonts w:ascii="Times New Roman" w:hAnsi="Times New Roman" w:cs="Times New Roman"/>
+          <w:sz w:val="20"/>
+          <w:szCs w:val="20"/>
+        </w:rPr>
+        <w:t xml:space="preserve"> </w:t>
+      </w:r>
+      <w:r>
+        <w:rPr>
+          <w:rFonts w:ascii="Times New Roman" w:hAnsi="Times New Roman" w:cs="Times New Roman"/>
+          <w:sz w:val="20"/>
+          <w:szCs w:val="20"/>
+        </w:rPr>
+        <w:br/>
+      </w:r>
+      <w:hyperlink r:id="rId14" w:history="1">
+        <w:r>
+          <w:rPr>
+            <w:rStyle w:val="Hyperlink"/>
+            <w:rFonts w:ascii="Times New Roman" w:hAnsi="Times New Roman" w:cs="Times New Roman"/>
+            <w:sz w:val="20"/>
+            <w:szCs w:val="20"/>
+          </w:rPr>
+          <w:t>https://www.boa.unimib.it/retrieve/8f3e8e2f-bce5-446c-95ca-ad5a94d2b7c7/Lenarduzzi-2021-J%20Sys%20Softw-VoR.pdf</w:t>
+        </w:r>
+      </w:hyperlink>
+    </w:p>
+    <w:p>
+      <w:pPr>
+        <w:widowControl/>
+        <w:numPr>
+          <w:ilvl w:val="0"/>
+          <w:numId w:val="33"/>
+        </w:numPr>
+        <w:spacing w:after="160" w:line="278" w:lineRule="auto"/>
+        <w:rPr>
+          <w:rFonts w:ascii="Times New Roman" w:hAnsi="Times New Roman" w:cs="Times New Roman"/>
+          <w:sz w:val="20"/>
+          <w:szCs w:val="20"/>
+        </w:rPr>
+      </w:pPr>
+      <w:r>
+        <w:rPr>
+          <w:rFonts w:ascii="Times New Roman" w:hAnsi="Times New Roman" w:cs="Times New Roman"/>
+          <w:sz w:val="20"/>
+          <w:szCs w:val="20"/>
+        </w:rPr>
+        <w:t xml:space="preserve">Sculley, D., Holt, G., Golovin, D., Davydov, E., Phillips, T., Ebner, D.,... &amp; Young, M. (2015). Hidden technical debt in machine learning systems. In </w:t>
+      </w:r>
+      <w:r>
+        <w:rPr>
+          <w:rFonts w:ascii="Times New Roman" w:hAnsi="Times New Roman" w:cs="Times New Roman"/>
+          <w:i/>
+          <w:iCs/>
+          <w:sz w:val="20"/>
+          <w:szCs w:val="20"/>
+        </w:rPr>
+        <w:t>Advances in Neural Information Processing Systems</w:t>
+      </w:r>
+      <w:r>
+        <w:rPr>
+          <w:rFonts w:ascii="Times New Roman" w:hAnsi="Times New Roman" w:cs="Times New Roman"/>
+          <w:sz w:val="20"/>
+          <w:szCs w:val="20"/>
+        </w:rPr>
+        <w:t xml:space="preserve"> (pp. 2503-2511).</w:t>
+      </w:r>
+      <w:r>
+        <w:rPr>
+          <w:rFonts w:ascii="Times New Roman" w:hAnsi="Times New Roman" w:cs="Times New Roman"/>
+          <w:sz w:val="20"/>
+          <w:szCs w:val="20"/>
+        </w:rPr>
+        <w:br/>
+      </w:r>
+      <w:hyperlink r:id="rId15" w:history="1">
+        <w:r>
+          <w:rPr>
+            <w:rStyle w:val="Hyperlink"/>
+            <w:rFonts w:ascii="Times New Roman" w:hAnsi="Times New Roman" w:cs="Times New Roman"/>
+            <w:sz w:val="20"/>
+            <w:szCs w:val="20"/>
+          </w:rPr>
+          <w:t>https://papers.neurips.cc/paper/5656-hidden-technical-debt-in-machine-learning-systems.pdf</w:t>
+        </w:r>
+      </w:hyperlink>
+    </w:p>
+    <w:p>
+      <w:pPr>
+        <w:widowControl/>
+        <w:numPr>
+          <w:ilvl w:val="0"/>
+          <w:numId w:val="33"/>
+        </w:numPr>
+        <w:spacing w:after="160" w:line="278" w:lineRule="auto"/>
+        <w:rPr>
+          <w:rFonts w:ascii="Times New Roman" w:hAnsi="Times New Roman" w:cs="Times New Roman"/>
+          <w:sz w:val="20"/>
+          <w:szCs w:val="20"/>
+        </w:rPr>
+      </w:pPr>
+      <w:r>
+        <w:rPr>
+          <w:rFonts w:ascii="Times New Roman" w:hAnsi="Times New Roman" w:cs="Times New Roman"/>
+          <w:sz w:val="20"/>
+          <w:szCs w:val="20"/>
+        </w:rPr>
+        <w:t xml:space="preserve">Morgenthaler, J. D., Gridnev, M., Sauciuc, R., &amp; Bhansali, S. (2012, June). Searching for build debt: Experiences managing technical debt at Google. In </w:t>
+      </w:r>
+      <w:r>
+        <w:rPr>
+          <w:rFonts w:ascii="Times New Roman" w:hAnsi="Times New Roman" w:cs="Times New Roman"/>
+          <w:i/>
+          <w:iCs/>
+          <w:sz w:val="20"/>
+          <w:szCs w:val="20"/>
+        </w:rPr>
+        <w:t>Proceedings of the 3rd International Workshop on Managing Technical Debt (MTD)</w:t>
+      </w:r>
+      <w:r>
+        <w:rPr>
+          <w:rFonts w:ascii="Times New Roman" w:hAnsi="Times New Roman" w:cs="Times New Roman"/>
+          <w:sz w:val="20"/>
+          <w:szCs w:val="20"/>
+        </w:rPr>
+        <w:t xml:space="preserve"> (pp. 1-6). IEEE.</w:t>
+      </w:r>
+      <w:r>
+        <w:rPr>
+          <w:rFonts w:ascii="Times New Roman" w:hAnsi="Times New Roman" w:cs="Times New Roman"/>
+          <w:sz w:val="20"/>
+          <w:szCs w:val="20"/>
+        </w:rPr>
+        <w:br/>
+      </w:r>
+      <w:hyperlink r:id="rId16" w:history="1">
+        <w:r>
+          <w:rPr>
+            <w:rStyle w:val="Hyperlink"/>
+            <w:rFonts w:ascii="Times New Roman" w:hAnsi="Times New Roman" w:cs="Times New Roman"/>
+            <w:sz w:val="20"/>
+            <w:szCs w:val="20"/>
+          </w:rPr>
+          <w:t>https://research.google.com/pubs/archive/37755.pdf</w:t>
+        </w:r>
+      </w:hyperlink>
+    </w:p>
+    <w:p>
+      <w:pPr>
+        <w:widowControl/>
+        <w:numPr>
+          <w:ilvl w:val="0"/>
+          <w:numId w:val="33"/>
+        </w:numPr>
+        <w:spacing w:after="160" w:line="278" w:lineRule="auto"/>
+        <w:rPr>
+          <w:rFonts w:ascii="Times New Roman" w:hAnsi="Times New Roman" w:cs="Times New Roman"/>
+          <w:sz w:val="20"/>
+          <w:szCs w:val="20"/>
+        </w:rPr>
+      </w:pPr>
+      <w:r>
+        <w:rPr>
+          <w:rFonts w:ascii="Times New Roman" w:hAnsi="Times New Roman" w:cs="Times New Roman"/>
+          <w:sz w:val="20"/>
+          <w:szCs w:val="20"/>
+        </w:rPr>
+        <w:t xml:space="preserve">Besker, T., Martini, A., &amp; Bosch, J. (2018). Technical debt cripples software developer productivity: A longitudinal study on developers’ daily software development work. In </w:t>
+      </w:r>
+      <w:r>
+        <w:rPr>
+          <w:rFonts w:ascii="Times New Roman" w:hAnsi="Times New Roman" w:cs="Times New Roman"/>
+          <w:i/>
+          <w:iCs/>
+          <w:sz w:val="20"/>
+          <w:szCs w:val="20"/>
+        </w:rPr>
+        <w:t>Proceedings of the 2018 International Conference on Technical Debt</w:t>
+      </w:r>
+      <w:r>
+        <w:rPr>
+          <w:rFonts w:ascii="Times New Roman" w:hAnsi="Times New Roman" w:cs="Times New Roman"/>
+          <w:sz w:val="20"/>
+          <w:szCs w:val="20"/>
+        </w:rPr>
+        <w:t xml:space="preserve"> (pp. 105-114).</w:t>
+      </w:r>
+      <w:r>
+        <w:rPr>
+          <w:rFonts w:ascii="Times New Roman" w:hAnsi="Times New Roman" w:cs="Times New Roman"/>
+          <w:sz w:val="20"/>
+          <w:szCs w:val="20"/>
+        </w:rPr>
+        <w:br/>
+      </w:r>
+      <w:hyperlink r:id="rId17" w:history="1">
+        <w:r>
+          <w:rPr>
+            <w:rStyle w:val="Hyperlink"/>
+            <w:rFonts w:ascii="Times New Roman" w:hAnsi="Times New Roman" w:cs="Times New Roman"/>
+            <w:sz w:val="20"/>
+            <w:szCs w:val="20"/>
+          </w:rPr>
+          <w:t>https://www.researchgate.net/profile/Terese-Besker/publication/325790190_Technical_Debt_Cripples_Software_Developer_Productivity_-_A_longitudinal_study_on_developers'_daily_software_development_work/links/5b23e3e8458515270fd0ddb9/Technical-Debt-Cripples-Software-Developer-Productivity-A-longitudinal-study-on-developers-daily-software-development-work.pdf</w:t>
+        </w:r>
+      </w:hyperlink>
+    </w:p>
+    <w:p>
+      <w:pPr>
+        <w:widowControl/>
+        <w:numPr>
+          <w:ilvl w:val="0"/>
+          <w:numId w:val="33"/>
+        </w:numPr>
+        <w:spacing w:after="160" w:line="278" w:lineRule="auto"/>
+        <w:rPr>
+          <w:rFonts w:ascii="Times New Roman" w:hAnsi="Times New Roman" w:cs="Times New Roman"/>
+          <w:sz w:val="20"/>
+          <w:szCs w:val="20"/>
+        </w:rPr>
+      </w:pPr>
+      <w:r>
+        <w:rPr>
+          <w:rFonts w:ascii="Times New Roman" w:hAnsi="Times New Roman" w:cs="Times New Roman"/>
+          <w:sz w:val="20"/>
+          <w:szCs w:val="20"/>
+        </w:rPr>
+        <w:t xml:space="preserve">MacCormack, A., &amp; Sturtevant, D. J. (2016). Technical debt and system architecture: The impact of coupling on defect-related activity. </w:t>
+      </w:r>
+      <w:r>
+        <w:rPr>
+          <w:rFonts w:ascii="Times New Roman" w:hAnsi="Times New Roman" w:cs="Times New Roman"/>
+          <w:i/>
+          <w:iCs/>
+          <w:sz w:val="20"/>
+          <w:szCs w:val="20"/>
+        </w:rPr>
+        <w:t>Journal of Systems and Software</w:t>
+      </w:r>
+      <w:r>
+        <w:rPr>
+          <w:rFonts w:ascii="Times New Roman" w:hAnsi="Times New Roman" w:cs="Times New Roman"/>
+          <w:sz w:val="20"/>
+          <w:szCs w:val="20"/>
+        </w:rPr>
+        <w:t>, 120, 170-182.</w:t>
+      </w:r>
+      <w:r>
+        <w:rPr>
+          <w:rFonts w:ascii="Times New Roman" w:hAnsi="Times New Roman" w:cs="Times New Roman"/>
+          <w:sz w:val="20"/>
+          <w:szCs w:val="20"/>
+        </w:rPr>
+        <w:br/>
+      </w:r>
+      <w:hyperlink r:id="rId18" w:history="1">
+        <w:r>
+          <w:rPr>
+            <w:rStyle w:val="Hyperlink"/>
+            <w:rFonts w:ascii="Times New Roman" w:hAnsi="Times New Roman" w:cs="Times New Roman"/>
+            <w:sz w:val="20"/>
+            <w:szCs w:val="20"/>
+          </w:rPr>
+          <w:t>https://www.hbs.edu/ris/Publication%20Files/2016-JSS%20Technical%20Debt_d793c712-5160-4aa9-8761-781b444cc75f.pdf</w:t>
+        </w:r>
+      </w:hyperlink>
+    </w:p>
+    <w:p>
+      <w:pPr>
+        <w:widowControl/>
+        <w:numPr>
+          <w:ilvl w:val="0"/>
+          <w:numId w:val="33"/>
+        </w:numPr>
+        <w:spacing w:after="160" w:line="278" w:lineRule="auto"/>
+        <w:rPr>
+          <w:rFonts w:ascii="Times New Roman" w:hAnsi="Times New Roman" w:cs="Times New Roman"/>
+          <w:sz w:val="20"/>
+          <w:szCs w:val="20"/>
+        </w:rPr>
+      </w:pPr>
+      <w:r>
+        <w:rPr>
+          <w:rFonts w:ascii="Times New Roman" w:hAnsi="Times New Roman" w:cs="Times New Roman"/>
+          <w:sz w:val="20"/>
+          <w:szCs w:val="20"/>
+        </w:rPr>
+        <w:t xml:space="preserve">Besker, T., Ghanbari, H., Martini, A., &amp; Bosch, J. (2020). The influence of Technical Debt on software developer morale. </w:t>
+      </w:r>
+      <w:r>
+        <w:rPr>
+          <w:rFonts w:ascii="Times New Roman" w:hAnsi="Times New Roman" w:cs="Times New Roman"/>
+          <w:i/>
+          <w:iCs/>
+          <w:sz w:val="20"/>
+          <w:szCs w:val="20"/>
+        </w:rPr>
+        <w:t>Journal of Systems and Software</w:t>
+      </w:r>
+      <w:r>
+        <w:rPr>
+          <w:rFonts w:ascii="Times New Roman" w:hAnsi="Times New Roman" w:cs="Times New Roman"/>
+          <w:sz w:val="20"/>
+          <w:szCs w:val="20"/>
+        </w:rPr>
+        <w:t>, 167, 110586.</w:t>
+      </w:r>
+      <w:r>
+        <w:rPr>
+          <w:rFonts w:ascii="Times New Roman" w:hAnsi="Times New Roman" w:cs="Times New Roman"/>
+          <w:sz w:val="20"/>
+          <w:szCs w:val="20"/>
+        </w:rPr>
+        <w:br/>
+      </w:r>
+      <w:hyperlink r:id="rId19" w:history="1">
+        <w:r>
+          <w:rPr>
+            <w:rStyle w:val="Hyperlink"/>
+            <w:rFonts w:ascii="Times New Roman" w:hAnsi="Times New Roman" w:cs="Times New Roman"/>
+            <w:sz w:val="20"/>
+            <w:szCs w:val="20"/>
+          </w:rPr>
+          <w:t>https://www.mn.uio.no/ifi/english/people/aca/antonima/papers/DeveloperMorale.pdf</w:t>
+        </w:r>
+      </w:hyperlink>
+    </w:p>
+    <w:p>
+      <w:pPr>
+        <w:widowControl/>
+        <w:numPr>
+          <w:ilvl w:val="0"/>
+          <w:numId w:val="33"/>
+        </w:numPr>
+        <w:spacing w:after="160" w:line="278" w:lineRule="auto"/>
+        <w:rPr>
+          <w:rFonts w:ascii="Times New Roman" w:hAnsi="Times New Roman" w:cs="Times New Roman"/>
+          <w:sz w:val="20"/>
+          <w:szCs w:val="20"/>
+        </w:rPr>
+      </w:pPr>
+      <w:r>
+        <w:rPr>
+          <w:rFonts w:ascii="Times New Roman" w:hAnsi="Times New Roman" w:cs="Times New Roman"/>
+          <w:sz w:val="20"/>
+          <w:szCs w:val="20"/>
+        </w:rPr>
+        <w:t xml:space="preserve">Li, Z., Avgeriou, P., &amp; Liang, P. (2015). A systematic mapping study on technical debt and its management. </w:t>
+      </w:r>
+      <w:r>
+        <w:rPr>
+          <w:rFonts w:ascii="Times New Roman" w:hAnsi="Times New Roman" w:cs="Times New Roman"/>
+          <w:i/>
+          <w:iCs/>
+          <w:sz w:val="20"/>
+          <w:szCs w:val="20"/>
+        </w:rPr>
+        <w:t>Journal of Systems and Software</w:t>
+      </w:r>
+      <w:r>
+        <w:rPr>
+          <w:rFonts w:ascii="Times New Roman" w:hAnsi="Times New Roman" w:cs="Times New Roman"/>
+          <w:sz w:val="20"/>
+          <w:szCs w:val="20"/>
+        </w:rPr>
+        <w:t>, 101, 193-220.</w:t>
+      </w:r>
+      <w:r>
+        <w:rPr>
+          <w:rFonts w:ascii="Times New Roman" w:hAnsi="Times New Roman" w:cs="Times New Roman"/>
+          <w:sz w:val="20"/>
+          <w:szCs w:val="20"/>
+        </w:rPr>
+        <w:br/>
+      </w:r>
+      <w:hyperlink r:id="rId20" w:history="1">
+        <w:r>
+          <w:rPr>
+            <w:rStyle w:val="Hyperlink"/>
+            <w:rFonts w:ascii="Times New Roman" w:hAnsi="Times New Roman" w:cs="Times New Roman"/>
+            <w:sz w:val="20"/>
+            <w:szCs w:val="20"/>
+          </w:rPr>
+          <w:t>https://pure.rug.nl/ws/files/239167347/1_s2.0_S0164121214002854_main.pdf</w:t>
+        </w:r>
+      </w:hyperlink>
+    </w:p>
+    <w:p/>
     <w:p>
       <w:pPr>
         <w:numPr>
@@ -12213,365 +12029,6 @@
           <w:rFonts w:ascii="Times New Roman" w:hAnsi="Times New Roman" w:cs="Times New Roman"/>
         </w:rPr>
       </w:pPr>
-      <w:r>
-        <w:rPr>
-          <w:rFonts w:ascii="Times New Roman" w:eastAsia="Google Sans Text" w:hAnsi="Times New Roman" w:cs="Times New Roman"/>
-          <w:color w:val="1B1C1D"/>
-        </w:rPr>
-        <w:t xml:space="preserve">Alfayez, R., </w:t>
-      </w:r>
-      <w:proofErr w:type="spellStart"/>
-      <w:r>
-        <w:rPr>
-          <w:rFonts w:ascii="Times New Roman" w:eastAsia="Google Sans Text" w:hAnsi="Times New Roman" w:cs="Times New Roman"/>
-          <w:color w:val="1B1C1D"/>
-        </w:rPr>
-        <w:t>Alwehaibi</w:t>
-      </w:r>
-      <w:proofErr w:type="spellEnd"/>
-      <w:r>
-        <w:rPr>
-          <w:rFonts w:ascii="Times New Roman" w:eastAsia="Google Sans Text" w:hAnsi="Times New Roman" w:cs="Times New Roman"/>
-          <w:color w:val="1B1C1D"/>
-        </w:rPr>
-        <w:t>, W., Winn, R., Venson, E., &amp; Boehm, B. (2020). A Systematic Literature Review of Technical Debt Prioritization. In International Conference on Technical Debt (</w:t>
-      </w:r>
-      <w:proofErr w:type="spellStart"/>
-      <w:r>
-        <w:rPr>
-          <w:rFonts w:ascii="Times New Roman" w:eastAsia="Google Sans Text" w:hAnsi="Times New Roman" w:cs="Times New Roman"/>
-          <w:color w:val="1B1C1D"/>
-        </w:rPr>
-        <w:t>TechDebt</w:t>
-      </w:r>
-      <w:proofErr w:type="spellEnd"/>
-      <w:r>
-        <w:rPr>
-          <w:rFonts w:ascii="Times New Roman" w:eastAsia="Google Sans Text" w:hAnsi="Times New Roman" w:cs="Times New Roman"/>
-          <w:color w:val="1B1C1D"/>
-        </w:rPr>
-        <w:t xml:space="preserve"> '20) (pp. 1-10). ACM.</w:t>
-      </w:r>
-    </w:p>
-    <w:p>
-      <w:pPr>
-        <w:numPr>
-          <w:ilvl w:val="0"/>
-          <w:numId w:val="12"/>
-        </w:numPr>
-        <w:pBdr>
-          <w:top w:val="nil"/>
-          <w:left w:val="nil"/>
-          <w:bottom w:val="nil"/>
-          <w:right w:val="nil"/>
-          <w:between w:val="nil"/>
-        </w:pBdr>
-        <w:spacing w:line="275" w:lineRule="auto"/>
-        <w:jc w:val="both"/>
-        <w:rPr>
-          <w:rFonts w:ascii="Times New Roman" w:hAnsi="Times New Roman" w:cs="Times New Roman"/>
-        </w:rPr>
-      </w:pPr>
-      <w:proofErr w:type="spellStart"/>
-      <w:r>
-        <w:rPr>
-          <w:rFonts w:ascii="Times New Roman" w:eastAsia="Google Sans Text" w:hAnsi="Times New Roman" w:cs="Times New Roman"/>
-          <w:color w:val="1B1C1D"/>
-        </w:rPr>
-        <w:t>Besker</w:t>
-      </w:r>
-      <w:proofErr w:type="spellEnd"/>
-      <w:r>
-        <w:rPr>
-          <w:rFonts w:ascii="Times New Roman" w:eastAsia="Google Sans Text" w:hAnsi="Times New Roman" w:cs="Times New Roman"/>
-          <w:color w:val="1B1C1D"/>
-        </w:rPr>
-        <w:t xml:space="preserve">, T., Martini, A., &amp; Bosch, J. (2018). Technical debt </w:t>
-      </w:r>
-      <w:proofErr w:type="gramStart"/>
-      <w:r>
-        <w:rPr>
-          <w:rFonts w:ascii="Times New Roman" w:eastAsia="Google Sans Text" w:hAnsi="Times New Roman" w:cs="Times New Roman"/>
-          <w:color w:val="1B1C1D"/>
-        </w:rPr>
-        <w:t>cripples</w:t>
-      </w:r>
-      <w:proofErr w:type="gramEnd"/>
-      <w:r>
-        <w:rPr>
-          <w:rFonts w:ascii="Times New Roman" w:eastAsia="Google Sans Text" w:hAnsi="Times New Roman" w:cs="Times New Roman"/>
-          <w:color w:val="1B1C1D"/>
-        </w:rPr>
-        <w:t xml:space="preserve"> software developer productivity: A longitudinal study on developers’ daily software development work. In Proceedings of the 2018 International Conference on Technical Debt (pp. 105-114)</w:t>
-      </w:r>
-    </w:p>
-    <w:p>
-      <w:pPr>
-        <w:numPr>
-          <w:ilvl w:val="0"/>
-          <w:numId w:val="12"/>
-        </w:numPr>
-        <w:pBdr>
-          <w:top w:val="nil"/>
-          <w:left w:val="nil"/>
-          <w:bottom w:val="nil"/>
-          <w:right w:val="nil"/>
-          <w:between w:val="nil"/>
-        </w:pBdr>
-        <w:spacing w:line="275" w:lineRule="auto"/>
-        <w:jc w:val="both"/>
-        <w:rPr>
-          <w:rFonts w:ascii="Times New Roman" w:hAnsi="Times New Roman" w:cs="Times New Roman"/>
-        </w:rPr>
-      </w:pPr>
-      <w:proofErr w:type="spellStart"/>
-      <w:r>
-        <w:rPr>
-          <w:rFonts w:ascii="Times New Roman" w:eastAsia="Google Sans Text" w:hAnsi="Times New Roman" w:cs="Times New Roman"/>
-          <w:color w:val="1B1C1D"/>
-        </w:rPr>
-        <w:t>Besker</w:t>
-      </w:r>
-      <w:proofErr w:type="spellEnd"/>
-      <w:r>
-        <w:rPr>
-          <w:rFonts w:ascii="Times New Roman" w:eastAsia="Google Sans Text" w:hAnsi="Times New Roman" w:cs="Times New Roman"/>
-          <w:color w:val="1B1C1D"/>
-        </w:rPr>
-        <w:t>, T., Ghanbari, H., Martini, A., &amp; Bosch, J. (2020). The influence of Technical Debt on software developer morale. Journal of Systems and Software, 167, 110586.</w:t>
-      </w:r>
-    </w:p>
-    <w:p>
-      <w:pPr>
-        <w:numPr>
-          <w:ilvl w:val="0"/>
-          <w:numId w:val="12"/>
-        </w:numPr>
-        <w:pBdr>
-          <w:top w:val="nil"/>
-          <w:left w:val="nil"/>
-          <w:bottom w:val="nil"/>
-          <w:right w:val="nil"/>
-          <w:between w:val="nil"/>
-        </w:pBdr>
-        <w:spacing w:line="275" w:lineRule="auto"/>
-        <w:jc w:val="both"/>
-        <w:rPr>
-          <w:rFonts w:ascii="Times New Roman" w:hAnsi="Times New Roman" w:cs="Times New Roman"/>
-        </w:rPr>
-      </w:pPr>
-      <w:r>
-        <w:rPr>
-          <w:rFonts w:ascii="Times New Roman" w:eastAsia="Google Sans Text" w:hAnsi="Times New Roman" w:cs="Times New Roman"/>
-          <w:color w:val="1B1C1D"/>
-        </w:rPr>
-        <w:t xml:space="preserve">Higo, Y., Matsumoto, Y., Kusumoto, S., &amp; Inoue, K. (2005). Refactoring Effect Estimation based on Complexity Metrics. In Proceedings of the 8th International Workshop on Principles of Software Evolution (IWPSE'05). </w:t>
-      </w:r>
-    </w:p>
-    <w:p>
-      <w:pPr>
-        <w:numPr>
-          <w:ilvl w:val="0"/>
-          <w:numId w:val="12"/>
-        </w:numPr>
-        <w:pBdr>
-          <w:top w:val="nil"/>
-          <w:left w:val="nil"/>
-          <w:bottom w:val="nil"/>
-          <w:right w:val="nil"/>
-          <w:between w:val="nil"/>
-        </w:pBdr>
-        <w:spacing w:line="275" w:lineRule="auto"/>
-        <w:jc w:val="both"/>
-        <w:rPr>
-          <w:rFonts w:ascii="Times New Roman" w:hAnsi="Times New Roman" w:cs="Times New Roman"/>
-        </w:rPr>
-      </w:pPr>
-      <w:r>
-        <w:rPr>
-          <w:rFonts w:ascii="Times New Roman" w:eastAsia="Google Sans Text" w:hAnsi="Times New Roman" w:cs="Times New Roman"/>
-          <w:color w:val="1B1C1D"/>
-        </w:rPr>
-        <w:t>Lenarduzzi, V., Besker, T., Taibi, D., Martini, A., &amp; Fontana, F. A. (2021). A systematic literature review on Technical Debt prioritization: Strategies, processes, factors, and tools. Journal of Systems and Software, 171, 110827</w:t>
-      </w:r>
-      <w:r>
-        <w:rPr>
-          <w:rFonts w:ascii="Times New Roman" w:eastAsia="Google Sans Text" w:hAnsi="Times New Roman" w:cs="Times New Roman"/>
-          <w:color w:val="1B1C1D"/>
-        </w:rPr>
-        <w:t>.</w:t>
-      </w:r>
-    </w:p>
-    <w:p>
-      <w:pPr>
-        <w:numPr>
-          <w:ilvl w:val="0"/>
-          <w:numId w:val="12"/>
-        </w:numPr>
-        <w:pBdr>
-          <w:top w:val="nil"/>
-          <w:left w:val="nil"/>
-          <w:bottom w:val="nil"/>
-          <w:right w:val="nil"/>
-          <w:between w:val="nil"/>
-        </w:pBdr>
-        <w:spacing w:line="275" w:lineRule="auto"/>
-        <w:jc w:val="both"/>
-        <w:rPr>
-          <w:rFonts w:ascii="Times New Roman" w:hAnsi="Times New Roman" w:cs="Times New Roman"/>
-        </w:rPr>
-      </w:pPr>
-      <w:r>
-        <w:rPr>
-          <w:rFonts w:ascii="Times New Roman" w:eastAsia="Google Sans Text" w:hAnsi="Times New Roman" w:cs="Times New Roman"/>
-          <w:color w:val="1B1C1D"/>
-        </w:rPr>
-        <w:t>MacCormack, A., &amp; Sturtevant, D. J. (2016). Technical debt and system architecture: The impact of coupling on defect-related activity. Journal of Systems and Software, 120, 170-182.</w:t>
-      </w:r>
-    </w:p>
-    <w:p>
-      <w:pPr>
-        <w:numPr>
-          <w:ilvl w:val="0"/>
-          <w:numId w:val="12"/>
-        </w:numPr>
-        <w:pBdr>
-          <w:top w:val="nil"/>
-          <w:left w:val="nil"/>
-          <w:bottom w:val="nil"/>
-          <w:right w:val="nil"/>
-          <w:between w:val="nil"/>
-        </w:pBdr>
-        <w:spacing w:line="275" w:lineRule="auto"/>
-        <w:jc w:val="both"/>
-        <w:rPr>
-          <w:rFonts w:ascii="Times New Roman" w:hAnsi="Times New Roman" w:cs="Times New Roman"/>
-        </w:rPr>
-      </w:pPr>
-      <w:r>
-        <w:rPr>
-          <w:rFonts w:ascii="Times New Roman" w:eastAsia="Google Sans Text" w:hAnsi="Times New Roman" w:cs="Times New Roman"/>
-          <w:color w:val="1B1C1D"/>
-        </w:rPr>
-        <w:t xml:space="preserve">Morgenthaler, J. D., Gridnev, M., </w:t>
-      </w:r>
-      <w:proofErr w:type="spellStart"/>
-      <w:r>
-        <w:rPr>
-          <w:rFonts w:ascii="Times New Roman" w:eastAsia="Google Sans Text" w:hAnsi="Times New Roman" w:cs="Times New Roman"/>
-          <w:color w:val="1B1C1D"/>
-        </w:rPr>
-        <w:t>Sauciuc</w:t>
-      </w:r>
-      <w:proofErr w:type="spellEnd"/>
-      <w:r>
-        <w:rPr>
-          <w:rFonts w:ascii="Times New Roman" w:eastAsia="Google Sans Text" w:hAnsi="Times New Roman" w:cs="Times New Roman"/>
-          <w:color w:val="1B1C1D"/>
-        </w:rPr>
-        <w:t>, R., &amp; Bhansali, S. (2012, June). Searching for build debt: Experiences managing technical debt at Google. In Proceedings of the 3rd International Workshop on Managing Technical Debt (MTD) (pp. 1-6). IEEE</w:t>
-      </w:r>
-      <w:r>
-        <w:rPr>
-          <w:rFonts w:ascii="Times New Roman" w:eastAsia="Google Sans Text" w:hAnsi="Times New Roman" w:cs="Times New Roman"/>
-          <w:color w:val="1B1C1D"/>
-        </w:rPr>
-        <w:t>.</w:t>
-      </w:r>
-    </w:p>
-    <w:p>
-      <w:pPr>
-        <w:numPr>
-          <w:ilvl w:val="0"/>
-          <w:numId w:val="12"/>
-        </w:numPr>
-        <w:pBdr>
-          <w:top w:val="nil"/>
-          <w:left w:val="nil"/>
-          <w:bottom w:val="nil"/>
-          <w:right w:val="nil"/>
-          <w:between w:val="nil"/>
-        </w:pBdr>
-        <w:spacing w:line="275" w:lineRule="auto"/>
-        <w:jc w:val="both"/>
-        <w:rPr>
-          <w:rFonts w:ascii="Times New Roman" w:hAnsi="Times New Roman" w:cs="Times New Roman"/>
-        </w:rPr>
-      </w:pPr>
-      <w:r>
-        <w:rPr>
-          <w:rFonts w:ascii="Times New Roman" w:eastAsia="Google Sans Text" w:hAnsi="Times New Roman" w:cs="Times New Roman"/>
-          <w:color w:val="1B1C1D"/>
-        </w:rPr>
-        <w:t xml:space="preserve">Paudel, B., Gonzalez-Huerta, J., Zabardast, E., &amp; </w:t>
-      </w:r>
-      <w:proofErr w:type="spellStart"/>
-      <w:r>
-        <w:rPr>
-          <w:rFonts w:ascii="Times New Roman" w:eastAsia="Google Sans Text" w:hAnsi="Times New Roman" w:cs="Times New Roman"/>
-          <w:color w:val="1B1C1D"/>
-        </w:rPr>
-        <w:t>Klotins</w:t>
-      </w:r>
-      <w:proofErr w:type="spellEnd"/>
-      <w:r>
-        <w:rPr>
-          <w:rFonts w:ascii="Times New Roman" w:eastAsia="Google Sans Text" w:hAnsi="Times New Roman" w:cs="Times New Roman"/>
-          <w:color w:val="1B1C1D"/>
-        </w:rPr>
-        <w:t xml:space="preserve">, E. (2024). Towards Measuring the Impact of Technical Debt on Lead Time: An Industrial Case Study. </w:t>
-      </w:r>
-      <w:proofErr w:type="spellStart"/>
-      <w:r>
-        <w:rPr>
-          <w:rFonts w:ascii="Times New Roman" w:eastAsia="Google Sans Text" w:hAnsi="Times New Roman" w:cs="Times New Roman"/>
-          <w:color w:val="1B1C1D"/>
-        </w:rPr>
-        <w:t>arXiv</w:t>
-      </w:r>
-      <w:proofErr w:type="spellEnd"/>
-      <w:r>
-        <w:rPr>
-          <w:rFonts w:ascii="Times New Roman" w:eastAsia="Google Sans Text" w:hAnsi="Times New Roman" w:cs="Times New Roman"/>
-          <w:color w:val="1B1C1D"/>
-        </w:rPr>
-        <w:t xml:space="preserve"> preprint arXiv:2406.01578.</w:t>
-      </w:r>
-    </w:p>
-    <w:p>
-      <w:pPr>
-        <w:numPr>
-          <w:ilvl w:val="0"/>
-          <w:numId w:val="12"/>
-        </w:numPr>
-        <w:pBdr>
-          <w:top w:val="nil"/>
-          <w:left w:val="nil"/>
-          <w:bottom w:val="nil"/>
-          <w:right w:val="nil"/>
-          <w:between w:val="nil"/>
-        </w:pBdr>
-        <w:spacing w:after="120" w:line="275" w:lineRule="auto"/>
-        <w:jc w:val="both"/>
-        <w:rPr>
-          <w:rFonts w:ascii="Times New Roman" w:hAnsi="Times New Roman" w:cs="Times New Roman"/>
-        </w:rPr>
-      </w:pPr>
-      <w:r>
-        <w:rPr>
-          <w:rFonts w:ascii="Times New Roman" w:eastAsia="Google Sans Text" w:hAnsi="Times New Roman" w:cs="Times New Roman"/>
-          <w:color w:val="1B1C1D"/>
-        </w:rPr>
-        <w:t xml:space="preserve">Seaman, C., &amp; Guo, Y. (2011). Measuring and monitoring technical debt. In 3rd international </w:t>
-      </w:r>
-      <w:r>
-        <w:rPr>
-          <w:rFonts w:ascii="Times New Roman" w:eastAsia="Google Sans Text" w:hAnsi="Times New Roman" w:cs="Times New Roman"/>
-          <w:color w:val="1B1C1D"/>
-        </w:rPr>
-        <w:lastRenderedPageBreak/>
-        <w:t>workshop on managing technical debt (MTD) (pp. 1-7).</w:t>
-      </w:r>
     </w:p>
     <w:sectPr>
       <w:pgSz w:w="12240" w:h="15840"/>
@@ -13470,6 +12927,124 @@
     </w:lvl>
   </w:abstractNum>
   <w:abstractNum w:abstractNumId="4" w15:restartNumberingAfterBreak="0">
+    <w:nsid w:val="0D1627F5"/>
+    <w:multiLevelType w:val="multilevel"/>
+    <w:tmpl w:val="05328CDC"/>
+    <w:lvl w:ilvl="0">
+      <w:start w:val="1"/>
+      <w:numFmt w:val="decimal"/>
+      <w:lvlText w:val="[%1]"/>
+      <w:lvlJc w:val="left"/>
+      <w:pPr>
+        <w:tabs>
+          <w:tab w:val="num" w:pos="720"/>
+        </w:tabs>
+        <w:ind w:left="720" w:hanging="360"/>
+      </w:pPr>
+      <w:rPr>
+        <w:rFonts w:hint="default"/>
+        <w:sz w:val="18"/>
+        <w:szCs w:val="18"/>
+      </w:rPr>
+    </w:lvl>
+    <w:lvl w:ilvl="1" w:tentative="1">
+      <w:start w:val="1"/>
+      <w:numFmt w:val="decimal"/>
+      <w:lvlText w:val="%2."/>
+      <w:lvlJc w:val="left"/>
+      <w:pPr>
+        <w:tabs>
+          <w:tab w:val="num" w:pos="1440"/>
+        </w:tabs>
+        <w:ind w:left="1440" w:hanging="360"/>
+      </w:pPr>
+    </w:lvl>
+    <w:lvl w:ilvl="2" w:tentative="1">
+      <w:start w:val="1"/>
+      <w:numFmt w:val="decimal"/>
+      <w:lvlText w:val="%3."/>
+      <w:lvlJc w:val="left"/>
+      <w:pPr>
+        <w:tabs>
+          <w:tab w:val="num" w:pos="2160"/>
+        </w:tabs>
+        <w:ind w:left="2160" w:hanging="360"/>
+      </w:pPr>
+    </w:lvl>
+    <w:lvl w:ilvl="3" w:tentative="1">
+      <w:start w:val="1"/>
+      <w:numFmt w:val="decimal"/>
+      <w:lvlText w:val="%4."/>
+      <w:lvlJc w:val="left"/>
+      <w:pPr>
+        <w:tabs>
+          <w:tab w:val="num" w:pos="2880"/>
+        </w:tabs>
+        <w:ind w:left="2880" w:hanging="360"/>
+      </w:pPr>
+    </w:lvl>
+    <w:lvl w:ilvl="4" w:tentative="1">
+      <w:start w:val="1"/>
+      <w:numFmt w:val="decimal"/>
+      <w:lvlText w:val="%5."/>
+      <w:lvlJc w:val="left"/>
+      <w:pPr>
+        <w:tabs>
+          <w:tab w:val="num" w:pos="3600"/>
+        </w:tabs>
+        <w:ind w:left="3600" w:hanging="360"/>
+      </w:pPr>
+    </w:lvl>
+    <w:lvl w:ilvl="5" w:tentative="1">
+      <w:start w:val="1"/>
+      <w:numFmt w:val="decimal"/>
+      <w:lvlText w:val="%6."/>
+      <w:lvlJc w:val="left"/>
+      <w:pPr>
+        <w:tabs>
+          <w:tab w:val="num" w:pos="4320"/>
+        </w:tabs>
+        <w:ind w:left="4320" w:hanging="360"/>
+      </w:pPr>
+    </w:lvl>
+    <w:lvl w:ilvl="6" w:tentative="1">
+      <w:start w:val="1"/>
+      <w:numFmt w:val="decimal"/>
+      <w:lvlText w:val="%7."/>
+      <w:lvlJc w:val="left"/>
+      <w:pPr>
+        <w:tabs>
+          <w:tab w:val="num" w:pos="5040"/>
+        </w:tabs>
+        <w:ind w:left="5040" w:hanging="360"/>
+      </w:pPr>
+    </w:lvl>
+    <w:lvl w:ilvl="7" w:tentative="1">
+      <w:start w:val="1"/>
+      <w:numFmt w:val="decimal"/>
+      <w:lvlText w:val="%8."/>
+      <w:lvlJc w:val="left"/>
+      <w:pPr>
+        <w:tabs>
+          <w:tab w:val="num" w:pos="5760"/>
+        </w:tabs>
+        <w:ind w:left="5760" w:hanging="360"/>
+      </w:pPr>
+    </w:lvl>
+    <w:lvl w:ilvl="8" w:tentative="1">
+      <w:start w:val="1"/>
+      <w:numFmt w:val="decimal"/>
+      <w:lvlText w:val="%9."/>
+      <w:lvlJc w:val="left"/>
+      <w:pPr>
+        <w:tabs>
+          <w:tab w:val="num" w:pos="6480"/>
+        </w:tabs>
+        <w:ind w:left="6480" w:hanging="360"/>
+      </w:pPr>
+    </w:lvl>
+  </w:abstractNum>
+  <w:abstractNum w:abstractNumId="5" w15:restartNumberingAfterBreak="0">
     <w:nsid w:val="0D471940"/>
     <w:multiLevelType w:val="multilevel"/>
     <w:tmpl w:val="E4A8B6D0"/>
@@ -13690,7 +13265,7 @@
       </w:rPr>
     </w:lvl>
   </w:abstractNum>
-  <w:abstractNum w:abstractNumId="5" w15:restartNumberingAfterBreak="0">
+  <w:abstractNum w:abstractNumId="6" w15:restartNumberingAfterBreak="0">
     <w:nsid w:val="114C3B5A"/>
     <w:multiLevelType w:val="multilevel"/>
     <w:tmpl w:val="7ACEC36C"/>
@@ -13911,7 +13486,7 @@
       </w:rPr>
     </w:lvl>
   </w:abstractNum>
-  <w:abstractNum w:abstractNumId="6" w15:restartNumberingAfterBreak="0">
+  <w:abstractNum w:abstractNumId="7" w15:restartNumberingAfterBreak="0">
     <w:nsid w:val="12656494"/>
     <w:multiLevelType w:val="multilevel"/>
     <w:tmpl w:val="A3BCCD74"/>
@@ -14132,7 +13707,7 @@
       </w:rPr>
     </w:lvl>
   </w:abstractNum>
-  <w:abstractNum w:abstractNumId="7" w15:restartNumberingAfterBreak="0">
+  <w:abstractNum w:abstractNumId="8" w15:restartNumberingAfterBreak="0">
     <w:nsid w:val="13FF4CE8"/>
     <w:multiLevelType w:val="multilevel"/>
     <w:tmpl w:val="3BA203B4"/>
@@ -14353,7 +13928,7 @@
       </w:rPr>
     </w:lvl>
   </w:abstractNum>
-  <w:abstractNum w:abstractNumId="8" w15:restartNumberingAfterBreak="0">
+  <w:abstractNum w:abstractNumId="9" w15:restartNumberingAfterBreak="0">
     <w:nsid w:val="196853BF"/>
     <w:multiLevelType w:val="multilevel"/>
     <w:tmpl w:val="265044B8"/>
@@ -14502,7 +14077,7 @@
       </w:rPr>
     </w:lvl>
   </w:abstractNum>
-  <w:abstractNum w:abstractNumId="9" w15:restartNumberingAfterBreak="0">
+  <w:abstractNum w:abstractNumId="10" w15:restartNumberingAfterBreak="0">
     <w:nsid w:val="1BC1623A"/>
     <w:multiLevelType w:val="multilevel"/>
     <w:tmpl w:val="435ECE2A"/>
@@ -14723,7 +14298,120 @@
       </w:rPr>
     </w:lvl>
   </w:abstractNum>
-  <w:abstractNum w:abstractNumId="10" w15:restartNumberingAfterBreak="0">
+  <w:abstractNum w:abstractNumId="11" w15:restartNumberingAfterBreak="0">
+    <w:nsid w:val="21B13CB8"/>
+    <w:multiLevelType w:val="hybridMultilevel"/>
+    <w:tmpl w:val="5CA6B1B0"/>
+    <w:lvl w:ilvl="0" w:tplc="04090001">
+      <w:start w:val="1"/>
+      <w:numFmt w:val="bullet"/>
+      <w:lvlText w:val=""/>
+      <w:lvlJc w:val="left"/>
+      <w:pPr>
+        <w:ind w:left="720" w:hanging="360"/>
+      </w:pPr>
+      <w:rPr>
+        <w:rFonts w:ascii="Symbol" w:hAnsi="Symbol" w:hint="default"/>
+      </w:rPr>
+    </w:lvl>
+    <w:lvl w:ilvl="1" w:tplc="04090003" w:tentative="1">
+      <w:start w:val="1"/>
+      <w:numFmt w:val="bullet"/>
+      <w:lvlText w:val="o"/>
+      <w:lvlJc w:val="left"/>
+      <w:pPr>
+        <w:ind w:left="1440" w:hanging="360"/>
+      </w:pPr>
+      <w:rPr>
+        <w:rFonts w:ascii="Courier New" w:hAnsi="Courier New" w:cs="Courier New" w:hint="default"/>
+      </w:rPr>
+    </w:lvl>
+    <w:lvl w:ilvl="2" w:tplc="04090005" w:tentative="1">
+      <w:start w:val="1"/>
+      <w:numFmt w:val="bullet"/>
+      <w:lvlText w:val=""/>
+      <w:lvlJc w:val="left"/>
+      <w:pPr>
+        <w:ind w:left="2160" w:hanging="360"/>
+      </w:pPr>
+      <w:rPr>
+        <w:rFonts w:ascii="Wingdings" w:hAnsi="Wingdings" w:hint="default"/>
+      </w:rPr>
+    </w:lvl>
+    <w:lvl w:ilvl="3" w:tplc="04090001" w:tentative="1">
+      <w:start w:val="1"/>
+      <w:numFmt w:val="bullet"/>
+      <w:lvlText w:val=""/>
+      <w:lvlJc w:val="left"/>
+      <w:pPr>
+        <w:ind w:left="2880" w:hanging="360"/>
+      </w:pPr>
+      <w:rPr>
+        <w:rFonts w:ascii="Symbol" w:hAnsi="Symbol" w:hint="default"/>
+      </w:rPr>
+    </w:lvl>
+    <w:lvl w:ilvl="4" w:tplc="04090003" w:tentative="1">
+      <w:start w:val="1"/>
+      <w:numFmt w:val="bullet"/>
+      <w:lvlText w:val="o"/>
+      <w:lvlJc w:val="left"/>
+      <w:pPr>
+        <w:ind w:left="3600" w:hanging="360"/>
+      </w:pPr>
+      <w:rPr>
+        <w:rFonts w:ascii="Courier New" w:hAnsi="Courier New" w:cs="Courier New" w:hint="default"/>
+      </w:rPr>
+    </w:lvl>
+    <w:lvl w:ilvl="5" w:tplc="04090005" w:tentative="1">
+      <w:start w:val="1"/>
+      <w:numFmt w:val="bullet"/>
+      <w:lvlText w:val=""/>
+      <w:lvlJc w:val="left"/>
+      <w:pPr>
+        <w:ind w:left="4320" w:hanging="360"/>
+      </w:pPr>
+      <w:rPr>
+        <w:rFonts w:ascii="Wingdings" w:hAnsi="Wingdings" w:hint="default"/>
+      </w:rPr>
+    </w:lvl>
+    <w:lvl w:ilvl="6" w:tplc="04090001" w:tentative="1">
+      <w:start w:val="1"/>
+      <w:numFmt w:val="bullet"/>
+      <w:lvlText w:val=""/>
+      <w:lvlJc w:val="left"/>
+      <w:pPr>
+        <w:ind w:left="5040" w:hanging="360"/>
+      </w:pPr>
+      <w:rPr>
+        <w:rFonts w:ascii="Symbol" w:hAnsi="Symbol" w:hint="default"/>
+      </w:rPr>
+    </w:lvl>
+    <w:lvl w:ilvl="7" w:tplc="04090003" w:tentative="1">
+      <w:start w:val="1"/>
+      <w:numFmt w:val="bullet"/>
+      <w:lvlText w:val="o"/>
+      <w:lvlJc w:val="left"/>
+      <w:pPr>
+        <w:ind w:left="5760" w:hanging="360"/>
+      </w:pPr>
+      <w:rPr>
+        <w:rFonts w:ascii="Courier New" w:hAnsi="Courier New" w:cs="Courier New" w:hint="default"/>
+      </w:rPr>
+    </w:lvl>
+    <w:lvl w:ilvl="8" w:tplc="04090005" w:tentative="1">
+      <w:start w:val="1"/>
+      <w:numFmt w:val="bullet"/>
+      <w:lvlText w:val=""/>
+      <w:lvlJc w:val="left"/>
+      <w:pPr>
+        <w:ind w:left="6480" w:hanging="360"/>
+      </w:pPr>
+      <w:rPr>
+        <w:rFonts w:ascii="Wingdings" w:hAnsi="Wingdings" w:hint="default"/>
+      </w:rPr>
+    </w:lvl>
+  </w:abstractNum>
+  <w:abstractNum w:abstractNumId="12" w15:restartNumberingAfterBreak="0">
     <w:nsid w:val="224A3194"/>
     <w:multiLevelType w:val="multilevel"/>
     <w:tmpl w:val="89863C92"/>
@@ -14944,7 +14632,7 @@
       </w:rPr>
     </w:lvl>
   </w:abstractNum>
-  <w:abstractNum w:abstractNumId="11" w15:restartNumberingAfterBreak="0">
+  <w:abstractNum w:abstractNumId="13" w15:restartNumberingAfterBreak="0">
     <w:nsid w:val="240161B2"/>
     <w:multiLevelType w:val="multilevel"/>
     <w:tmpl w:val="8392EE44"/>
@@ -15165,7 +14853,7 @@
       </w:rPr>
     </w:lvl>
   </w:abstractNum>
-  <w:abstractNum w:abstractNumId="12" w15:restartNumberingAfterBreak="0">
+  <w:abstractNum w:abstractNumId="14" w15:restartNumberingAfterBreak="0">
     <w:nsid w:val="30AD074C"/>
     <w:multiLevelType w:val="multilevel"/>
     <w:tmpl w:val="3A4E143C"/>
@@ -15386,7 +15074,7 @@
       </w:rPr>
     </w:lvl>
   </w:abstractNum>
-  <w:abstractNum w:abstractNumId="13" w15:restartNumberingAfterBreak="0">
+  <w:abstractNum w:abstractNumId="15" w15:restartNumberingAfterBreak="0">
     <w:nsid w:val="32EA67E7"/>
     <w:multiLevelType w:val="multilevel"/>
     <w:tmpl w:val="97308464"/>
@@ -15607,7 +15295,156 @@
       </w:rPr>
     </w:lvl>
   </w:abstractNum>
-  <w:abstractNum w:abstractNumId="14" w15:restartNumberingAfterBreak="0">
+  <w:abstractNum w:abstractNumId="16" w15:restartNumberingAfterBreak="0">
+    <w:nsid w:val="337974E7"/>
+    <w:multiLevelType w:val="multilevel"/>
+    <w:tmpl w:val="05BA202C"/>
+    <w:lvl w:ilvl="0">
+      <w:start w:val="1"/>
+      <w:numFmt w:val="bullet"/>
+      <w:lvlText w:val=""/>
+      <w:lvlJc w:val="left"/>
+      <w:pPr>
+        <w:tabs>
+          <w:tab w:val="num" w:pos="720"/>
+        </w:tabs>
+        <w:ind w:left="720" w:hanging="360"/>
+      </w:pPr>
+      <w:rPr>
+        <w:rFonts w:ascii="Symbol" w:hAnsi="Symbol" w:hint="default"/>
+        <w:sz w:val="20"/>
+      </w:rPr>
+    </w:lvl>
+    <w:lvl w:ilvl="1" w:tentative="1">
+      <w:start w:val="1"/>
+      <w:numFmt w:val="bullet"/>
+      <w:lvlText w:val="o"/>
+      <w:lvlJc w:val="left"/>
+      <w:pPr>
+        <w:tabs>
+          <w:tab w:val="num" w:pos="1440"/>
+        </w:tabs>
+        <w:ind w:left="1440" w:hanging="360"/>
+      </w:pPr>
+      <w:rPr>
+        <w:rFonts w:ascii="Courier New" w:hAnsi="Courier New" w:hint="default"/>
+        <w:sz w:val="20"/>
+      </w:rPr>
+    </w:lvl>
+    <w:lvl w:ilvl="2" w:tentative="1">
+      <w:start w:val="1"/>
+      <w:numFmt w:val="bullet"/>
+      <w:lvlText w:val=""/>
+      <w:lvlJc w:val="left"/>
+      <w:pPr>
+        <w:tabs>
+          <w:tab w:val="num" w:pos="2160"/>
+        </w:tabs>
+        <w:ind w:left="2160" w:hanging="360"/>
+      </w:pPr>
+      <w:rPr>
+        <w:rFonts w:ascii="Wingdings" w:hAnsi="Wingdings" w:hint="default"/>
+        <w:sz w:val="20"/>
+      </w:rPr>
+    </w:lvl>
+    <w:lvl w:ilvl="3" w:tentative="1">
+      <w:start w:val="1"/>
+      <w:numFmt w:val="bullet"/>
+      <w:lvlText w:val=""/>
+      <w:lvlJc w:val="left"/>
+      <w:pPr>
+        <w:tabs>
+          <w:tab w:val="num" w:pos="2880"/>
+        </w:tabs>
+        <w:ind w:left="2880" w:hanging="360"/>
+      </w:pPr>
+      <w:rPr>
+        <w:rFonts w:ascii="Wingdings" w:hAnsi="Wingdings" w:hint="default"/>
+        <w:sz w:val="20"/>
+      </w:rPr>
+    </w:lvl>
+    <w:lvl w:ilvl="4" w:tentative="1">
+      <w:start w:val="1"/>
+      <w:numFmt w:val="bullet"/>
+      <w:lvlText w:val=""/>
+      <w:lvlJc w:val="left"/>
+      <w:pPr>
+        <w:tabs>
+          <w:tab w:val="num" w:pos="3600"/>
+        </w:tabs>
+        <w:ind w:left="3600" w:hanging="360"/>
+      </w:pPr>
+      <w:rPr>
+        <w:rFonts w:ascii="Wingdings" w:hAnsi="Wingdings" w:hint="default"/>
+        <w:sz w:val="20"/>
+      </w:rPr>
+    </w:lvl>
+    <w:lvl w:ilvl="5" w:tentative="1">
+      <w:start w:val="1"/>
+      <w:numFmt w:val="bullet"/>
+      <w:lvlText w:val=""/>
+      <w:lvlJc w:val="left"/>
+      <w:pPr>
+        <w:tabs>
+          <w:tab w:val="num" w:pos="4320"/>
+        </w:tabs>
+        <w:ind w:left="4320" w:hanging="360"/>
+      </w:pPr>
+      <w:rPr>
+        <w:rFonts w:ascii="Wingdings" w:hAnsi="Wingdings" w:hint="default"/>
+        <w:sz w:val="20"/>
+      </w:rPr>
+    </w:lvl>
+    <w:lvl w:ilvl="6" w:tentative="1">
+      <w:start w:val="1"/>
+      <w:numFmt w:val="bullet"/>
+      <w:lvlText w:val=""/>
+      <w:lvlJc w:val="left"/>
+      <w:pPr>
+        <w:tabs>
+          <w:tab w:val="num" w:pos="5040"/>
+        </w:tabs>
+        <w:ind w:left="5040" w:hanging="360"/>
+      </w:pPr>
+      <w:rPr>
+        <w:rFonts w:ascii="Wingdings" w:hAnsi="Wingdings" w:hint="default"/>
+        <w:sz w:val="20"/>
+      </w:rPr>
+    </w:lvl>
+    <w:lvl w:ilvl="7" w:tentative="1">
+      <w:start w:val="1"/>
+      <w:numFmt w:val="bullet"/>
+      <w:lvlText w:val=""/>
+      <w:lvlJc w:val="left"/>
+      <w:pPr>
+        <w:tabs>
+          <w:tab w:val="num" w:pos="5760"/>
+        </w:tabs>
+        <w:ind w:left="5760" w:hanging="360"/>
+      </w:pPr>
+      <w:rPr>
+        <w:rFonts w:ascii="Wingdings" w:hAnsi="Wingdings" w:hint="default"/>
+        <w:sz w:val="20"/>
+      </w:rPr>
+    </w:lvl>
+    <w:lvl w:ilvl="8" w:tentative="1">
+      <w:start w:val="1"/>
+      <w:numFmt w:val="bullet"/>
+      <w:lvlText w:val=""/>
+      <w:lvlJc w:val="left"/>
+      <w:pPr>
+        <w:tabs>
+          <w:tab w:val="num" w:pos="6480"/>
+        </w:tabs>
+        <w:ind w:left="6480" w:hanging="360"/>
+      </w:pPr>
+      <w:rPr>
+        <w:rFonts w:ascii="Wingdings" w:hAnsi="Wingdings" w:hint="default"/>
+        <w:sz w:val="20"/>
+      </w:rPr>
+    </w:lvl>
+  </w:abstractNum>
+  <w:abstractNum w:abstractNumId="17" w15:restartNumberingAfterBreak="0">
     <w:nsid w:val="343F0DF5"/>
     <w:multiLevelType w:val="multilevel"/>
     <w:tmpl w:val="46407EEC"/>
@@ -15828,7 +15665,7 @@
       </w:rPr>
     </w:lvl>
   </w:abstractNum>
-  <w:abstractNum w:abstractNumId="15" w15:restartNumberingAfterBreak="0">
+  <w:abstractNum w:abstractNumId="18" w15:restartNumberingAfterBreak="0">
     <w:nsid w:val="37336968"/>
     <w:multiLevelType w:val="multilevel"/>
     <w:tmpl w:val="0542071E"/>
@@ -16049,7 +15886,7 @@
       </w:rPr>
     </w:lvl>
   </w:abstractNum>
-  <w:abstractNum w:abstractNumId="16" w15:restartNumberingAfterBreak="0">
+  <w:abstractNum w:abstractNumId="19" w15:restartNumberingAfterBreak="0">
     <w:nsid w:val="3D5D4A0C"/>
     <w:multiLevelType w:val="multilevel"/>
     <w:tmpl w:val="EAEE6888"/>
@@ -16270,7 +16107,7 @@
       </w:rPr>
     </w:lvl>
   </w:abstractNum>
-  <w:abstractNum w:abstractNumId="17" w15:restartNumberingAfterBreak="0">
+  <w:abstractNum w:abstractNumId="20" w15:restartNumberingAfterBreak="0">
     <w:nsid w:val="48E776EF"/>
     <w:multiLevelType w:val="multilevel"/>
     <w:tmpl w:val="DCA8AB46"/>
@@ -16491,7 +16328,7 @@
       </w:rPr>
     </w:lvl>
   </w:abstractNum>
-  <w:abstractNum w:abstractNumId="18" w15:restartNumberingAfterBreak="0">
+  <w:abstractNum w:abstractNumId="21" w15:restartNumberingAfterBreak="0">
     <w:nsid w:val="4904723E"/>
     <w:multiLevelType w:val="multilevel"/>
     <w:tmpl w:val="14402FC6"/>
@@ -16712,7 +16549,7 @@
       </w:rPr>
     </w:lvl>
   </w:abstractNum>
-  <w:abstractNum w:abstractNumId="19" w15:restartNumberingAfterBreak="0">
+  <w:abstractNum w:abstractNumId="22" w15:restartNumberingAfterBreak="0">
     <w:nsid w:val="49D82395"/>
     <w:multiLevelType w:val="multilevel"/>
     <w:tmpl w:val="9E72F660"/>
@@ -16933,7 +16770,7 @@
       </w:rPr>
     </w:lvl>
   </w:abstractNum>
-  <w:abstractNum w:abstractNumId="20" w15:restartNumberingAfterBreak="0">
+  <w:abstractNum w:abstractNumId="23" w15:restartNumberingAfterBreak="0">
     <w:nsid w:val="4E7C26F3"/>
     <w:multiLevelType w:val="multilevel"/>
     <w:tmpl w:val="E1D67114"/>
@@ -17154,7 +16991,7 @@
       </w:rPr>
     </w:lvl>
   </w:abstractNum>
-  <w:abstractNum w:abstractNumId="21" w15:restartNumberingAfterBreak="0">
+  <w:abstractNum w:abstractNumId="24" w15:restartNumberingAfterBreak="0">
     <w:nsid w:val="4E9B44E4"/>
     <w:multiLevelType w:val="multilevel"/>
     <w:tmpl w:val="236C6414"/>
@@ -17375,7 +17212,7 @@
       </w:rPr>
     </w:lvl>
   </w:abstractNum>
-  <w:abstractNum w:abstractNumId="22" w15:restartNumberingAfterBreak="0">
+  <w:abstractNum w:abstractNumId="25" w15:restartNumberingAfterBreak="0">
     <w:nsid w:val="56887464"/>
     <w:multiLevelType w:val="multilevel"/>
     <w:tmpl w:val="D26AD108"/>
@@ -17596,7 +17433,7 @@
       </w:rPr>
     </w:lvl>
   </w:abstractNum>
-  <w:abstractNum w:abstractNumId="23" w15:restartNumberingAfterBreak="0">
+  <w:abstractNum w:abstractNumId="26" w15:restartNumberingAfterBreak="0">
     <w:nsid w:val="5E9C6443"/>
     <w:multiLevelType w:val="multilevel"/>
     <w:tmpl w:val="74E61174"/>
@@ -17817,7 +17654,7 @@
       </w:rPr>
     </w:lvl>
   </w:abstractNum>
-  <w:abstractNum w:abstractNumId="24" w15:restartNumberingAfterBreak="0">
+  <w:abstractNum w:abstractNumId="27" w15:restartNumberingAfterBreak="0">
     <w:nsid w:val="601C4D37"/>
     <w:multiLevelType w:val="multilevel"/>
     <w:tmpl w:val="F1641D26"/>
@@ -18038,7 +17875,7 @@
       </w:rPr>
     </w:lvl>
   </w:abstractNum>
-  <w:abstractNum w:abstractNumId="25" w15:restartNumberingAfterBreak="0">
+  <w:abstractNum w:abstractNumId="28" w15:restartNumberingAfterBreak="0">
     <w:nsid w:val="61B52F94"/>
     <w:multiLevelType w:val="multilevel"/>
     <w:tmpl w:val="FB8EFF0E"/>
@@ -18259,7 +18096,272 @@
       </w:rPr>
     </w:lvl>
   </w:abstractNum>
-  <w:abstractNum w:abstractNumId="26" w15:restartNumberingAfterBreak="0">
+  <w:abstractNum w:abstractNumId="29" w15:restartNumberingAfterBreak="0">
+    <w:nsid w:val="63E21DD5"/>
+    <w:multiLevelType w:val="multilevel"/>
+    <w:tmpl w:val="3A04F83C"/>
+    <w:lvl w:ilvl="0">
+      <w:start w:val="1"/>
+      <w:numFmt w:val="decimal"/>
+      <w:lvlText w:val="RQ%1."/>
+      <w:lvlJc w:val="left"/>
+      <w:pPr>
+        <w:tabs>
+          <w:tab w:val="num" w:pos="360"/>
+        </w:tabs>
+        <w:ind w:left="360" w:hanging="360"/>
+      </w:pPr>
+      <w:rPr>
+        <w:rFonts w:hint="default"/>
+      </w:rPr>
+    </w:lvl>
+    <w:lvl w:ilvl="1" w:tentative="1">
+      <w:start w:val="1"/>
+      <w:numFmt w:val="decimal"/>
+      <w:lvlText w:val="%2."/>
+      <w:lvlJc w:val="left"/>
+      <w:pPr>
+        <w:tabs>
+          <w:tab w:val="num" w:pos="1080"/>
+        </w:tabs>
+        <w:ind w:left="1080" w:hanging="360"/>
+      </w:pPr>
+    </w:lvl>
+    <w:lvl w:ilvl="2" w:tentative="1">
+      <w:start w:val="1"/>
+      <w:numFmt w:val="decimal"/>
+      <w:lvlText w:val="%3."/>
+      <w:lvlJc w:val="left"/>
+      <w:pPr>
+        <w:tabs>
+          <w:tab w:val="num" w:pos="1800"/>
+        </w:tabs>
+        <w:ind w:left="1800" w:hanging="360"/>
+      </w:pPr>
+    </w:lvl>
+    <w:lvl w:ilvl="3" w:tentative="1">
+      <w:start w:val="1"/>
+      <w:numFmt w:val="decimal"/>
+      <w:lvlText w:val="%4."/>
+      <w:lvlJc w:val="left"/>
+      <w:pPr>
+        <w:tabs>
+          <w:tab w:val="num" w:pos="2520"/>
+        </w:tabs>
+        <w:ind w:left="2520" w:hanging="360"/>
+      </w:pPr>
+    </w:lvl>
+    <w:lvl w:ilvl="4" w:tentative="1">
+      <w:start w:val="1"/>
+      <w:numFmt w:val="decimal"/>
+      <w:lvlText w:val="%5."/>
+      <w:lvlJc w:val="left"/>
+      <w:pPr>
+        <w:tabs>
+          <w:tab w:val="num" w:pos="3240"/>
+        </w:tabs>
+        <w:ind w:left="3240" w:hanging="360"/>
+      </w:pPr>
+    </w:lvl>
+    <w:lvl w:ilvl="5" w:tentative="1">
+      <w:start w:val="1"/>
+      <w:numFmt w:val="decimal"/>
+      <w:lvlText w:val="%6."/>
+      <w:lvlJc w:val="left"/>
+      <w:pPr>
+        <w:tabs>
+          <w:tab w:val="num" w:pos="3960"/>
+        </w:tabs>
+        <w:ind w:left="3960" w:hanging="360"/>
+      </w:pPr>
+    </w:lvl>
+    <w:lvl w:ilvl="6" w:tentative="1">
+      <w:start w:val="1"/>
+      <w:numFmt w:val="decimal"/>
+      <w:lvlText w:val="%7."/>
+      <w:lvlJc w:val="left"/>
+      <w:pPr>
+        <w:tabs>
+          <w:tab w:val="num" w:pos="4680"/>
+        </w:tabs>
+        <w:ind w:left="4680" w:hanging="360"/>
+      </w:pPr>
+    </w:lvl>
+    <w:lvl w:ilvl="7" w:tentative="1">
+      <w:start w:val="1"/>
+      <w:numFmt w:val="decimal"/>
+      <w:lvlText w:val="%8."/>
+      <w:lvlJc w:val="left"/>
+      <w:pPr>
+        <w:tabs>
+          <w:tab w:val="num" w:pos="5400"/>
+        </w:tabs>
+        <w:ind w:left="5400" w:hanging="360"/>
+      </w:pPr>
+    </w:lvl>
+    <w:lvl w:ilvl="8" w:tentative="1">
+      <w:start w:val="1"/>
+      <w:numFmt w:val="decimal"/>
+      <w:lvlText w:val="%9."/>
+      <w:lvlJc w:val="left"/>
+      <w:pPr>
+        <w:tabs>
+          <w:tab w:val="num" w:pos="6120"/>
+        </w:tabs>
+        <w:ind w:left="6120" w:hanging="360"/>
+      </w:pPr>
+    </w:lvl>
+  </w:abstractNum>
+  <w:abstractNum w:abstractNumId="30" w15:restartNumberingAfterBreak="0">
+    <w:nsid w:val="65DC6AAC"/>
+    <w:multiLevelType w:val="multilevel"/>
+    <w:tmpl w:val="0FA6A996"/>
+    <w:lvl w:ilvl="0">
+      <w:start w:val="1"/>
+      <w:numFmt w:val="bullet"/>
+      <w:lvlText w:val=""/>
+      <w:lvlJc w:val="left"/>
+      <w:pPr>
+        <w:tabs>
+          <w:tab w:val="num" w:pos="720"/>
+        </w:tabs>
+        <w:ind w:left="720" w:hanging="360"/>
+      </w:pPr>
+      <w:rPr>
+        <w:rFonts w:ascii="Symbol" w:hAnsi="Symbol" w:hint="default"/>
+        <w:sz w:val="20"/>
+      </w:rPr>
+    </w:lvl>
+    <w:lvl w:ilvl="1" w:tentative="1">
+      <w:start w:val="1"/>
+      <w:numFmt w:val="bullet"/>
+      <w:lvlText w:val="o"/>
+      <w:lvlJc w:val="left"/>
+      <w:pPr>
+        <w:tabs>
+          <w:tab w:val="num" w:pos="1440"/>
+        </w:tabs>
+        <w:ind w:left="1440" w:hanging="360"/>
+      </w:pPr>
+      <w:rPr>
+        <w:rFonts w:ascii="Courier New" w:hAnsi="Courier New" w:hint="default"/>
+        <w:sz w:val="20"/>
+      </w:rPr>
+    </w:lvl>
+    <w:lvl w:ilvl="2" w:tentative="1">
+      <w:start w:val="1"/>
+      <w:numFmt w:val="bullet"/>
+      <w:lvlText w:val=""/>
+      <w:lvlJc w:val="left"/>
+      <w:pPr>
+        <w:tabs>
+          <w:tab w:val="num" w:pos="2160"/>
+        </w:tabs>
+        <w:ind w:left="2160" w:hanging="360"/>
+      </w:pPr>
+      <w:rPr>
+        <w:rFonts w:ascii="Wingdings" w:hAnsi="Wingdings" w:hint="default"/>
+        <w:sz w:val="20"/>
+      </w:rPr>
+    </w:lvl>
+    <w:lvl w:ilvl="3" w:tentative="1">
+      <w:start w:val="1"/>
+      <w:numFmt w:val="bullet"/>
+      <w:lvlText w:val=""/>
+      <w:lvlJc w:val="left"/>
+      <w:pPr>
+        <w:tabs>
+          <w:tab w:val="num" w:pos="2880"/>
+        </w:tabs>
+        <w:ind w:left="2880" w:hanging="360"/>
+      </w:pPr>
+      <w:rPr>
+        <w:rFonts w:ascii="Wingdings" w:hAnsi="Wingdings" w:hint="default"/>
+        <w:sz w:val="20"/>
+      </w:rPr>
+    </w:lvl>
+    <w:lvl w:ilvl="4" w:tentative="1">
+      <w:start w:val="1"/>
+      <w:numFmt w:val="bullet"/>
+      <w:lvlText w:val=""/>
+      <w:lvlJc w:val="left"/>
+      <w:pPr>
+        <w:tabs>
+          <w:tab w:val="num" w:pos="3600"/>
+        </w:tabs>
+        <w:ind w:left="3600" w:hanging="360"/>
+      </w:pPr>
+      <w:rPr>
+        <w:rFonts w:ascii="Wingdings" w:hAnsi="Wingdings" w:hint="default"/>
+        <w:sz w:val="20"/>
+      </w:rPr>
+    </w:lvl>
+    <w:lvl w:ilvl="5" w:tentative="1">
+      <w:start w:val="1"/>
+      <w:numFmt w:val="bullet"/>
+      <w:lvlText w:val=""/>
+      <w:lvlJc w:val="left"/>
+      <w:pPr>
+        <w:tabs>
+          <w:tab w:val="num" w:pos="4320"/>
+        </w:tabs>
+        <w:ind w:left="4320" w:hanging="360"/>
+      </w:pPr>
+      <w:rPr>
+        <w:rFonts w:ascii="Wingdings" w:hAnsi="Wingdings" w:hint="default"/>
+        <w:sz w:val="20"/>
+      </w:rPr>
+    </w:lvl>
+    <w:lvl w:ilvl="6" w:tentative="1">
+      <w:start w:val="1"/>
+      <w:numFmt w:val="bullet"/>
+      <w:lvlText w:val=""/>
+      <w:lvlJc w:val="left"/>
+      <w:pPr>
+        <w:tabs>
+          <w:tab w:val="num" w:pos="5040"/>
+        </w:tabs>
+        <w:ind w:left="5040" w:hanging="360"/>
+      </w:pPr>
+      <w:rPr>
+        <w:rFonts w:ascii="Wingdings" w:hAnsi="Wingdings" w:hint="default"/>
+        <w:sz w:val="20"/>
+      </w:rPr>
+    </w:lvl>
+    <w:lvl w:ilvl="7" w:tentative="1">
+      <w:start w:val="1"/>
+      <w:numFmt w:val="bullet"/>
+      <w:lvlText w:val=""/>
+      <w:lvlJc w:val="left"/>
+      <w:pPr>
+        <w:tabs>
+          <w:tab w:val="num" w:pos="5760"/>
+        </w:tabs>
+        <w:ind w:left="5760" w:hanging="360"/>
+      </w:pPr>
+      <w:rPr>
+        <w:rFonts w:ascii="Wingdings" w:hAnsi="Wingdings" w:hint="default"/>
+        <w:sz w:val="20"/>
+      </w:rPr>
+    </w:lvl>
+    <w:lvl w:ilvl="8" w:tentative="1">
+      <w:start w:val="1"/>
+      <w:numFmt w:val="bullet"/>
+      <w:lvlText w:val=""/>
+      <w:lvlJc w:val="left"/>
+      <w:pPr>
+        <w:tabs>
+          <w:tab w:val="num" w:pos="6480"/>
+        </w:tabs>
+        <w:ind w:left="6480" w:hanging="360"/>
+      </w:pPr>
+      <w:rPr>
+        <w:rFonts w:ascii="Wingdings" w:hAnsi="Wingdings" w:hint="default"/>
+        <w:sz w:val="20"/>
+      </w:rPr>
+    </w:lvl>
+  </w:abstractNum>
+  <w:abstractNum w:abstractNumId="31" w15:restartNumberingAfterBreak="0">
     <w:nsid w:val="67736252"/>
     <w:multiLevelType w:val="multilevel"/>
     <w:tmpl w:val="401A8E86"/>
@@ -18480,7 +18582,7 @@
       </w:rPr>
     </w:lvl>
   </w:abstractNum>
-  <w:abstractNum w:abstractNumId="27" w15:restartNumberingAfterBreak="0">
+  <w:abstractNum w:abstractNumId="32" w15:restartNumberingAfterBreak="0">
     <w:nsid w:val="78023F54"/>
     <w:multiLevelType w:val="multilevel"/>
     <w:tmpl w:val="57667874"/>
@@ -18702,43 +18804,43 @@
     </w:lvl>
   </w:abstractNum>
   <w:num w:numId="1" w16cid:durableId="2121416741">
-    <w:abstractNumId w:val="4"/>
+    <w:abstractNumId w:val="5"/>
   </w:num>
   <w:num w:numId="2" w16cid:durableId="1001277287">
+    <w:abstractNumId w:val="23"/>
+  </w:num>
+  <w:num w:numId="3" w16cid:durableId="947001896">
+    <w:abstractNumId w:val="22"/>
+  </w:num>
+  <w:num w:numId="4" w16cid:durableId="554239743">
+    <w:abstractNumId w:val="12"/>
+  </w:num>
+  <w:num w:numId="5" w16cid:durableId="961494416">
+    <w:abstractNumId w:val="21"/>
+  </w:num>
+  <w:num w:numId="6" w16cid:durableId="1077287196">
     <w:abstractNumId w:val="20"/>
   </w:num>
-  <w:num w:numId="3" w16cid:durableId="947001896">
-    <w:abstractNumId w:val="19"/>
-  </w:num>
-  <w:num w:numId="4" w16cid:durableId="554239743">
-    <w:abstractNumId w:val="10"/>
-  </w:num>
-  <w:num w:numId="5" w16cid:durableId="961494416">
-    <w:abstractNumId w:val="18"/>
-  </w:num>
-  <w:num w:numId="6" w16cid:durableId="1077287196">
-    <w:abstractNumId w:val="17"/>
-  </w:num>
   <w:num w:numId="7" w16cid:durableId="1494493877">
-    <w:abstractNumId w:val="11"/>
+    <w:abstractNumId w:val="13"/>
   </w:num>
   <w:num w:numId="8" w16cid:durableId="1788961372">
-    <w:abstractNumId w:val="21"/>
+    <w:abstractNumId w:val="24"/>
   </w:num>
   <w:num w:numId="9" w16cid:durableId="181091078">
-    <w:abstractNumId w:val="25"/>
+    <w:abstractNumId w:val="28"/>
   </w:num>
   <w:num w:numId="10" w16cid:durableId="715592299">
-    <w:abstractNumId w:val="24"/>
+    <w:abstractNumId w:val="27"/>
   </w:num>
   <w:num w:numId="11" w16cid:durableId="1673483093">
     <w:abstractNumId w:val="3"/>
   </w:num>
   <w:num w:numId="12" w16cid:durableId="1357727863">
-    <w:abstractNumId w:val="27"/>
+    <w:abstractNumId w:val="32"/>
   </w:num>
   <w:num w:numId="13" w16cid:durableId="626735769">
-    <w:abstractNumId w:val="22"/>
+    <w:abstractNumId w:val="25"/>
   </w:num>
   <w:num w:numId="14" w16cid:durableId="1154764534">
     <w:abstractNumId w:val="0"/>
@@ -18747,43 +18849,58 @@
     <w:abstractNumId w:val="2"/>
   </w:num>
   <w:num w:numId="16" w16cid:durableId="1196389231">
-    <w:abstractNumId w:val="16"/>
+    <w:abstractNumId w:val="19"/>
   </w:num>
   <w:num w:numId="17" w16cid:durableId="372927557">
-    <w:abstractNumId w:val="13"/>
+    <w:abstractNumId w:val="15"/>
   </w:num>
   <w:num w:numId="18" w16cid:durableId="1216549444">
     <w:abstractNumId w:val="1"/>
   </w:num>
   <w:num w:numId="19" w16cid:durableId="1298292007">
-    <w:abstractNumId w:val="12"/>
+    <w:abstractNumId w:val="14"/>
   </w:num>
   <w:num w:numId="20" w16cid:durableId="1113093383">
+    <w:abstractNumId w:val="7"/>
+  </w:num>
+  <w:num w:numId="21" w16cid:durableId="1780949582">
+    <w:abstractNumId w:val="8"/>
+  </w:num>
+  <w:num w:numId="22" w16cid:durableId="74592257">
     <w:abstractNumId w:val="6"/>
   </w:num>
-  <w:num w:numId="21" w16cid:durableId="1780949582">
-    <w:abstractNumId w:val="7"/>
-  </w:num>
-  <w:num w:numId="22" w16cid:durableId="74592257">
-    <w:abstractNumId w:val="5"/>
-  </w:num>
   <w:num w:numId="23" w16cid:durableId="1237203368">
-    <w:abstractNumId w:val="14"/>
+    <w:abstractNumId w:val="17"/>
   </w:num>
   <w:num w:numId="24" w16cid:durableId="1769034548">
-    <w:abstractNumId w:val="23"/>
+    <w:abstractNumId w:val="26"/>
   </w:num>
   <w:num w:numId="25" w16cid:durableId="410540688">
-    <w:abstractNumId w:val="15"/>
+    <w:abstractNumId w:val="18"/>
   </w:num>
   <w:num w:numId="26" w16cid:durableId="2096854098">
-    <w:abstractNumId w:val="26"/>
+    <w:abstractNumId w:val="31"/>
   </w:num>
   <w:num w:numId="27" w16cid:durableId="662438110">
+    <w:abstractNumId w:val="10"/>
+  </w:num>
+  <w:num w:numId="28" w16cid:durableId="1530602374">
     <w:abstractNumId w:val="9"/>
   </w:num>
-  <w:num w:numId="28" w16cid:durableId="1530602374">
-    <w:abstractNumId w:val="8"/>
+  <w:num w:numId="29" w16cid:durableId="1366903434">
+    <w:abstractNumId w:val="16"/>
+  </w:num>
+  <w:num w:numId="30" w16cid:durableId="1077173748">
+    <w:abstractNumId w:val="30"/>
+  </w:num>
+  <w:num w:numId="31" w16cid:durableId="1522355462">
+    <w:abstractNumId w:val="11"/>
+  </w:num>
+  <w:num w:numId="32" w16cid:durableId="428359187">
+    <w:abstractNumId w:val="29"/>
+  </w:num>
+  <w:num w:numId="33" w16cid:durableId="1420716346">
+    <w:abstractNumId w:val="4"/>
   </w:num>
 </w:numbering>
 </file>
@@ -19341,7 +19458,6 @@
   <w:style w:type="character" w:default="1" w:styleId="Fontdeparagrafimplicit">
     <w:name w:val="Default Paragraph Font"/>
     <w:uiPriority w:val="1"/>
-    <w:semiHidden/>
     <w:unhideWhenUsed/>
   </w:style>
   <w:style w:type="table" w:default="1" w:styleId="TabelNormal">
@@ -19420,6 +19536,28 @@
       <w:tblStyleRowBandSize w:val="1"/>
       <w:tblStyleColBandSize w:val="1"/>
     </w:tblPr>
+  </w:style>
+  <w:style w:type="paragraph" w:styleId="Listparagraf">
+    <w:name w:val="List Paragraph"/>
+    <w:basedOn w:val="Normal"/>
+    <w:uiPriority w:val="34"/>
+    <w:qFormat/>
+    <w:rsid w:val="00740687"/>
+    <w:pPr>
+      <w:ind w:left="720"/>
+      <w:contextualSpacing/>
+    </w:pPr>
+  </w:style>
+  <w:style w:type="character" w:styleId="Hyperlink">
+    <w:name w:val="Hyperlink"/>
+    <w:basedOn w:val="Fontdeparagrafimplicit"/>
+    <w:uiPriority w:val="99"/>
+    <w:unhideWhenUsed/>
+    <w:rsid w:val="007C6B8C"/>
+    <w:rPr>
+      <w:color w:val="0000FF" w:themeColor="hyperlink"/>
+      <w:u w:val="single"/>
+    </w:rPr>
   </w:style>
 </w:styles>
 </file>
